--- a/dbms_report_v1.docx
+++ b/dbms_report_v1.docx
@@ -151,7 +151,23 @@
           <w:color w:val="444444"/>
           <w:sz w:val="20"/>
         </w:rPr>
-        <w:t>Reg. No: 240905240  |  Roll: CSEC-029</w:t>
+        <w:t xml:space="preserve">Reg. No: </w:t>
+      </w:r>
+      <w:proofErr w:type="gramStart"/>
+      <w:r>
+        <w:rPr>
+          <w:color w:val="444444"/>
+          <w:sz w:val="20"/>
+        </w:rPr>
+        <w:t>240905240  |</w:t>
+      </w:r>
+      <w:proofErr w:type="gramEnd"/>
+      <w:r>
+        <w:rPr>
+          <w:color w:val="444444"/>
+          <w:sz w:val="20"/>
+        </w:rPr>
+        <w:t xml:space="preserve">  Roll: CSEC-029</w:t>
       </w:r>
       <w:r>
         <w:t xml:space="preserve"> </w:t>
@@ -186,7 +202,23 @@
           <w:color w:val="444444"/>
           <w:sz w:val="20"/>
         </w:rPr>
-        <w:t>Reg. No: 240905206  |  Roll: CSEC-025</w:t>
+        <w:t xml:space="preserve">Reg. No: </w:t>
+      </w:r>
+      <w:proofErr w:type="gramStart"/>
+      <w:r>
+        <w:rPr>
+          <w:color w:val="444444"/>
+          <w:sz w:val="20"/>
+        </w:rPr>
+        <w:t>240905206  |</w:t>
+      </w:r>
+      <w:proofErr w:type="gramEnd"/>
+      <w:r>
+        <w:rPr>
+          <w:color w:val="444444"/>
+          <w:sz w:val="20"/>
+        </w:rPr>
+        <w:t xml:space="preserve">  Roll: CSEC-025</w:t>
       </w:r>
       <w:r>
         <w:t xml:space="preserve"> </w:t>
@@ -221,7 +253,23 @@
           <w:color w:val="444444"/>
           <w:sz w:val="20"/>
         </w:rPr>
-        <w:t>Reg. No: 240905198  |  Roll: CSEC-024</w:t>
+        <w:t xml:space="preserve">Reg. No: </w:t>
+      </w:r>
+      <w:proofErr w:type="gramStart"/>
+      <w:r>
+        <w:rPr>
+          <w:color w:val="444444"/>
+          <w:sz w:val="20"/>
+        </w:rPr>
+        <w:t>240905198  |</w:t>
+      </w:r>
+      <w:proofErr w:type="gramEnd"/>
+      <w:r>
+        <w:rPr>
+          <w:color w:val="444444"/>
+          <w:sz w:val="20"/>
+        </w:rPr>
+        <w:t xml:space="preserve">  Roll: CSEC-024</w:t>
       </w:r>
       <w:r>
         <w:t xml:space="preserve"> </w:t>
@@ -5820,6 +5868,66 @@
         <w:ind w:left="-5"/>
       </w:pPr>
       <w:bookmarkStart w:id="1" w:name="_Toc226640485"/>
+    </w:p>
+    <w:p>
+      <w:pPr>
+        <w:pStyle w:val="Heading1"/>
+        <w:ind w:left="-5"/>
+      </w:pPr>
+    </w:p>
+    <w:p>
+      <w:pPr>
+        <w:pStyle w:val="Heading1"/>
+        <w:ind w:left="-5"/>
+      </w:pPr>
+    </w:p>
+    <w:p>
+      <w:pPr>
+        <w:pStyle w:val="Heading1"/>
+        <w:ind w:left="-5"/>
+      </w:pPr>
+    </w:p>
+    <w:p>
+      <w:pPr>
+        <w:pStyle w:val="Heading1"/>
+        <w:ind w:left="-5"/>
+      </w:pPr>
+    </w:p>
+    <w:p>
+      <w:pPr>
+        <w:pStyle w:val="Heading1"/>
+        <w:ind w:left="-5"/>
+      </w:pPr>
+    </w:p>
+    <w:p>
+      <w:pPr>
+        <w:pStyle w:val="Heading1"/>
+        <w:ind w:left="-5"/>
+      </w:pPr>
+    </w:p>
+    <w:p>
+      <w:pPr>
+        <w:pStyle w:val="Heading1"/>
+        <w:ind w:left="-5"/>
+      </w:pPr>
+    </w:p>
+    <w:p>
+      <w:pPr>
+        <w:pStyle w:val="Heading1"/>
+        <w:ind w:left="-5"/>
+      </w:pPr>
+    </w:p>
+    <w:p>
+      <w:pPr>
+        <w:pStyle w:val="Heading1"/>
+        <w:ind w:left="-5"/>
+      </w:pPr>
+    </w:p>
+    <w:p>
+      <w:pPr>
+        <w:pStyle w:val="Heading1"/>
+        <w:ind w:left="-5"/>
+      </w:pPr>
       <w:r>
         <w:t>Abstract</w:t>
       </w:r>
@@ -5884,7 +5992,15 @@
       </w:r>
       <w:proofErr w:type="spellEnd"/>
       <w:r>
-        <w:t xml:space="preserve">, and upload images, all of which are persisted in a normalized SQLite database. </w:t>
+        <w:t xml:space="preserve">, and upload images, all of which </w:t>
+      </w:r>
+      <w:proofErr w:type="gramStart"/>
+      <w:r>
+        <w:t>are persisted</w:t>
+      </w:r>
+      <w:proofErr w:type="gramEnd"/>
+      <w:r>
+        <w:t xml:space="preserve"> in a normalized SQLite database. </w:t>
       </w:r>
     </w:p>
     <w:p>
@@ -5893,7 +6009,6 @@
         <w:ind w:left="-5" w:right="11"/>
       </w:pPr>
       <w:r>
-        <w:lastRenderedPageBreak/>
         <w:t xml:space="preserve">From an academic standpoint, this project was deliberately designed to demonstrate a wide range of Database Management System (DBMS) concepts in a hands-on, practical environment. These include normalized schema design up to Third Normal Form (3NF), enforced referential integrity using foreign key constraints, automated data consistency through SQLite triggers, complex querying using JOINs, CTEs, subqueries, and set operations, as well as explicit transaction control using SAVEPOINTs and ROLLBACK logic. </w:t>
       </w:r>
     </w:p>
@@ -5946,6 +6061,7 @@
       </w:pPr>
       <w:bookmarkStart w:id="2" w:name="_Toc226640486"/>
       <w:r>
+        <w:lastRenderedPageBreak/>
         <w:t>1. Introduction</w:t>
       </w:r>
       <w:bookmarkEnd w:id="2"/>
@@ -6007,7 +6123,15 @@
       </w:r>
       <w:proofErr w:type="spellEnd"/>
       <w:r>
-        <w:t xml:space="preserve"> of the experience, and then layer structured review and categorization data on top of it. Rather than a flat list of places, users get to interact with a live map, click on markers, and immediately see ratings, reviews, and images for each location. </w:t>
+        <w:t xml:space="preserve"> of the </w:t>
+      </w:r>
+      <w:proofErr w:type="gramStart"/>
+      <w:r>
+        <w:t>experience, and</w:t>
+      </w:r>
+      <w:proofErr w:type="gramEnd"/>
+      <w:r>
+        <w:t xml:space="preserve"> then layer structured review and categorization data on top of it. Rather than a flat list of places, users get to interact with a live map, click on markers, and immediately see ratings, reviews, and images for each location. </w:t>
       </w:r>
     </w:p>
     <w:p>
@@ -6065,7 +6189,6 @@
       </w:pPr>
       <w:bookmarkStart w:id="5" w:name="_Toc226640489"/>
       <w:r>
-        <w:lastRenderedPageBreak/>
         <w:t>1.3 Scope of the Report</w:t>
       </w:r>
       <w:bookmarkEnd w:id="5"/>
@@ -6128,6 +6251,7 @@
         <w:ind w:left="-5" w:right="11"/>
       </w:pPr>
       <w:r>
+        <w:lastRenderedPageBreak/>
         <w:t xml:space="preserve">More specifically, the following problems exist: </w:t>
       </w:r>
     </w:p>
@@ -6232,7 +6356,15 @@
         <w:ind w:left="-5" w:right="11"/>
       </w:pPr>
       <w:r>
-        <w:t xml:space="preserve">The Manipal Location and Review Management System directly addresses each of these problems by providing a map-first interface backed by a normalized SQLite database. It enforces data integrity through constraints and triggers, supports comprehensive CRUD operations, and maintains audit logs for all critical data changes. </w:t>
+        <w:t xml:space="preserve">The Manipal Location and Review Management System directly </w:t>
+      </w:r>
+      <w:proofErr w:type="gramStart"/>
+      <w:r>
+        <w:t>addresses</w:t>
+      </w:r>
+      <w:proofErr w:type="gramEnd"/>
+      <w:r>
+        <w:t xml:space="preserve"> each of these problems by providing a map-first interface backed by a normalized SQLite database. It enforces data integrity through constraints and triggers, supports comprehensive CRUD operations, and maintains audit logs for all critical data changes. </w:t>
       </w:r>
     </w:p>
     <w:p>
@@ -6294,11 +6426,7 @@
       </w:r>
       <w:proofErr w:type="spellEnd"/>
       <w:r>
-        <w:t xml:space="preserve">. It allows users to register or log in, then interact with an interactive map of Manipal. Locations are displayed as clickable markers on the map, each associated with a category such as Academic, Cafe, </w:t>
-      </w:r>
-      <w:r>
-        <w:lastRenderedPageBreak/>
-        <w:t xml:space="preserve">Hostel, Sports, Medical, or Food Court. Clicking on a marker opens a detail pane showing the location's description, its average rating, a list of user reviews, and any uploaded images. </w:t>
+        <w:t xml:space="preserve">. It allows users to register or log in, then interact with an interactive map of Manipal. Locations are displayed as clickable markers on the map, each associated with a category such as Academic, Cafe, Hostel, Sports, Medical, or Food Court. Clicking on a marker opens a detail pane showing the location's description, its average rating, a list of user reviews, and any uploaded images. </w:t>
       </w:r>
     </w:p>
     <w:p>
@@ -6372,6 +6500,7 @@
         <w:ind w:left="-5" w:right="11"/>
       </w:pPr>
       <w:r>
+        <w:lastRenderedPageBreak/>
         <w:t xml:space="preserve">The </w:t>
       </w:r>
       <w:proofErr w:type="spellStart"/>
@@ -6468,7 +6597,15 @@
         <w:ind w:left="-5" w:right="11"/>
       </w:pPr>
       <w:r>
-        <w:t xml:space="preserve">The technology choices for this project were guided by two goals: keeping the implementation straightforward enough to clearly demonstrate DBMS concepts, and using tools that are practical and widely used in real development environments. </w:t>
+        <w:t xml:space="preserve">The technology choices for this project were guided by two goals: keeping the implementation straightforward enough to clearly demonstrate DBMS </w:t>
+      </w:r>
+      <w:proofErr w:type="gramStart"/>
+      <w:r>
+        <w:t>concepts, and</w:t>
+      </w:r>
+      <w:proofErr w:type="gramEnd"/>
+      <w:r>
+        <w:t xml:space="preserve"> using tools that are practical and widely used in real development environments. </w:t>
       </w:r>
     </w:p>
     <w:p>
@@ -6504,11 +6641,7 @@
       </w:r>
       <w:proofErr w:type="spellEnd"/>
       <w:r>
-        <w:t xml:space="preserve"> component model </w:t>
-      </w:r>
-      <w:r>
-        <w:lastRenderedPageBreak/>
-        <w:t xml:space="preserve">maps well to the kind of form-based, data-driven interface this project requires. Dropdowns, buttons, sliders, and data tables are all available as simple Python function calls. </w:t>
+        <w:t xml:space="preserve"> component model maps well to the kind of form-based, data-driven interface this project requires. Dropdowns, buttons, sliders, and data tables are all available as simple Python function calls. </w:t>
       </w:r>
     </w:p>
     <w:p>
@@ -6587,7 +6720,11 @@
       </w:r>
       <w:proofErr w:type="spellEnd"/>
       <w:r>
-        <w:t xml:space="preserve">), making it portable and easy to set up. It supports a comprehensive subset of SQL including transactions with </w:t>
+        <w:t xml:space="preserve">), making it portable and easy to set up. </w:t>
+      </w:r>
+      <w:r>
+        <w:lastRenderedPageBreak/>
+        <w:t xml:space="preserve">It supports a comprehensive subset of SQL including transactions with </w:t>
       </w:r>
       <w:proofErr w:type="spellStart"/>
       <w:r>
@@ -6633,7 +6770,15 @@
       </w:r>
       <w:proofErr w:type="spellEnd"/>
       <w:r>
-        <w:t xml:space="preserve"> text() construct, keeping the SQL logic explicit and readable. </w:t>
+        <w:t xml:space="preserve"> </w:t>
+      </w:r>
+      <w:proofErr w:type="gramStart"/>
+      <w:r>
+        <w:t>text(</w:t>
+      </w:r>
+      <w:proofErr w:type="gramEnd"/>
+      <w:r>
+        <w:t xml:space="preserve">) construct, keeping the SQL logic explicit and readable. </w:t>
       </w:r>
     </w:p>
     <w:p>
@@ -6654,7 +6799,6 @@
         <w:tblCellMar>
           <w:top w:w="75" w:type="dxa"/>
           <w:left w:w="122" w:type="dxa"/>
-          <w:bottom w:w="0" w:type="dxa"/>
           <w:right w:w="115" w:type="dxa"/>
         </w:tblCellMar>
         <w:tblLook w:val="04A0" w:firstRow="1" w:lastRow="0" w:firstColumn="1" w:lastColumn="0" w:noHBand="0" w:noVBand="1"/>
@@ -6906,6 +7050,7 @@
               <w:t xml:space="preserve">Folium + </w:t>
             </w:r>
             <w:proofErr w:type="spellStart"/>
+            <w:proofErr w:type="gramStart"/>
             <w:r>
               <w:rPr>
                 <w:sz w:val="19"/>
@@ -6919,6 +7064,7 @@
               </w:rPr>
               <w:t>-folium</w:t>
             </w:r>
+            <w:proofErr w:type="gramEnd"/>
             <w:r>
               <w:t xml:space="preserve"> </w:t>
             </w:r>
@@ -7382,7 +7528,6 @@
       </w:pPr>
       <w:bookmarkStart w:id="15" w:name="_Toc226640499"/>
       <w:r>
-        <w:lastRenderedPageBreak/>
         <w:t>5.1 Design Principles</w:t>
       </w:r>
       <w:bookmarkEnd w:id="15"/>
@@ -7468,6 +7613,7 @@
         <w:jc w:val="left"/>
       </w:pPr>
       <w:r>
+        <w:lastRenderedPageBreak/>
         <w:t xml:space="preserve"> </w:t>
       </w:r>
     </w:p>
@@ -7479,7 +7625,6 @@
         <w:tblCellMar>
           <w:top w:w="98" w:type="dxa"/>
           <w:left w:w="122" w:type="dxa"/>
-          <w:bottom w:w="0" w:type="dxa"/>
           <w:right w:w="115" w:type="dxa"/>
         </w:tblCellMar>
         <w:tblLook w:val="04A0" w:firstRow="1" w:lastRow="0" w:firstColumn="1" w:lastColumn="0" w:noHBand="0" w:noVBand="1"/>
@@ -7785,11 +7930,19 @@
               <w:ind w:left="1" w:firstLine="0"/>
               <w:jc w:val="left"/>
             </w:pPr>
-            <w:r>
-              <w:rPr>
-                <w:sz w:val="19"/>
-              </w:rPr>
-              <w:t>VARCHAR(100)</w:t>
+            <w:proofErr w:type="gramStart"/>
+            <w:r>
+              <w:rPr>
+                <w:sz w:val="19"/>
+              </w:rPr>
+              <w:t>VARCHAR(</w:t>
+            </w:r>
+            <w:proofErr w:type="gramEnd"/>
+            <w:r>
+              <w:rPr>
+                <w:sz w:val="19"/>
+              </w:rPr>
+              <w:t>100)</w:t>
             </w:r>
             <w:r>
               <w:t xml:space="preserve"> </w:t>
@@ -7913,7 +8066,6 @@
         <w:tblCellMar>
           <w:top w:w="95" w:type="dxa"/>
           <w:left w:w="122" w:type="dxa"/>
-          <w:bottom w:w="0" w:type="dxa"/>
           <w:right w:w="82" w:type="dxa"/>
         </w:tblCellMar>
         <w:tblLook w:val="04A0" w:firstRow="1" w:lastRow="0" w:firstColumn="1" w:lastColumn="0" w:noHBand="0" w:noVBand="1"/>
@@ -8217,11 +8369,19 @@
               <w:ind w:left="1" w:firstLine="0"/>
               <w:jc w:val="left"/>
             </w:pPr>
-            <w:r>
-              <w:rPr>
-                <w:sz w:val="19"/>
-              </w:rPr>
-              <w:t>VARCHAR(100)</w:t>
+            <w:proofErr w:type="gramStart"/>
+            <w:r>
+              <w:rPr>
+                <w:sz w:val="19"/>
+              </w:rPr>
+              <w:t>VARCHAR(</w:t>
+            </w:r>
+            <w:proofErr w:type="gramEnd"/>
+            <w:r>
+              <w:rPr>
+                <w:sz w:val="19"/>
+              </w:rPr>
+              <w:t>100)</w:t>
             </w:r>
             <w:r>
               <w:t xml:space="preserve"> </w:t>
@@ -8334,11 +8494,19 @@
               <w:ind w:left="1" w:firstLine="0"/>
               <w:jc w:val="left"/>
             </w:pPr>
-            <w:r>
-              <w:rPr>
-                <w:sz w:val="19"/>
-              </w:rPr>
-              <w:t>VARCHAR(150)</w:t>
+            <w:proofErr w:type="gramStart"/>
+            <w:r>
+              <w:rPr>
+                <w:sz w:val="19"/>
+              </w:rPr>
+              <w:t>VARCHAR(</w:t>
+            </w:r>
+            <w:proofErr w:type="gramEnd"/>
+            <w:r>
+              <w:rPr>
+                <w:sz w:val="19"/>
+              </w:rPr>
+              <w:t>150)</w:t>
             </w:r>
             <w:r>
               <w:t xml:space="preserve"> </w:t>
@@ -8560,11 +8728,7 @@
       </w:r>
       <w:proofErr w:type="spellEnd"/>
       <w:r>
-        <w:t xml:space="preserve">. Latitude and longitude coordinates are stored as REAL values to support map rendering. The foreign key is defined with ON DELETE SET NULL, meaning that if a category </w:t>
-      </w:r>
-      <w:r>
-        <w:lastRenderedPageBreak/>
-        <w:t xml:space="preserve">is deleted, the associated locations remain but their </w:t>
+        <w:t xml:space="preserve">. Latitude and longitude coordinates are stored as REAL values to support map rendering. The foreign key is defined with ON DELETE SET NULL, meaning that if a category is deleted, the associated locations remain but their </w:t>
       </w:r>
       <w:proofErr w:type="spellStart"/>
       <w:r>
@@ -8593,7 +8757,6 @@
         <w:tblCellMar>
           <w:top w:w="71" w:type="dxa"/>
           <w:left w:w="122" w:type="dxa"/>
-          <w:bottom w:w="0" w:type="dxa"/>
           <w:right w:w="115" w:type="dxa"/>
         </w:tblCellMar>
         <w:tblLook w:val="04A0" w:firstRow="1" w:lastRow="0" w:firstColumn="1" w:lastColumn="0" w:noHBand="0" w:noVBand="1"/>
@@ -8897,11 +9060,19 @@
               <w:ind w:left="1" w:firstLine="0"/>
               <w:jc w:val="left"/>
             </w:pPr>
-            <w:r>
-              <w:rPr>
-                <w:sz w:val="19"/>
-              </w:rPr>
-              <w:t>VARCHAR(150)</w:t>
+            <w:proofErr w:type="gramStart"/>
+            <w:r>
+              <w:rPr>
+                <w:sz w:val="19"/>
+              </w:rPr>
+              <w:t>VARCHAR(</w:t>
+            </w:r>
+            <w:proofErr w:type="gramEnd"/>
+            <w:r>
+              <w:rPr>
+                <w:sz w:val="19"/>
+              </w:rPr>
+              <w:t>150)</w:t>
             </w:r>
             <w:r>
               <w:t xml:space="preserve"> </w:t>
@@ -9562,6 +9733,7 @@
       </w:pPr>
       <w:bookmarkStart w:id="20" w:name="_Toc226640504"/>
       <w:r>
+        <w:lastRenderedPageBreak/>
         <w:t>5.2.4 Reviews</w:t>
       </w:r>
       <w:bookmarkEnd w:id="20"/>
@@ -9612,7 +9784,6 @@
         <w:tblCellMar>
           <w:top w:w="75" w:type="dxa"/>
           <w:left w:w="122" w:type="dxa"/>
-          <w:bottom w:w="0" w:type="dxa"/>
           <w:right w:w="115" w:type="dxa"/>
         </w:tblCellMar>
         <w:tblLook w:val="04A0" w:firstRow="1" w:lastRow="0" w:firstColumn="1" w:lastColumn="0" w:noHBand="0" w:noVBand="1"/>
@@ -10643,7 +10814,6 @@
       </w:pPr>
       <w:bookmarkStart w:id="22" w:name="_Toc226640506"/>
       <w:r>
-        <w:lastRenderedPageBreak/>
         <w:t xml:space="preserve">5.2.6 </w:t>
       </w:r>
       <w:r>
@@ -10718,7 +10888,6 @@
         <w:tblCellMar>
           <w:top w:w="98" w:type="dxa"/>
           <w:left w:w="122" w:type="dxa"/>
-          <w:bottom w:w="0" w:type="dxa"/>
           <w:right w:w="115" w:type="dxa"/>
         </w:tblCellMar>
         <w:tblLook w:val="04A0" w:firstRow="1" w:lastRow="0" w:firstColumn="1" w:lastColumn="0" w:noHBand="0" w:noVBand="1"/>
@@ -11132,6 +11301,7 @@
       </w:pPr>
       <w:bookmarkStart w:id="23" w:name="_Toc226640507"/>
       <w:r>
+        <w:lastRenderedPageBreak/>
         <w:t xml:space="preserve">5.2.7 </w:t>
       </w:r>
       <w:proofErr w:type="spellStart"/>
@@ -11179,7 +11349,6 @@
         <w:tblCellMar>
           <w:top w:w="75" w:type="dxa"/>
           <w:left w:w="122" w:type="dxa"/>
-          <w:bottom w:w="0" w:type="dxa"/>
           <w:right w:w="115" w:type="dxa"/>
         </w:tblCellMar>
         <w:tblLook w:val="04A0" w:firstRow="1" w:lastRow="0" w:firstColumn="1" w:lastColumn="0" w:noHBand="0" w:noVBand="1"/>
@@ -11515,11 +11684,19 @@
               <w:ind w:left="1" w:firstLine="0"/>
               <w:jc w:val="left"/>
             </w:pPr>
-            <w:r>
-              <w:rPr>
-                <w:sz w:val="19"/>
-              </w:rPr>
-              <w:t>VARCHAR(30)</w:t>
+            <w:proofErr w:type="gramStart"/>
+            <w:r>
+              <w:rPr>
+                <w:sz w:val="19"/>
+              </w:rPr>
+              <w:t>VARCHAR(</w:t>
+            </w:r>
+            <w:proofErr w:type="gramEnd"/>
+            <w:r>
+              <w:rPr>
+                <w:sz w:val="19"/>
+              </w:rPr>
+              <w:t>30)</w:t>
             </w:r>
             <w:r>
               <w:t xml:space="preserve"> </w:t>
@@ -11916,11 +12093,7 @@
       </w:r>
       <w:proofErr w:type="spellEnd"/>
       <w:r>
-        <w:t xml:space="preserve"> table acts as a permanent archive for deleted locations. A BEFORE DELETE trigger on the Locations table automatically inserts a record into this table before any </w:t>
-      </w:r>
-      <w:r>
-        <w:lastRenderedPageBreak/>
-        <w:t xml:space="preserve">location is removed, capturing the location's name and the counts of its associated reviews, images, and </w:t>
+        <w:t xml:space="preserve"> table acts as a permanent archive for deleted locations. A BEFORE DELETE trigger on the Locations table automatically inserts a record into this table before any location is removed, capturing the location's name and the counts of its associated reviews, images, and </w:t>
       </w:r>
       <w:proofErr w:type="spellStart"/>
       <w:r>
@@ -11976,7 +12149,15 @@
       </w:r>
       <w:proofErr w:type="spellEnd"/>
       <w:r>
-        <w:t xml:space="preserve"> acts as an associative entity linking Users and Locations. </w:t>
+        <w:t xml:space="preserve"> </w:t>
+      </w:r>
+      <w:proofErr w:type="gramStart"/>
+      <w:r>
+        <w:t>acts</w:t>
+      </w:r>
+      <w:proofErr w:type="gramEnd"/>
+      <w:r>
+        <w:t xml:space="preserve"> as an associative entity linking Users and Locations. </w:t>
       </w:r>
       <w:proofErr w:type="spellStart"/>
       <w:r>
@@ -12010,6 +12191,7 @@
       </w:pPr>
       <w:bookmarkStart w:id="27" w:name="_Toc226640511"/>
       <w:r>
+        <w:lastRenderedPageBreak/>
         <w:t>6.1 Core Relationships</w:t>
       </w:r>
       <w:bookmarkEnd w:id="27"/>
@@ -12214,7 +12396,6 @@
         <w:tblCellMar>
           <w:top w:w="76" w:type="dxa"/>
           <w:left w:w="122" w:type="dxa"/>
-          <w:bottom w:w="0" w:type="dxa"/>
           <w:right w:w="115" w:type="dxa"/>
         </w:tblCellMar>
         <w:tblLook w:val="04A0" w:firstRow="1" w:lastRow="0" w:firstColumn="1" w:lastColumn="0" w:noHBand="0" w:noVBand="1"/>
@@ -12549,7 +12730,6 @@
               <w:rPr>
                 <w:sz w:val="19"/>
               </w:rPr>
-              <w:lastRenderedPageBreak/>
               <w:t>Location → Review</w:t>
             </w:r>
             <w:r>
@@ -13141,6 +13321,7 @@
         <w:ind w:left="-5" w:right="11"/>
       </w:pPr>
       <w:r>
+        <w:lastRenderedPageBreak/>
         <w:t xml:space="preserve">Normalization is the process of organizing a relational database schema to reduce redundancy and ensure data consistency. The schema for this project was designed to satisfy Third Normal Form (3NF), which is the standard target for most transactional database systems. </w:t>
       </w:r>
     </w:p>
@@ -13356,11 +13537,7 @@
       </w:r>
       <w:proofErr w:type="spellEnd"/>
       <w:r>
-        <w:t xml:space="preserve"> in its own Categories table. To retrieve the category name for a </w:t>
-      </w:r>
-      <w:r>
-        <w:lastRenderedPageBreak/>
-        <w:t xml:space="preserve">location, a JOIN is required. This separation removes the transitive dependency and ensures that if a category is renamed, the change needs to be made in exactly one row in the Categories table, not in every location row. </w:t>
+        <w:t xml:space="preserve"> in its own Categories table. To retrieve the category name for a location, a JOIN is required. This separation removes the transitive dependency and ensures that if a category is renamed, the change needs to be made in exactly one row in the Categories table, not in every location row. </w:t>
       </w:r>
     </w:p>
     <w:p>
@@ -13479,7 +13656,6 @@
         <w:tblCellMar>
           <w:top w:w="76" w:type="dxa"/>
           <w:left w:w="122" w:type="dxa"/>
-          <w:bottom w:w="0" w:type="dxa"/>
           <w:right w:w="109" w:type="dxa"/>
         </w:tblCellMar>
         <w:tblLook w:val="04A0" w:firstRow="1" w:lastRow="0" w:firstColumn="1" w:lastColumn="0" w:noHBand="0" w:noVBand="1"/>
@@ -13580,6 +13756,7 @@
               <w:rPr>
                 <w:sz w:val="19"/>
               </w:rPr>
+              <w:lastRenderedPageBreak/>
               <w:t>category_name</w:t>
             </w:r>
             <w:proofErr w:type="spellEnd"/>
@@ -13696,7 +13873,21 @@
               <w:rPr>
                 <w:sz w:val="19"/>
               </w:rPr>
-              <w:t xml:space="preserve">Reviews holds only </w:t>
+              <w:t xml:space="preserve">Reviews </w:t>
+            </w:r>
+            <w:proofErr w:type="gramStart"/>
+            <w:r>
+              <w:rPr>
+                <w:sz w:val="19"/>
+              </w:rPr>
+              <w:t>holds</w:t>
+            </w:r>
+            <w:proofErr w:type="gramEnd"/>
+            <w:r>
+              <w:rPr>
+                <w:sz w:val="19"/>
+              </w:rPr>
+              <w:t xml:space="preserve"> only </w:t>
             </w:r>
             <w:proofErr w:type="spellStart"/>
             <w:r>
@@ -13769,7 +13960,21 @@
               <w:rPr>
                 <w:sz w:val="19"/>
               </w:rPr>
-              <w:t xml:space="preserve">Reviews holds only </w:t>
+              <w:t xml:space="preserve">Reviews </w:t>
+            </w:r>
+            <w:proofErr w:type="gramStart"/>
+            <w:r>
+              <w:rPr>
+                <w:sz w:val="19"/>
+              </w:rPr>
+              <w:t>holds</w:t>
+            </w:r>
+            <w:proofErr w:type="gramEnd"/>
+            <w:r>
+              <w:rPr>
+                <w:sz w:val="19"/>
+              </w:rPr>
+              <w:t xml:space="preserve"> only </w:t>
             </w:r>
             <w:proofErr w:type="spellStart"/>
             <w:r>
@@ -13844,7 +14049,21 @@
               <w:rPr>
                 <w:sz w:val="19"/>
               </w:rPr>
-              <w:t>Computed dynamically via AVG() in queries, not stored</w:t>
+              <w:t xml:space="preserve">Computed dynamically via </w:t>
+            </w:r>
+            <w:proofErr w:type="gramStart"/>
+            <w:r>
+              <w:rPr>
+                <w:sz w:val="19"/>
+              </w:rPr>
+              <w:t>AVG(</w:t>
+            </w:r>
+            <w:proofErr w:type="gramEnd"/>
+            <w:r>
+              <w:rPr>
+                <w:sz w:val="19"/>
+              </w:rPr>
+              <w:t>) in queries, not stored</w:t>
             </w:r>
             <w:r>
               <w:t xml:space="preserve"> </w:t>
@@ -14038,8 +14257,18 @@
           <w:color w:val="1A1A2E"/>
           <w:sz w:val="18"/>
         </w:rPr>
-        <w:t xml:space="preserve"> = ON;</w:t>
-      </w:r>
+        <w:t xml:space="preserve"> = </w:t>
+      </w:r>
+      <w:proofErr w:type="gramStart"/>
+      <w:r>
+        <w:rPr>
+          <w:rFonts w:ascii="Courier New" w:eastAsia="Courier New" w:hAnsi="Courier New" w:cs="Courier New"/>
+          <w:color w:val="1A1A2E"/>
+          <w:sz w:val="18"/>
+        </w:rPr>
+        <w:t>ON;</w:t>
+      </w:r>
+      <w:proofErr w:type="gramEnd"/>
       <w:r>
         <w:t xml:space="preserve"> </w:t>
       </w:r>
@@ -14060,7 +14289,6 @@
         <w:ind w:left="-5" w:right="11"/>
       </w:pPr>
       <w:r>
-        <w:lastRenderedPageBreak/>
         <w:t>This is done in the _</w:t>
       </w:r>
       <w:proofErr w:type="spellStart"/>
@@ -14136,7 +14364,15 @@
       </w:r>
       <w:proofErr w:type="spellEnd"/>
       <w:r>
-        <w:t xml:space="preserve"> foreign key. When a category is deleted, the Locations rows that referenced it remain but their </w:t>
+        <w:t xml:space="preserve"> foreign key. When a category is deleted, the Locations rows that referenced it </w:t>
+      </w:r>
+      <w:proofErr w:type="gramStart"/>
+      <w:r>
+        <w:t>remain</w:t>
+      </w:r>
+      <w:proofErr w:type="gramEnd"/>
+      <w:r>
+        <w:t xml:space="preserve"> but their </w:t>
       </w:r>
       <w:proofErr w:type="spellStart"/>
       <w:r>
@@ -14185,7 +14421,11 @@
       </w:r>
       <w:proofErr w:type="spellEnd"/>
       <w:r>
-        <w:t xml:space="preserve"> column in Categories is UNIQUE, preventing duplicate category labels. The email column in Users is UNIQUE, ensuring that no two accounts share the same email address. SQLite enforces these constraints automatically and raises an error on any INSERT or UPDATE that would violate them. </w:t>
+        <w:t xml:space="preserve"> column in Categories is UNIQUE, preventing duplicate category labels. The email column in Users is </w:t>
+      </w:r>
+      <w:r>
+        <w:lastRenderedPageBreak/>
+        <w:t xml:space="preserve">UNIQUE, ensuring that no two accounts share the same email address. SQLite enforces these constraints automatically and raises an error on any INSERT or UPDATE that would violate them. </w:t>
       </w:r>
     </w:p>
     <w:p>
@@ -14295,7 +14535,15 @@
         <w:ind w:left="-5" w:right="11"/>
       </w:pPr>
       <w:r>
-        <w:t xml:space="preserve">Critical columns are marked NOT NULL to prevent incomplete records. These include: </w:t>
+        <w:t xml:space="preserve">Critical columns are marked NOT NULL to prevent incomplete records. These </w:t>
+      </w:r>
+      <w:proofErr w:type="gramStart"/>
+      <w:r>
+        <w:t>include:</w:t>
+      </w:r>
+      <w:proofErr w:type="gramEnd"/>
+      <w:r>
+        <w:t xml:space="preserve"> </w:t>
       </w:r>
       <w:proofErr w:type="spellStart"/>
       <w:r>
@@ -14397,11 +14645,15 @@
         <w:ind w:left="-5" w:right="11"/>
       </w:pPr>
       <w:r>
-        <w:t xml:space="preserve">The Manipal Location and Review Management System uses five SQLite triggers. Three triggers handle data integrity (comment validation), two handle audit logging (review inserts </w:t>
-      </w:r>
-      <w:r>
-        <w:lastRenderedPageBreak/>
-        <w:t xml:space="preserve">and rating updates), and one handles deletion archiving. All triggers are defined in db.py and are recreated each time the database is initialized. </w:t>
+        <w:t xml:space="preserve">The Manipal Location and Review Management System </w:t>
+      </w:r>
+      <w:proofErr w:type="gramStart"/>
+      <w:r>
+        <w:t>uses</w:t>
+      </w:r>
+      <w:proofErr w:type="gramEnd"/>
+      <w:r>
+        <w:t xml:space="preserve"> five SQLite triggers. Three triggers handle data integrity (comment validation), two handle audit logging (review inserts and rating updates), and one handles deletion archiving. All triggers are defined in db.py and are recreated each time the database is initialized. </w:t>
       </w:r>
     </w:p>
     <w:p>
@@ -14544,9 +14796,19 @@
           <w:color w:val="1A1A2E"/>
           <w:sz w:val="18"/>
         </w:rPr>
-        <w:t xml:space="preserve">        WHEN TRIM(COALESCE(</w:t>
+        <w:t xml:space="preserve">        WHEN </w:t>
+      </w:r>
+      <w:proofErr w:type="gramStart"/>
+      <w:r>
+        <w:rPr>
+          <w:rFonts w:ascii="Courier New" w:eastAsia="Courier New" w:hAnsi="Courier New" w:cs="Courier New"/>
+          <w:color w:val="1A1A2E"/>
+          <w:sz w:val="18"/>
+        </w:rPr>
+        <w:t>TRIM(COALESCE(</w:t>
       </w:r>
       <w:proofErr w:type="spellStart"/>
+      <w:proofErr w:type="gramEnd"/>
       <w:r>
         <w:rPr>
           <w:rFonts w:ascii="Courier New" w:eastAsia="Courier New" w:hAnsi="Courier New" w:cs="Courier New"/>
@@ -14581,7 +14843,25 @@
           <w:color w:val="1A1A2E"/>
           <w:sz w:val="18"/>
         </w:rPr>
-        <w:t xml:space="preserve">            RAISE(ABORT, 'Review comment cannot be empty.')</w:t>
+        <w:t xml:space="preserve">            </w:t>
+      </w:r>
+      <w:proofErr w:type="gramStart"/>
+      <w:r>
+        <w:rPr>
+          <w:rFonts w:ascii="Courier New" w:eastAsia="Courier New" w:hAnsi="Courier New" w:cs="Courier New"/>
+          <w:color w:val="1A1A2E"/>
+          <w:sz w:val="18"/>
+        </w:rPr>
+        <w:t>RAISE(</w:t>
+      </w:r>
+      <w:proofErr w:type="gramEnd"/>
+      <w:r>
+        <w:rPr>
+          <w:rFonts w:ascii="Courier New" w:eastAsia="Courier New" w:hAnsi="Courier New" w:cs="Courier New"/>
+          <w:color w:val="1A1A2E"/>
+          <w:sz w:val="18"/>
+        </w:rPr>
+        <w:t>ABORT, 'Review comment cannot be empty.')</w:t>
       </w:r>
       <w:r>
         <w:t xml:space="preserve"> </w:t>
@@ -14592,8 +14872,18 @@
           <w:color w:val="1A1A2E"/>
           <w:sz w:val="18"/>
         </w:rPr>
-        <w:t xml:space="preserve">    END;</w:t>
-      </w:r>
+        <w:t xml:space="preserve">    </w:t>
+      </w:r>
+      <w:proofErr w:type="gramStart"/>
+      <w:r>
+        <w:rPr>
+          <w:rFonts w:ascii="Courier New" w:eastAsia="Courier New" w:hAnsi="Courier New" w:cs="Courier New"/>
+          <w:color w:val="1A1A2E"/>
+          <w:sz w:val="18"/>
+        </w:rPr>
+        <w:t>END;</w:t>
+      </w:r>
+      <w:proofErr w:type="gramEnd"/>
       <w:r>
         <w:t xml:space="preserve"> </w:t>
       </w:r>
@@ -14605,6 +14895,7 @@
         <w:ind w:left="356" w:right="835"/>
         <w:jc w:val="left"/>
       </w:pPr>
+      <w:proofErr w:type="gramStart"/>
       <w:r>
         <w:rPr>
           <w:rFonts w:ascii="Courier New" w:eastAsia="Courier New" w:hAnsi="Courier New" w:cs="Courier New"/>
@@ -14613,6 +14904,7 @@
         </w:rPr>
         <w:t>END;</w:t>
       </w:r>
+      <w:proofErr w:type="gramEnd"/>
       <w:r>
         <w:t xml:space="preserve"> </w:t>
       </w:r>
@@ -14670,6 +14962,7 @@
           <w:color w:val="1A1A2E"/>
           <w:sz w:val="18"/>
         </w:rPr>
+        <w:lastRenderedPageBreak/>
         <w:t>BEFORE UPDATE OF comment ON Reviews</w:t>
       </w:r>
       <w:r>
@@ -14727,9 +15020,19 @@
           <w:color w:val="1A1A2E"/>
           <w:sz w:val="18"/>
         </w:rPr>
-        <w:t xml:space="preserve">        WHEN TRIM(COALESCE(</w:t>
+        <w:t xml:space="preserve">        WHEN </w:t>
+      </w:r>
+      <w:proofErr w:type="gramStart"/>
+      <w:r>
+        <w:rPr>
+          <w:rFonts w:ascii="Courier New" w:eastAsia="Courier New" w:hAnsi="Courier New" w:cs="Courier New"/>
+          <w:color w:val="1A1A2E"/>
+          <w:sz w:val="18"/>
+        </w:rPr>
+        <w:t>TRIM(COALESCE(</w:t>
       </w:r>
       <w:proofErr w:type="spellStart"/>
+      <w:proofErr w:type="gramEnd"/>
       <w:r>
         <w:rPr>
           <w:rFonts w:ascii="Courier New" w:eastAsia="Courier New" w:hAnsi="Courier New" w:cs="Courier New"/>
@@ -14764,7 +15067,25 @@
           <w:color w:val="1A1A2E"/>
           <w:sz w:val="18"/>
         </w:rPr>
-        <w:t xml:space="preserve">            RAISE(ABORT, 'Review comment cannot be empty.')</w:t>
+        <w:t xml:space="preserve">            </w:t>
+      </w:r>
+      <w:proofErr w:type="gramStart"/>
+      <w:r>
+        <w:rPr>
+          <w:rFonts w:ascii="Courier New" w:eastAsia="Courier New" w:hAnsi="Courier New" w:cs="Courier New"/>
+          <w:color w:val="1A1A2E"/>
+          <w:sz w:val="18"/>
+        </w:rPr>
+        <w:t>RAISE(</w:t>
+      </w:r>
+      <w:proofErr w:type="gramEnd"/>
+      <w:r>
+        <w:rPr>
+          <w:rFonts w:ascii="Courier New" w:eastAsia="Courier New" w:hAnsi="Courier New" w:cs="Courier New"/>
+          <w:color w:val="1A1A2E"/>
+          <w:sz w:val="18"/>
+        </w:rPr>
+        <w:t>ABORT, 'Review comment cannot be empty.')</w:t>
       </w:r>
       <w:r>
         <w:t xml:space="preserve"> </w:t>
@@ -14775,8 +15096,18 @@
           <w:color w:val="1A1A2E"/>
           <w:sz w:val="18"/>
         </w:rPr>
-        <w:t xml:space="preserve">    END;</w:t>
-      </w:r>
+        <w:t xml:space="preserve">    </w:t>
+      </w:r>
+      <w:proofErr w:type="gramStart"/>
+      <w:r>
+        <w:rPr>
+          <w:rFonts w:ascii="Courier New" w:eastAsia="Courier New" w:hAnsi="Courier New" w:cs="Courier New"/>
+          <w:color w:val="1A1A2E"/>
+          <w:sz w:val="18"/>
+        </w:rPr>
+        <w:t>END;</w:t>
+      </w:r>
+      <w:proofErr w:type="gramEnd"/>
       <w:r>
         <w:t xml:space="preserve"> </w:t>
       </w:r>
@@ -14788,6 +15119,7 @@
         <w:ind w:left="356" w:right="835"/>
         <w:jc w:val="left"/>
       </w:pPr>
+      <w:proofErr w:type="gramStart"/>
       <w:r>
         <w:rPr>
           <w:rFonts w:ascii="Courier New" w:eastAsia="Courier New" w:hAnsi="Courier New" w:cs="Courier New"/>
@@ -14796,6 +15128,7 @@
         </w:rPr>
         <w:t>END;</w:t>
       </w:r>
+      <w:proofErr w:type="gramEnd"/>
       <w:r>
         <w:t xml:space="preserve"> </w:t>
       </w:r>
@@ -14816,7 +15149,15 @@
         <w:ind w:left="-5" w:right="11"/>
       </w:pPr>
       <w:r>
-        <w:t xml:space="preserve">The RAISE(ABORT, ...) call cancels the triggering statement and rolls back any changes made within the current transaction up to that point, then raises a SQLite error with the specified message. The COALESCE function ensures that a NULL comment is treated the same as an empty string. </w:t>
+        <w:t xml:space="preserve">The </w:t>
+      </w:r>
+      <w:proofErr w:type="gramStart"/>
+      <w:r>
+        <w:t>RAISE(</w:t>
+      </w:r>
+      <w:proofErr w:type="gramEnd"/>
+      <w:r>
+        <w:t xml:space="preserve">ABORT, ...) call cancels the triggering statement and rolls back any changes made within the current transaction up to that point, then raises a SQLite error with the specified message. The COALESCE function ensures that a NULL comment is treated the same as an empty string. </w:t>
       </w:r>
     </w:p>
     <w:p>
@@ -14951,6 +15292,7 @@
         <w:t xml:space="preserve">    INSERT INTO </w:t>
       </w:r>
       <w:proofErr w:type="spellStart"/>
+      <w:proofErr w:type="gramStart"/>
       <w:r>
         <w:rPr>
           <w:rFonts w:ascii="Courier New" w:eastAsia="Courier New" w:hAnsi="Courier New" w:cs="Courier New"/>
@@ -14969,6 +15311,7 @@
         <w:t>(</w:t>
       </w:r>
       <w:proofErr w:type="spellStart"/>
+      <w:proofErr w:type="gramEnd"/>
       <w:r>
         <w:rPr>
           <w:rFonts w:ascii="Courier New" w:eastAsia="Courier New" w:hAnsi="Courier New" w:cs="Courier New"/>
@@ -15062,6 +15405,7 @@
       <w:r>
         <w:t xml:space="preserve"> </w:t>
       </w:r>
+      <w:proofErr w:type="gramStart"/>
       <w:r>
         <w:rPr>
           <w:rFonts w:ascii="Courier New" w:eastAsia="Courier New" w:hAnsi="Courier New" w:cs="Courier New"/>
@@ -15070,6 +15414,7 @@
         </w:rPr>
         <w:t>END;</w:t>
       </w:r>
+      <w:proofErr w:type="gramEnd"/>
       <w:r>
         <w:t xml:space="preserve"> </w:t>
       </w:r>
@@ -15221,10 +15566,10 @@
           <w:color w:val="1A1A2E"/>
           <w:sz w:val="18"/>
         </w:rPr>
-        <w:lastRenderedPageBreak/>
         <w:t xml:space="preserve">    INSERT INTO </w:t>
       </w:r>
       <w:proofErr w:type="spellStart"/>
+      <w:proofErr w:type="gramStart"/>
       <w:r>
         <w:rPr>
           <w:rFonts w:ascii="Courier New" w:eastAsia="Courier New" w:hAnsi="Courier New" w:cs="Courier New"/>
@@ -15243,6 +15588,7 @@
         <w:t>(</w:t>
       </w:r>
       <w:proofErr w:type="spellStart"/>
+      <w:proofErr w:type="gramEnd"/>
       <w:r>
         <w:rPr>
           <w:rFonts w:ascii="Courier New" w:eastAsia="Courier New" w:hAnsi="Courier New" w:cs="Courier New"/>
@@ -15372,6 +15718,7 @@
       <w:r>
         <w:t xml:space="preserve"> </w:t>
       </w:r>
+      <w:proofErr w:type="gramStart"/>
       <w:r>
         <w:rPr>
           <w:rFonts w:ascii="Courier New" w:eastAsia="Courier New" w:hAnsi="Courier New" w:cs="Courier New"/>
@@ -15380,6 +15727,7 @@
         </w:rPr>
         <w:t>END;</w:t>
       </w:r>
+      <w:proofErr w:type="gramEnd"/>
       <w:r>
         <w:t xml:space="preserve"> </w:t>
       </w:r>
@@ -15468,7 +15816,6 @@
         <w:tblCellMar>
           <w:top w:w="40" w:type="dxa"/>
           <w:left w:w="30" w:type="dxa"/>
-          <w:bottom w:w="0" w:type="dxa"/>
           <w:right w:w="115" w:type="dxa"/>
         </w:tblCellMar>
         <w:tblLook w:val="04A0" w:firstRow="1" w:lastRow="0" w:firstColumn="1" w:lastColumn="0" w:noHBand="0" w:noVBand="1"/>
@@ -15503,6 +15850,7 @@
                 <w:color w:val="1A1A2E"/>
                 <w:sz w:val="18"/>
               </w:rPr>
+              <w:lastRenderedPageBreak/>
               <w:t xml:space="preserve">CREATE TRIGGER </w:t>
             </w:r>
             <w:proofErr w:type="spellStart"/>
@@ -15570,6 +15918,7 @@
               <w:t xml:space="preserve">    INSERT INTO </w:t>
             </w:r>
             <w:proofErr w:type="spellStart"/>
+            <w:proofErr w:type="gramStart"/>
             <w:r>
               <w:rPr>
                 <w:rFonts w:ascii="Courier New" w:eastAsia="Courier New" w:hAnsi="Courier New" w:cs="Courier New"/>
@@ -15596,184 +15945,167 @@
                 <w:color w:val="1A1A2E"/>
                 <w:sz w:val="18"/>
               </w:rPr>
-              <w:t xml:space="preserve">        </w:t>
-            </w:r>
-            <w:proofErr w:type="spellStart"/>
+              <w:t xml:space="preserve"> </w:t>
+            </w:r>
+            <w:proofErr w:type="gramEnd"/>
             <w:r>
               <w:rPr>
                 <w:rFonts w:ascii="Courier New" w:eastAsia="Courier New" w:hAnsi="Courier New" w:cs="Courier New"/>
                 <w:color w:val="1A1A2E"/>
                 <w:sz w:val="18"/>
               </w:rPr>
-              <w:t>location_id</w:t>
-            </w:r>
-            <w:proofErr w:type="spellEnd"/>
+              <w:t xml:space="preserve">       </w:t>
+            </w:r>
+            <w:proofErr w:type="spellStart"/>
             <w:r>
               <w:rPr>
                 <w:rFonts w:ascii="Courier New" w:eastAsia="Courier New" w:hAnsi="Courier New" w:cs="Courier New"/>
                 <w:color w:val="1A1A2E"/>
                 <w:sz w:val="18"/>
               </w:rPr>
-              <w:t xml:space="preserve">, </w:t>
-            </w:r>
-            <w:proofErr w:type="spellStart"/>
+              <w:t>location_id</w:t>
+            </w:r>
+            <w:proofErr w:type="spellEnd"/>
             <w:r>
               <w:rPr>
                 <w:rFonts w:ascii="Courier New" w:eastAsia="Courier New" w:hAnsi="Courier New" w:cs="Courier New"/>
                 <w:color w:val="1A1A2E"/>
                 <w:sz w:val="18"/>
               </w:rPr>
-              <w:t>location_name</w:t>
-            </w:r>
-            <w:proofErr w:type="spellEnd"/>
+              <w:t xml:space="preserve">, </w:t>
+            </w:r>
+            <w:proofErr w:type="spellStart"/>
             <w:r>
               <w:rPr>
                 <w:rFonts w:ascii="Courier New" w:eastAsia="Courier New" w:hAnsi="Courier New" w:cs="Courier New"/>
                 <w:color w:val="1A1A2E"/>
                 <w:sz w:val="18"/>
               </w:rPr>
-              <w:t>,</w:t>
-            </w:r>
-            <w:r>
-              <w:t xml:space="preserve"> </w:t>
-            </w:r>
+              <w:t>location_</w:t>
+            </w:r>
+            <w:proofErr w:type="gramStart"/>
             <w:r>
               <w:rPr>
                 <w:rFonts w:ascii="Courier New" w:eastAsia="Courier New" w:hAnsi="Courier New" w:cs="Courier New"/>
                 <w:color w:val="1A1A2E"/>
                 <w:sz w:val="18"/>
               </w:rPr>
-              <w:t xml:space="preserve">        </w:t>
-            </w:r>
-            <w:proofErr w:type="spellStart"/>
+              <w:t>name</w:t>
+            </w:r>
+            <w:proofErr w:type="spellEnd"/>
             <w:r>
               <w:rPr>
                 <w:rFonts w:ascii="Courier New" w:eastAsia="Courier New" w:hAnsi="Courier New" w:cs="Courier New"/>
                 <w:color w:val="1A1A2E"/>
                 <w:sz w:val="18"/>
               </w:rPr>
-              <w:t>review_count</w:t>
-            </w:r>
-            <w:proofErr w:type="spellEnd"/>
+              <w:t>,</w:t>
+            </w:r>
+            <w:r>
+              <w:t xml:space="preserve"> </w:t>
+            </w:r>
             <w:r>
               <w:rPr>
                 <w:rFonts w:ascii="Courier New" w:eastAsia="Courier New" w:hAnsi="Courier New" w:cs="Courier New"/>
                 <w:color w:val="1A1A2E"/>
                 <w:sz w:val="18"/>
               </w:rPr>
-              <w:t xml:space="preserve">, </w:t>
-            </w:r>
-            <w:proofErr w:type="spellStart"/>
+              <w:t xml:space="preserve">  </w:t>
+            </w:r>
+            <w:proofErr w:type="gramEnd"/>
             <w:r>
               <w:rPr>
                 <w:rFonts w:ascii="Courier New" w:eastAsia="Courier New" w:hAnsi="Courier New" w:cs="Courier New"/>
                 <w:color w:val="1A1A2E"/>
                 <w:sz w:val="18"/>
               </w:rPr>
-              <w:t>image_count</w:t>
-            </w:r>
-            <w:proofErr w:type="spellEnd"/>
+              <w:t xml:space="preserve">      </w:t>
+            </w:r>
+            <w:proofErr w:type="spellStart"/>
             <w:r>
               <w:rPr>
                 <w:rFonts w:ascii="Courier New" w:eastAsia="Courier New" w:hAnsi="Courier New" w:cs="Courier New"/>
                 <w:color w:val="1A1A2E"/>
                 <w:sz w:val="18"/>
               </w:rPr>
-              <w:t xml:space="preserve">, </w:t>
-            </w:r>
-            <w:proofErr w:type="spellStart"/>
+              <w:t>review_count</w:t>
+            </w:r>
+            <w:proofErr w:type="spellEnd"/>
             <w:r>
               <w:rPr>
                 <w:rFonts w:ascii="Courier New" w:eastAsia="Courier New" w:hAnsi="Courier New" w:cs="Courier New"/>
                 <w:color w:val="1A1A2E"/>
                 <w:sz w:val="18"/>
               </w:rPr>
-              <w:t>favorite_count</w:t>
-            </w:r>
-            <w:proofErr w:type="spellEnd"/>
+              <w:t xml:space="preserve">, </w:t>
+            </w:r>
+            <w:proofErr w:type="spellStart"/>
             <w:r>
               <w:rPr>
                 <w:rFonts w:ascii="Courier New" w:eastAsia="Courier New" w:hAnsi="Courier New" w:cs="Courier New"/>
                 <w:color w:val="1A1A2E"/>
                 <w:sz w:val="18"/>
               </w:rPr>
-              <w:t xml:space="preserve">, </w:t>
-            </w:r>
-            <w:proofErr w:type="spellStart"/>
+              <w:t>image_count</w:t>
+            </w:r>
+            <w:proofErr w:type="spellEnd"/>
             <w:r>
               <w:rPr>
                 <w:rFonts w:ascii="Courier New" w:eastAsia="Courier New" w:hAnsi="Courier New" w:cs="Courier New"/>
                 <w:color w:val="1A1A2E"/>
                 <w:sz w:val="18"/>
               </w:rPr>
-              <w:t>deletion_mode</w:t>
-            </w:r>
-            <w:proofErr w:type="spellEnd"/>
-            <w:r>
-              <w:t xml:space="preserve"> </w:t>
-            </w:r>
+              <w:t xml:space="preserve">, </w:t>
+            </w:r>
+            <w:proofErr w:type="spellStart"/>
             <w:r>
               <w:rPr>
                 <w:rFonts w:ascii="Courier New" w:eastAsia="Courier New" w:hAnsi="Courier New" w:cs="Courier New"/>
                 <w:color w:val="1A1A2E"/>
                 <w:sz w:val="18"/>
               </w:rPr>
-              <w:t xml:space="preserve">    )</w:t>
-            </w:r>
-            <w:r>
-              <w:t xml:space="preserve"> </w:t>
-            </w:r>
-          </w:p>
-          <w:p>
-            <w:pPr>
-              <w:spacing w:after="0" w:line="259" w:lineRule="auto"/>
-              <w:ind w:left="0" w:firstLine="0"/>
-              <w:jc w:val="left"/>
-            </w:pPr>
+              <w:t>favorite_count</w:t>
+            </w:r>
+            <w:proofErr w:type="spellEnd"/>
             <w:r>
               <w:rPr>
                 <w:rFonts w:ascii="Courier New" w:eastAsia="Courier New" w:hAnsi="Courier New" w:cs="Courier New"/>
                 <w:color w:val="1A1A2E"/>
                 <w:sz w:val="18"/>
               </w:rPr>
-              <w:t xml:space="preserve">    VALUES (</w:t>
-            </w:r>
-            <w:r>
-              <w:t xml:space="preserve"> </w:t>
-            </w:r>
-          </w:p>
-          <w:p>
-            <w:pPr>
-              <w:spacing w:after="0" w:line="259" w:lineRule="auto"/>
-              <w:ind w:left="0" w:firstLine="0"/>
-              <w:jc w:val="left"/>
-            </w:pPr>
+              <w:t xml:space="preserve">, </w:t>
+            </w:r>
+            <w:proofErr w:type="spellStart"/>
             <w:r>
               <w:rPr>
                 <w:rFonts w:ascii="Courier New" w:eastAsia="Courier New" w:hAnsi="Courier New" w:cs="Courier New"/>
                 <w:color w:val="1A1A2E"/>
                 <w:sz w:val="18"/>
               </w:rPr>
-              <w:t xml:space="preserve">        </w:t>
-            </w:r>
-            <w:proofErr w:type="spellStart"/>
+              <w:t>deletion_mode</w:t>
+            </w:r>
+            <w:proofErr w:type="spellEnd"/>
+            <w:r>
+              <w:t xml:space="preserve"> </w:t>
+            </w:r>
             <w:r>
               <w:rPr>
                 <w:rFonts w:ascii="Courier New" w:eastAsia="Courier New" w:hAnsi="Courier New" w:cs="Courier New"/>
                 <w:color w:val="1A1A2E"/>
                 <w:sz w:val="18"/>
               </w:rPr>
-              <w:t>OLD.location_id</w:t>
-            </w:r>
-            <w:proofErr w:type="spellEnd"/>
+              <w:t xml:space="preserve">  </w:t>
+            </w:r>
+            <w:proofErr w:type="gramStart"/>
             <w:r>
               <w:rPr>
                 <w:rFonts w:ascii="Courier New" w:eastAsia="Courier New" w:hAnsi="Courier New" w:cs="Courier New"/>
                 <w:color w:val="1A1A2E"/>
                 <w:sz w:val="18"/>
               </w:rPr>
-              <w:t>,</w:t>
-            </w:r>
+              <w:t xml:space="preserve">  )</w:t>
+            </w:r>
+            <w:proofErr w:type="gramEnd"/>
             <w:r>
               <w:t xml:space="preserve"> </w:t>
             </w:r>
@@ -15790,7 +16122,7 @@
                 <w:color w:val="1A1A2E"/>
                 <w:sz w:val="18"/>
               </w:rPr>
-              <w:t xml:space="preserve">        OLD.name,</w:t>
+              <w:t xml:space="preserve">    VALUES (</w:t>
             </w:r>
             <w:r>
               <w:t xml:space="preserve"> </w:t>
@@ -15808,7 +16140,7 @@
                 <w:color w:val="1A1A2E"/>
                 <w:sz w:val="18"/>
               </w:rPr>
-              <w:t xml:space="preserve">        (SELECT COUNT(*) FROM Reviews WHERE </w:t>
+              <w:t xml:space="preserve">        </w:t>
             </w:r>
             <w:proofErr w:type="spellStart"/>
             <w:r>
@@ -15817,7 +16149,7 @@
                 <w:color w:val="1A1A2E"/>
                 <w:sz w:val="18"/>
               </w:rPr>
-              <w:t>location_id</w:t>
+              <w:t>OLD.location_id</w:t>
             </w:r>
             <w:proofErr w:type="spellEnd"/>
             <w:r>
@@ -15826,169 +16158,169 @@
                 <w:color w:val="1A1A2E"/>
                 <w:sz w:val="18"/>
               </w:rPr>
-              <w:t xml:space="preserve"> = </w:t>
-            </w:r>
-            <w:proofErr w:type="spellStart"/>
+              <w:t>,</w:t>
+            </w:r>
+            <w:r>
+              <w:t xml:space="preserve"> </w:t>
+            </w:r>
+          </w:p>
+          <w:p>
+            <w:pPr>
+              <w:spacing w:after="0" w:line="259" w:lineRule="auto"/>
+              <w:ind w:left="0" w:firstLine="0"/>
+              <w:jc w:val="left"/>
+            </w:pPr>
             <w:r>
               <w:rPr>
                 <w:rFonts w:ascii="Courier New" w:eastAsia="Courier New" w:hAnsi="Courier New" w:cs="Courier New"/>
                 <w:color w:val="1A1A2E"/>
                 <w:sz w:val="18"/>
               </w:rPr>
-              <w:t>OLD.location_id</w:t>
-            </w:r>
-            <w:proofErr w:type="spellEnd"/>
+              <w:t xml:space="preserve">        OLD.name,</w:t>
+            </w:r>
+            <w:r>
+              <w:t xml:space="preserve"> </w:t>
+            </w:r>
+          </w:p>
+          <w:p>
+            <w:pPr>
+              <w:spacing w:after="0" w:line="259" w:lineRule="auto"/>
+              <w:ind w:left="0" w:firstLine="0"/>
+              <w:jc w:val="left"/>
+            </w:pPr>
             <w:r>
               <w:rPr>
                 <w:rFonts w:ascii="Courier New" w:eastAsia="Courier New" w:hAnsi="Courier New" w:cs="Courier New"/>
                 <w:color w:val="1A1A2E"/>
                 <w:sz w:val="18"/>
               </w:rPr>
-              <w:t>),</w:t>
-            </w:r>
-            <w:r>
-              <w:t xml:space="preserve"> </w:t>
-            </w:r>
-          </w:p>
-          <w:p>
-            <w:pPr>
-              <w:spacing w:after="0" w:line="259" w:lineRule="auto"/>
-              <w:ind w:left="0" w:firstLine="0"/>
-              <w:jc w:val="left"/>
-            </w:pPr>
+              <w:t xml:space="preserve">        (SELECT </w:t>
+            </w:r>
+            <w:proofErr w:type="gramStart"/>
             <w:r>
               <w:rPr>
                 <w:rFonts w:ascii="Courier New" w:eastAsia="Courier New" w:hAnsi="Courier New" w:cs="Courier New"/>
                 <w:color w:val="1A1A2E"/>
                 <w:sz w:val="18"/>
               </w:rPr>
-              <w:t xml:space="preserve">        (SELECT COUNT(*) FROM Images  WHERE </w:t>
-            </w:r>
-            <w:proofErr w:type="spellStart"/>
+              <w:t>COUNT(</w:t>
+            </w:r>
+            <w:proofErr w:type="gramEnd"/>
             <w:r>
               <w:rPr>
                 <w:rFonts w:ascii="Courier New" w:eastAsia="Courier New" w:hAnsi="Courier New" w:cs="Courier New"/>
                 <w:color w:val="1A1A2E"/>
                 <w:sz w:val="18"/>
               </w:rPr>
-              <w:t>location_id</w:t>
-            </w:r>
-            <w:proofErr w:type="spellEnd"/>
+              <w:t xml:space="preserve">*) FROM Reviews WHERE </w:t>
+            </w:r>
+            <w:proofErr w:type="spellStart"/>
             <w:r>
               <w:rPr>
                 <w:rFonts w:ascii="Courier New" w:eastAsia="Courier New" w:hAnsi="Courier New" w:cs="Courier New"/>
                 <w:color w:val="1A1A2E"/>
                 <w:sz w:val="18"/>
               </w:rPr>
-              <w:t xml:space="preserve"> = </w:t>
-            </w:r>
-            <w:proofErr w:type="spellStart"/>
+              <w:t>location_id</w:t>
+            </w:r>
+            <w:proofErr w:type="spellEnd"/>
             <w:r>
               <w:rPr>
                 <w:rFonts w:ascii="Courier New" w:eastAsia="Courier New" w:hAnsi="Courier New" w:cs="Courier New"/>
                 <w:color w:val="1A1A2E"/>
                 <w:sz w:val="18"/>
               </w:rPr>
-              <w:t>OLD.location_id</w:t>
-            </w:r>
-            <w:proofErr w:type="spellEnd"/>
+              <w:t xml:space="preserve"> = </w:t>
+            </w:r>
+            <w:proofErr w:type="spellStart"/>
             <w:r>
               <w:rPr>
                 <w:rFonts w:ascii="Courier New" w:eastAsia="Courier New" w:hAnsi="Courier New" w:cs="Courier New"/>
                 <w:color w:val="1A1A2E"/>
                 <w:sz w:val="18"/>
               </w:rPr>
-              <w:t>),</w:t>
-            </w:r>
-            <w:r>
-              <w:t xml:space="preserve"> </w:t>
-            </w:r>
-          </w:p>
-          <w:p>
-            <w:pPr>
-              <w:spacing w:after="0" w:line="259" w:lineRule="auto"/>
-              <w:ind w:left="0" w:firstLine="0"/>
-              <w:jc w:val="left"/>
-            </w:pPr>
+              <w:t>OLD.location_id</w:t>
+            </w:r>
+            <w:proofErr w:type="spellEnd"/>
             <w:r>
               <w:rPr>
                 <w:rFonts w:ascii="Courier New" w:eastAsia="Courier New" w:hAnsi="Courier New" w:cs="Courier New"/>
                 <w:color w:val="1A1A2E"/>
                 <w:sz w:val="18"/>
               </w:rPr>
-              <w:t xml:space="preserve">        (SELECT COUNT(*) FROM </w:t>
-            </w:r>
-            <w:proofErr w:type="spellStart"/>
+              <w:t>),</w:t>
+            </w:r>
+            <w:r>
+              <w:t xml:space="preserve"> </w:t>
+            </w:r>
+          </w:p>
+          <w:p>
+            <w:pPr>
+              <w:spacing w:after="0" w:line="259" w:lineRule="auto"/>
+              <w:ind w:left="0" w:firstLine="0"/>
+              <w:jc w:val="left"/>
+            </w:pPr>
             <w:r>
               <w:rPr>
                 <w:rFonts w:ascii="Courier New" w:eastAsia="Courier New" w:hAnsi="Courier New" w:cs="Courier New"/>
                 <w:color w:val="1A1A2E"/>
                 <w:sz w:val="18"/>
               </w:rPr>
-              <w:t>Favorites</w:t>
-            </w:r>
-            <w:proofErr w:type="spellEnd"/>
+              <w:t xml:space="preserve">        (SELECT </w:t>
+            </w:r>
+            <w:proofErr w:type="gramStart"/>
             <w:r>
               <w:rPr>
                 <w:rFonts w:ascii="Courier New" w:eastAsia="Courier New" w:hAnsi="Courier New" w:cs="Courier New"/>
                 <w:color w:val="1A1A2E"/>
                 <w:sz w:val="18"/>
               </w:rPr>
-              <w:t xml:space="preserve"> WHERE </w:t>
-            </w:r>
-            <w:proofErr w:type="spellStart"/>
+              <w:t>COUNT(</w:t>
+            </w:r>
+            <w:proofErr w:type="gramEnd"/>
             <w:r>
               <w:rPr>
                 <w:rFonts w:ascii="Courier New" w:eastAsia="Courier New" w:hAnsi="Courier New" w:cs="Courier New"/>
                 <w:color w:val="1A1A2E"/>
                 <w:sz w:val="18"/>
               </w:rPr>
-              <w:t>location_id</w:t>
-            </w:r>
-            <w:proofErr w:type="spellEnd"/>
+              <w:t xml:space="preserve">*) FROM </w:t>
+            </w:r>
+            <w:proofErr w:type="gramStart"/>
             <w:r>
               <w:rPr>
                 <w:rFonts w:ascii="Courier New" w:eastAsia="Courier New" w:hAnsi="Courier New" w:cs="Courier New"/>
                 <w:color w:val="1A1A2E"/>
                 <w:sz w:val="18"/>
               </w:rPr>
-              <w:t xml:space="preserve"> = </w:t>
-            </w:r>
-            <w:proofErr w:type="spellStart"/>
+              <w:t>Images  WHERE</w:t>
+            </w:r>
+            <w:proofErr w:type="gramEnd"/>
             <w:r>
               <w:rPr>
                 <w:rFonts w:ascii="Courier New" w:eastAsia="Courier New" w:hAnsi="Courier New" w:cs="Courier New"/>
                 <w:color w:val="1A1A2E"/>
                 <w:sz w:val="18"/>
               </w:rPr>
-              <w:t>OLD.location_id</w:t>
-            </w:r>
-            <w:proofErr w:type="spellEnd"/>
+              <w:t xml:space="preserve"> </w:t>
+            </w:r>
+            <w:proofErr w:type="spellStart"/>
             <w:r>
               <w:rPr>
                 <w:rFonts w:ascii="Courier New" w:eastAsia="Courier New" w:hAnsi="Courier New" w:cs="Courier New"/>
                 <w:color w:val="1A1A2E"/>
                 <w:sz w:val="18"/>
               </w:rPr>
-              <w:t>),</w:t>
-            </w:r>
-            <w:r>
-              <w:t xml:space="preserve"> </w:t>
-            </w:r>
-          </w:p>
-          <w:p>
-            <w:pPr>
-              <w:spacing w:after="0" w:line="259" w:lineRule="auto"/>
-              <w:ind w:left="0" w:firstLine="0"/>
-              <w:jc w:val="left"/>
-            </w:pPr>
+              <w:t>location_id</w:t>
+            </w:r>
+            <w:proofErr w:type="spellEnd"/>
             <w:r>
               <w:rPr>
                 <w:rFonts w:ascii="Courier New" w:eastAsia="Courier New" w:hAnsi="Courier New" w:cs="Courier New"/>
                 <w:color w:val="1A1A2E"/>
                 <w:sz w:val="18"/>
               </w:rPr>
-              <w:t xml:space="preserve">        '</w:t>
+              <w:t xml:space="preserve"> = </w:t>
             </w:r>
             <w:proofErr w:type="spellStart"/>
             <w:r>
@@ -15997,7 +16329,143 @@
                 <w:color w:val="1A1A2E"/>
                 <w:sz w:val="18"/>
               </w:rPr>
-              <w:t>trigger_archive</w:t>
+              <w:t>OLD.location_id</w:t>
+            </w:r>
+            <w:proofErr w:type="spellEnd"/>
+            <w:r>
+              <w:rPr>
+                <w:rFonts w:ascii="Courier New" w:eastAsia="Courier New" w:hAnsi="Courier New" w:cs="Courier New"/>
+                <w:color w:val="1A1A2E"/>
+                <w:sz w:val="18"/>
+              </w:rPr>
+              <w:t>),</w:t>
+            </w:r>
+            <w:r>
+              <w:t xml:space="preserve"> </w:t>
+            </w:r>
+          </w:p>
+          <w:p>
+            <w:pPr>
+              <w:spacing w:after="0" w:line="259" w:lineRule="auto"/>
+              <w:ind w:left="0" w:firstLine="0"/>
+              <w:jc w:val="left"/>
+            </w:pPr>
+            <w:r>
+              <w:rPr>
+                <w:rFonts w:ascii="Courier New" w:eastAsia="Courier New" w:hAnsi="Courier New" w:cs="Courier New"/>
+                <w:color w:val="1A1A2E"/>
+                <w:sz w:val="18"/>
+              </w:rPr>
+              <w:t xml:space="preserve">        (SELECT </w:t>
+            </w:r>
+            <w:proofErr w:type="gramStart"/>
+            <w:r>
+              <w:rPr>
+                <w:rFonts w:ascii="Courier New" w:eastAsia="Courier New" w:hAnsi="Courier New" w:cs="Courier New"/>
+                <w:color w:val="1A1A2E"/>
+                <w:sz w:val="18"/>
+              </w:rPr>
+              <w:t>COUNT(</w:t>
+            </w:r>
+            <w:proofErr w:type="gramEnd"/>
+            <w:r>
+              <w:rPr>
+                <w:rFonts w:ascii="Courier New" w:eastAsia="Courier New" w:hAnsi="Courier New" w:cs="Courier New"/>
+                <w:color w:val="1A1A2E"/>
+                <w:sz w:val="18"/>
+              </w:rPr>
+              <w:t xml:space="preserve">*) FROM </w:t>
+            </w:r>
+            <w:proofErr w:type="spellStart"/>
+            <w:r>
+              <w:rPr>
+                <w:rFonts w:ascii="Courier New" w:eastAsia="Courier New" w:hAnsi="Courier New" w:cs="Courier New"/>
+                <w:color w:val="1A1A2E"/>
+                <w:sz w:val="18"/>
+              </w:rPr>
+              <w:t>Favorites</w:t>
+            </w:r>
+            <w:proofErr w:type="spellEnd"/>
+            <w:r>
+              <w:rPr>
+                <w:rFonts w:ascii="Courier New" w:eastAsia="Courier New" w:hAnsi="Courier New" w:cs="Courier New"/>
+                <w:color w:val="1A1A2E"/>
+                <w:sz w:val="18"/>
+              </w:rPr>
+              <w:t xml:space="preserve"> WHERE </w:t>
+            </w:r>
+            <w:proofErr w:type="spellStart"/>
+            <w:r>
+              <w:rPr>
+                <w:rFonts w:ascii="Courier New" w:eastAsia="Courier New" w:hAnsi="Courier New" w:cs="Courier New"/>
+                <w:color w:val="1A1A2E"/>
+                <w:sz w:val="18"/>
+              </w:rPr>
+              <w:t>location_id</w:t>
+            </w:r>
+            <w:proofErr w:type="spellEnd"/>
+            <w:r>
+              <w:rPr>
+                <w:rFonts w:ascii="Courier New" w:eastAsia="Courier New" w:hAnsi="Courier New" w:cs="Courier New"/>
+                <w:color w:val="1A1A2E"/>
+                <w:sz w:val="18"/>
+              </w:rPr>
+              <w:t xml:space="preserve"> = </w:t>
+            </w:r>
+            <w:proofErr w:type="spellStart"/>
+            <w:r>
+              <w:rPr>
+                <w:rFonts w:ascii="Courier New" w:eastAsia="Courier New" w:hAnsi="Courier New" w:cs="Courier New"/>
+                <w:color w:val="1A1A2E"/>
+                <w:sz w:val="18"/>
+              </w:rPr>
+              <w:t>OLD.location_id</w:t>
+            </w:r>
+            <w:proofErr w:type="spellEnd"/>
+            <w:r>
+              <w:rPr>
+                <w:rFonts w:ascii="Courier New" w:eastAsia="Courier New" w:hAnsi="Courier New" w:cs="Courier New"/>
+                <w:color w:val="1A1A2E"/>
+                <w:sz w:val="18"/>
+              </w:rPr>
+              <w:t>),</w:t>
+            </w:r>
+            <w:r>
+              <w:t xml:space="preserve"> </w:t>
+            </w:r>
+          </w:p>
+          <w:p>
+            <w:pPr>
+              <w:spacing w:after="0" w:line="259" w:lineRule="auto"/>
+              <w:ind w:left="0" w:firstLine="0"/>
+              <w:jc w:val="left"/>
+            </w:pPr>
+            <w:r>
+              <w:rPr>
+                <w:rFonts w:ascii="Courier New" w:eastAsia="Courier New" w:hAnsi="Courier New" w:cs="Courier New"/>
+                <w:color w:val="1A1A2E"/>
+                <w:sz w:val="18"/>
+              </w:rPr>
+              <w:t xml:space="preserve">        '</w:t>
+            </w:r>
+            <w:proofErr w:type="spellStart"/>
+            <w:proofErr w:type="gramStart"/>
+            <w:r>
+              <w:rPr>
+                <w:rFonts w:ascii="Courier New" w:eastAsia="Courier New" w:hAnsi="Courier New" w:cs="Courier New"/>
+                <w:color w:val="1A1A2E"/>
+                <w:sz w:val="18"/>
+              </w:rPr>
+              <w:t>trigger</w:t>
+            </w:r>
+            <w:proofErr w:type="gramEnd"/>
+            <w:r>
+              <w:rPr>
+                <w:rFonts w:ascii="Courier New" w:eastAsia="Courier New" w:hAnsi="Courier New" w:cs="Courier New"/>
+                <w:color w:val="1A1A2E"/>
+                <w:sz w:val="18"/>
+              </w:rPr>
+              <w:t>_archive</w:t>
             </w:r>
             <w:proofErr w:type="spellEnd"/>
             <w:r>
@@ -16161,7 +16629,25 @@
           <w:color w:val="1A1A2E"/>
           <w:sz w:val="18"/>
         </w:rPr>
-        <w:t xml:space="preserve">INSERT INTO Locations(name, </w:t>
+        <w:t xml:space="preserve">INSERT INTO </w:t>
+      </w:r>
+      <w:proofErr w:type="gramStart"/>
+      <w:r>
+        <w:rPr>
+          <w:rFonts w:ascii="Courier New" w:eastAsia="Courier New" w:hAnsi="Courier New" w:cs="Courier New"/>
+          <w:color w:val="1A1A2E"/>
+          <w:sz w:val="18"/>
+        </w:rPr>
+        <w:t>Locations(</w:t>
+      </w:r>
+      <w:proofErr w:type="gramEnd"/>
+      <w:r>
+        <w:rPr>
+          <w:rFonts w:ascii="Courier New" w:eastAsia="Courier New" w:hAnsi="Courier New" w:cs="Courier New"/>
+          <w:color w:val="1A1A2E"/>
+          <w:sz w:val="18"/>
+        </w:rPr>
+        <w:t xml:space="preserve">name, </w:t>
       </w:r>
       <w:proofErr w:type="spellStart"/>
       <w:r>
@@ -16198,7 +16684,16 @@
           <w:color w:val="1A1A2E"/>
           <w:sz w:val="18"/>
         </w:rPr>
-        <w:t>VALUES (:name, :</w:t>
+        <w:t>VALUES (:name</w:t>
+      </w:r>
+      <w:proofErr w:type="gramStart"/>
+      <w:r>
+        <w:rPr>
+          <w:rFonts w:ascii="Courier New" w:eastAsia="Courier New" w:hAnsi="Courier New" w:cs="Courier New"/>
+          <w:color w:val="1A1A2E"/>
+          <w:sz w:val="18"/>
+        </w:rPr>
+        <w:t>, :</w:t>
       </w:r>
       <w:proofErr w:type="spellStart"/>
       <w:r>
@@ -16207,9 +16702,19 @@
           <w:color w:val="1A1A2E"/>
           <w:sz w:val="18"/>
         </w:rPr>
-        <w:t>category_id</w:t>
+        <w:t>category</w:t>
+      </w:r>
+      <w:proofErr w:type="gramEnd"/>
+      <w:r>
+        <w:rPr>
+          <w:rFonts w:ascii="Courier New" w:eastAsia="Courier New" w:hAnsi="Courier New" w:cs="Courier New"/>
+          <w:color w:val="1A1A2E"/>
+          <w:sz w:val="18"/>
+        </w:rPr>
+        <w:t>_id</w:t>
       </w:r>
       <w:proofErr w:type="spellEnd"/>
+      <w:proofErr w:type="gramStart"/>
       <w:r>
         <w:rPr>
           <w:rFonts w:ascii="Courier New" w:eastAsia="Courier New" w:hAnsi="Courier New" w:cs="Courier New"/>
@@ -16218,6 +16723,7 @@
         </w:rPr>
         <w:t>, :address, :description, :latitude, :longitude);</w:t>
       </w:r>
+      <w:proofErr w:type="gramEnd"/>
       <w:r>
         <w:t xml:space="preserve"> </w:t>
       </w:r>
@@ -16254,10 +16760,19 @@
           <w:color w:val="1A1A2E"/>
           <w:sz w:val="18"/>
         </w:rPr>
-        <w:lastRenderedPageBreak/>
-        <w:t>INSERT INTO Reviews(</w:t>
+        <w:t xml:space="preserve">INSERT INTO </w:t>
+      </w:r>
+      <w:proofErr w:type="gramStart"/>
+      <w:r>
+        <w:rPr>
+          <w:rFonts w:ascii="Courier New" w:eastAsia="Courier New" w:hAnsi="Courier New" w:cs="Courier New"/>
+          <w:color w:val="1A1A2E"/>
+          <w:sz w:val="18"/>
+        </w:rPr>
+        <w:t>Reviews(</w:t>
       </w:r>
       <w:proofErr w:type="spellStart"/>
+      <w:proofErr w:type="gramEnd"/>
       <w:r>
         <w:rPr>
           <w:rFonts w:ascii="Courier New" w:eastAsia="Courier New" w:hAnsi="Courier New" w:cs="Courier New"/>
@@ -16322,6 +16837,7 @@
         <w:t>user_id</w:t>
       </w:r>
       <w:proofErr w:type="spellEnd"/>
+      <w:proofErr w:type="gramStart"/>
       <w:r>
         <w:rPr>
           <w:rFonts w:ascii="Courier New" w:eastAsia="Courier New" w:hAnsi="Courier New" w:cs="Courier New"/>
@@ -16337,9 +16853,19 @@
           <w:color w:val="1A1A2E"/>
           <w:sz w:val="18"/>
         </w:rPr>
-        <w:t>location_id</w:t>
+        <w:t>location</w:t>
+      </w:r>
+      <w:proofErr w:type="gramEnd"/>
+      <w:r>
+        <w:rPr>
+          <w:rFonts w:ascii="Courier New" w:eastAsia="Courier New" w:hAnsi="Courier New" w:cs="Courier New"/>
+          <w:color w:val="1A1A2E"/>
+          <w:sz w:val="18"/>
+        </w:rPr>
+        <w:t>_id</w:t>
       </w:r>
       <w:proofErr w:type="spellEnd"/>
+      <w:proofErr w:type="gramStart"/>
       <w:r>
         <w:rPr>
           <w:rFonts w:ascii="Courier New" w:eastAsia="Courier New" w:hAnsi="Courier New" w:cs="Courier New"/>
@@ -16355,9 +16881,19 @@
           <w:color w:val="1A1A2E"/>
           <w:sz w:val="18"/>
         </w:rPr>
-        <w:t>review_date</w:t>
+        <w:t>review</w:t>
+      </w:r>
+      <w:proofErr w:type="gramEnd"/>
+      <w:r>
+        <w:rPr>
+          <w:rFonts w:ascii="Courier New" w:eastAsia="Courier New" w:hAnsi="Courier New" w:cs="Courier New"/>
+          <w:color w:val="1A1A2E"/>
+          <w:sz w:val="18"/>
+        </w:rPr>
+        <w:t>_date</w:t>
       </w:r>
       <w:proofErr w:type="spellEnd"/>
+      <w:proofErr w:type="gramStart"/>
       <w:r>
         <w:rPr>
           <w:rFonts w:ascii="Courier New" w:eastAsia="Courier New" w:hAnsi="Courier New" w:cs="Courier New"/>
@@ -16366,6 +16902,7 @@
         </w:rPr>
         <w:t>);</w:t>
       </w:r>
+      <w:proofErr w:type="gramEnd"/>
       <w:r>
         <w:t xml:space="preserve"> </w:t>
       </w:r>
@@ -16435,8 +16972,36 @@
           <w:color w:val="1A1A2E"/>
           <w:sz w:val="18"/>
         </w:rPr>
-        <w:t>SET rating = :rating, comment = :comment</w:t>
-      </w:r>
+        <w:t xml:space="preserve">SET rating </w:t>
+      </w:r>
+      <w:proofErr w:type="gramStart"/>
+      <w:r>
+        <w:rPr>
+          <w:rFonts w:ascii="Courier New" w:eastAsia="Courier New" w:hAnsi="Courier New" w:cs="Courier New"/>
+          <w:color w:val="1A1A2E"/>
+          <w:sz w:val="18"/>
+        </w:rPr>
+        <w:t>= :rating</w:t>
+      </w:r>
+      <w:proofErr w:type="gramEnd"/>
+      <w:r>
+        <w:rPr>
+          <w:rFonts w:ascii="Courier New" w:eastAsia="Courier New" w:hAnsi="Courier New" w:cs="Courier New"/>
+          <w:color w:val="1A1A2E"/>
+          <w:sz w:val="18"/>
+        </w:rPr>
+        <w:t xml:space="preserve">, comment </w:t>
+      </w:r>
+      <w:proofErr w:type="gramStart"/>
+      <w:r>
+        <w:rPr>
+          <w:rFonts w:ascii="Courier New" w:eastAsia="Courier New" w:hAnsi="Courier New" w:cs="Courier New"/>
+          <w:color w:val="1A1A2E"/>
+          <w:sz w:val="18"/>
+        </w:rPr>
+        <w:t>= :comment</w:t>
+      </w:r>
+      <w:proofErr w:type="gramEnd"/>
       <w:r>
         <w:t xml:space="preserve"> </w:t>
       </w:r>
@@ -16472,7 +17037,16 @@
           <w:color w:val="1A1A2E"/>
           <w:sz w:val="18"/>
         </w:rPr>
-        <w:t xml:space="preserve"> = :</w:t>
+        <w:t xml:space="preserve"> </w:t>
+      </w:r>
+      <w:proofErr w:type="gramStart"/>
+      <w:r>
+        <w:rPr>
+          <w:rFonts w:ascii="Courier New" w:eastAsia="Courier New" w:hAnsi="Courier New" w:cs="Courier New"/>
+          <w:color w:val="1A1A2E"/>
+          <w:sz w:val="18"/>
+        </w:rPr>
+        <w:t>= :</w:t>
       </w:r>
       <w:proofErr w:type="spellStart"/>
       <w:r>
@@ -16481,7 +17055,25 @@
           <w:color w:val="1A1A2E"/>
           <w:sz w:val="18"/>
         </w:rPr>
-        <w:t>review_id</w:t>
+        <w:t>review</w:t>
+      </w:r>
+      <w:proofErr w:type="gramEnd"/>
+      <w:r>
+        <w:rPr>
+          <w:rFonts w:ascii="Courier New" w:eastAsia="Courier New" w:hAnsi="Courier New" w:cs="Courier New"/>
+          <w:color w:val="1A1A2E"/>
+          <w:sz w:val="18"/>
+        </w:rPr>
+        <w:t>_</w:t>
+      </w:r>
+      <w:proofErr w:type="gramStart"/>
+      <w:r>
+        <w:rPr>
+          <w:rFonts w:ascii="Courier New" w:eastAsia="Courier New" w:hAnsi="Courier New" w:cs="Courier New"/>
+          <w:color w:val="1A1A2E"/>
+          <w:sz w:val="18"/>
+        </w:rPr>
+        <w:t>id</w:t>
       </w:r>
       <w:proofErr w:type="spellEnd"/>
       <w:r>
@@ -16492,6 +17084,7 @@
         </w:rPr>
         <w:t>;</w:t>
       </w:r>
+      <w:proofErr w:type="gramEnd"/>
       <w:r>
         <w:t xml:space="preserve"> </w:t>
       </w:r>
@@ -16513,6 +17106,7 @@
       </w:pPr>
       <w:bookmarkStart w:id="46" w:name="_Toc226640530"/>
       <w:r>
+        <w:lastRenderedPageBreak/>
         <w:t>Delete Operations</w:t>
       </w:r>
       <w:bookmarkEnd w:id="46"/>
@@ -16560,7 +17154,25 @@
           <w:color w:val="1A1A2E"/>
           <w:sz w:val="18"/>
         </w:rPr>
-        <w:t xml:space="preserve"> = :lid;</w:t>
+        <w:t xml:space="preserve"> </w:t>
+      </w:r>
+      <w:proofErr w:type="gramStart"/>
+      <w:r>
+        <w:rPr>
+          <w:rFonts w:ascii="Courier New" w:eastAsia="Courier New" w:hAnsi="Courier New" w:cs="Courier New"/>
+          <w:color w:val="1A1A2E"/>
+          <w:sz w:val="18"/>
+        </w:rPr>
+        <w:t>= :lid</w:t>
+      </w:r>
+      <w:proofErr w:type="gramEnd"/>
+      <w:r>
+        <w:rPr>
+          <w:rFonts w:ascii="Courier New" w:eastAsia="Courier New" w:hAnsi="Courier New" w:cs="Courier New"/>
+          <w:color w:val="1A1A2E"/>
+          <w:sz w:val="18"/>
+        </w:rPr>
+        <w:t>;</w:t>
       </w:r>
       <w:r>
         <w:t xml:space="preserve"> </w:t>
@@ -16615,13 +17227,23 @@
         <w:t xml:space="preserve">SELECT </w:t>
       </w:r>
       <w:proofErr w:type="spellStart"/>
-      <w:r>
-        <w:rPr>
-          <w:rFonts w:ascii="Courier New" w:eastAsia="Courier New" w:hAnsi="Courier New" w:cs="Courier New"/>
-          <w:color w:val="1A1A2E"/>
-          <w:sz w:val="18"/>
-        </w:rPr>
-        <w:t>l.location_id</w:t>
+      <w:proofErr w:type="gramStart"/>
+      <w:r>
+        <w:rPr>
+          <w:rFonts w:ascii="Courier New" w:eastAsia="Courier New" w:hAnsi="Courier New" w:cs="Courier New"/>
+          <w:color w:val="1A1A2E"/>
+          <w:sz w:val="18"/>
+        </w:rPr>
+        <w:t>l.location</w:t>
+      </w:r>
+      <w:proofErr w:type="gramEnd"/>
+      <w:r>
+        <w:rPr>
+          <w:rFonts w:ascii="Courier New" w:eastAsia="Courier New" w:hAnsi="Courier New" w:cs="Courier New"/>
+          <w:color w:val="1A1A2E"/>
+          <w:sz w:val="18"/>
+        </w:rPr>
+        <w:t>_id</w:t>
       </w:r>
       <w:proofErr w:type="spellEnd"/>
       <w:r>
@@ -16633,13 +17255,23 @@
         <w:t xml:space="preserve">, l.name, </w:t>
       </w:r>
       <w:proofErr w:type="spellStart"/>
-      <w:r>
-        <w:rPr>
-          <w:rFonts w:ascii="Courier New" w:eastAsia="Courier New" w:hAnsi="Courier New" w:cs="Courier New"/>
-          <w:color w:val="1A1A2E"/>
-          <w:sz w:val="18"/>
-        </w:rPr>
-        <w:t>l.category_id</w:t>
+      <w:proofErr w:type="gramStart"/>
+      <w:r>
+        <w:rPr>
+          <w:rFonts w:ascii="Courier New" w:eastAsia="Courier New" w:hAnsi="Courier New" w:cs="Courier New"/>
+          <w:color w:val="1A1A2E"/>
+          <w:sz w:val="18"/>
+        </w:rPr>
+        <w:t>l.category</w:t>
+      </w:r>
+      <w:proofErr w:type="gramEnd"/>
+      <w:r>
+        <w:rPr>
+          <w:rFonts w:ascii="Courier New" w:eastAsia="Courier New" w:hAnsi="Courier New" w:cs="Courier New"/>
+          <w:color w:val="1A1A2E"/>
+          <w:sz w:val="18"/>
+        </w:rPr>
+        <w:t>_id</w:t>
       </w:r>
       <w:proofErr w:type="spellEnd"/>
       <w:r>
@@ -16688,6 +17320,7 @@
         <w:t xml:space="preserve">, </w:t>
       </w:r>
       <w:proofErr w:type="spellStart"/>
+      <w:proofErr w:type="gramStart"/>
       <w:r>
         <w:rPr>
           <w:rFonts w:ascii="Courier New" w:eastAsia="Courier New" w:hAnsi="Courier New" w:cs="Courier New"/>
@@ -16697,6 +17330,7 @@
         <w:t>l.address</w:t>
       </w:r>
       <w:proofErr w:type="spellEnd"/>
+      <w:proofErr w:type="gramEnd"/>
       <w:r>
         <w:rPr>
           <w:rFonts w:ascii="Courier New" w:eastAsia="Courier New" w:hAnsi="Courier New" w:cs="Courier New"/>
@@ -16706,6 +17340,7 @@
         <w:t xml:space="preserve">, </w:t>
       </w:r>
       <w:proofErr w:type="spellStart"/>
+      <w:proofErr w:type="gramStart"/>
       <w:r>
         <w:rPr>
           <w:rFonts w:ascii="Courier New" w:eastAsia="Courier New" w:hAnsi="Courier New" w:cs="Courier New"/>
@@ -16715,6 +17350,7 @@
         <w:t>l.description</w:t>
       </w:r>
       <w:proofErr w:type="spellEnd"/>
+      <w:proofErr w:type="gramEnd"/>
       <w:r>
         <w:rPr>
           <w:rFonts w:ascii="Courier New" w:eastAsia="Courier New" w:hAnsi="Courier New" w:cs="Courier New"/>
@@ -16761,6 +17397,7 @@
         <w:t xml:space="preserve">, </w:t>
       </w:r>
       <w:proofErr w:type="spellStart"/>
+      <w:proofErr w:type="gramStart"/>
       <w:r>
         <w:rPr>
           <w:rFonts w:ascii="Courier New" w:eastAsia="Courier New" w:hAnsi="Courier New" w:cs="Courier New"/>
@@ -16770,6 +17407,7 @@
         <w:t>l.longitude</w:t>
       </w:r>
       <w:proofErr w:type="spellEnd"/>
+      <w:proofErr w:type="gramEnd"/>
       <w:r>
         <w:t xml:space="preserve"> </w:t>
       </w:r>
@@ -16809,13 +17447,23 @@
         <w:t xml:space="preserve">LEFT JOIN Categories c ON </w:t>
       </w:r>
       <w:proofErr w:type="spellStart"/>
-      <w:r>
-        <w:rPr>
-          <w:rFonts w:ascii="Courier New" w:eastAsia="Courier New" w:hAnsi="Courier New" w:cs="Courier New"/>
-          <w:color w:val="1A1A2E"/>
-          <w:sz w:val="18"/>
-        </w:rPr>
-        <w:t>l.category_id</w:t>
+      <w:proofErr w:type="gramStart"/>
+      <w:r>
+        <w:rPr>
+          <w:rFonts w:ascii="Courier New" w:eastAsia="Courier New" w:hAnsi="Courier New" w:cs="Courier New"/>
+          <w:color w:val="1A1A2E"/>
+          <w:sz w:val="18"/>
+        </w:rPr>
+        <w:t>l.category</w:t>
+      </w:r>
+      <w:proofErr w:type="gramEnd"/>
+      <w:r>
+        <w:rPr>
+          <w:rFonts w:ascii="Courier New" w:eastAsia="Courier New" w:hAnsi="Courier New" w:cs="Courier New"/>
+          <w:color w:val="1A1A2E"/>
+          <w:sz w:val="18"/>
+        </w:rPr>
+        <w:t>_id</w:t>
       </w:r>
       <w:proofErr w:type="spellEnd"/>
       <w:r>
@@ -16827,13 +17475,23 @@
         <w:t xml:space="preserve"> = </w:t>
       </w:r>
       <w:proofErr w:type="spellStart"/>
-      <w:r>
-        <w:rPr>
-          <w:rFonts w:ascii="Courier New" w:eastAsia="Courier New" w:hAnsi="Courier New" w:cs="Courier New"/>
-          <w:color w:val="1A1A2E"/>
-          <w:sz w:val="18"/>
-        </w:rPr>
-        <w:t>c.category_id</w:t>
+      <w:proofErr w:type="gramStart"/>
+      <w:r>
+        <w:rPr>
+          <w:rFonts w:ascii="Courier New" w:eastAsia="Courier New" w:hAnsi="Courier New" w:cs="Courier New"/>
+          <w:color w:val="1A1A2E"/>
+          <w:sz w:val="18"/>
+        </w:rPr>
+        <w:t>c.category</w:t>
+      </w:r>
+      <w:proofErr w:type="gramEnd"/>
+      <w:r>
+        <w:rPr>
+          <w:rFonts w:ascii="Courier New" w:eastAsia="Courier New" w:hAnsi="Courier New" w:cs="Courier New"/>
+          <w:color w:val="1A1A2E"/>
+          <w:sz w:val="18"/>
+        </w:rPr>
+        <w:t>_id</w:t>
       </w:r>
       <w:proofErr w:type="spellEnd"/>
       <w:r>
@@ -16845,8 +17503,18 @@
           <w:color w:val="1A1A2E"/>
           <w:sz w:val="18"/>
         </w:rPr>
-        <w:t>ORDER BY l.name;</w:t>
-      </w:r>
+        <w:t>ORDER BY l.</w:t>
+      </w:r>
+      <w:proofErr w:type="gramStart"/>
+      <w:r>
+        <w:rPr>
+          <w:rFonts w:ascii="Courier New" w:eastAsia="Courier New" w:hAnsi="Courier New" w:cs="Courier New"/>
+          <w:color w:val="1A1A2E"/>
+          <w:sz w:val="18"/>
+        </w:rPr>
+        <w:t>name;</w:t>
+      </w:r>
+      <w:proofErr w:type="gramEnd"/>
       <w:r>
         <w:t xml:space="preserve"> </w:t>
       </w:r>
@@ -16886,13 +17554,23 @@
         <w:t xml:space="preserve">SELECT </w:t>
       </w:r>
       <w:proofErr w:type="spellStart"/>
-      <w:r>
-        <w:rPr>
-          <w:rFonts w:ascii="Courier New" w:eastAsia="Courier New" w:hAnsi="Courier New" w:cs="Courier New"/>
-          <w:color w:val="1A1A2E"/>
-          <w:sz w:val="18"/>
-        </w:rPr>
-        <w:t>l.location_id</w:t>
+      <w:proofErr w:type="gramStart"/>
+      <w:r>
+        <w:rPr>
+          <w:rFonts w:ascii="Courier New" w:eastAsia="Courier New" w:hAnsi="Courier New" w:cs="Courier New"/>
+          <w:color w:val="1A1A2E"/>
+          <w:sz w:val="18"/>
+        </w:rPr>
+        <w:t>l.location</w:t>
+      </w:r>
+      <w:proofErr w:type="gramEnd"/>
+      <w:r>
+        <w:rPr>
+          <w:rFonts w:ascii="Courier New" w:eastAsia="Courier New" w:hAnsi="Courier New" w:cs="Courier New"/>
+          <w:color w:val="1A1A2E"/>
+          <w:sz w:val="18"/>
+        </w:rPr>
+        <w:t>_id</w:t>
       </w:r>
       <w:proofErr w:type="spellEnd"/>
       <w:r>
@@ -16904,13 +17582,23 @@
         <w:t xml:space="preserve">, l.name, </w:t>
       </w:r>
       <w:proofErr w:type="spellStart"/>
-      <w:r>
-        <w:rPr>
-          <w:rFonts w:ascii="Courier New" w:eastAsia="Courier New" w:hAnsi="Courier New" w:cs="Courier New"/>
-          <w:color w:val="1A1A2E"/>
-          <w:sz w:val="18"/>
-        </w:rPr>
-        <w:t>c.category_name</w:t>
+      <w:proofErr w:type="gramStart"/>
+      <w:r>
+        <w:rPr>
+          <w:rFonts w:ascii="Courier New" w:eastAsia="Courier New" w:hAnsi="Courier New" w:cs="Courier New"/>
+          <w:color w:val="1A1A2E"/>
+          <w:sz w:val="18"/>
+        </w:rPr>
+        <w:t>c.category</w:t>
+      </w:r>
+      <w:proofErr w:type="gramEnd"/>
+      <w:r>
+        <w:rPr>
+          <w:rFonts w:ascii="Courier New" w:eastAsia="Courier New" w:hAnsi="Courier New" w:cs="Courier New"/>
+          <w:color w:val="1A1A2E"/>
+          <w:sz w:val="18"/>
+        </w:rPr>
+        <w:t>_name</w:t>
       </w:r>
       <w:proofErr w:type="spellEnd"/>
       <w:r>
@@ -16941,6 +17629,7 @@
         <w:t xml:space="preserve">       ROUND(AVG(</w:t>
       </w:r>
       <w:proofErr w:type="spellStart"/>
+      <w:proofErr w:type="gramStart"/>
       <w:r>
         <w:rPr>
           <w:rFonts w:ascii="Courier New" w:eastAsia="Courier New" w:hAnsi="Courier New" w:cs="Courier New"/>
@@ -16950,6 +17639,7 @@
         <w:t>r.rating</w:t>
       </w:r>
       <w:proofErr w:type="spellEnd"/>
+      <w:proofErr w:type="gramEnd"/>
       <w:r>
         <w:rPr>
           <w:rFonts w:ascii="Courier New" w:eastAsia="Courier New" w:hAnsi="Courier New" w:cs="Courier New"/>
@@ -16996,13 +17686,23 @@
         <w:t xml:space="preserve">       COUNT(</w:t>
       </w:r>
       <w:proofErr w:type="spellStart"/>
-      <w:r>
-        <w:rPr>
-          <w:rFonts w:ascii="Courier New" w:eastAsia="Courier New" w:hAnsi="Courier New" w:cs="Courier New"/>
-          <w:color w:val="1A1A2E"/>
-          <w:sz w:val="18"/>
-        </w:rPr>
-        <w:t>r.review_id</w:t>
+      <w:proofErr w:type="gramStart"/>
+      <w:r>
+        <w:rPr>
+          <w:rFonts w:ascii="Courier New" w:eastAsia="Courier New" w:hAnsi="Courier New" w:cs="Courier New"/>
+          <w:color w:val="1A1A2E"/>
+          <w:sz w:val="18"/>
+        </w:rPr>
+        <w:t>r.review</w:t>
+      </w:r>
+      <w:proofErr w:type="gramEnd"/>
+      <w:r>
+        <w:rPr>
+          <w:rFonts w:ascii="Courier New" w:eastAsia="Courier New" w:hAnsi="Courier New" w:cs="Courier New"/>
+          <w:color w:val="1A1A2E"/>
+          <w:sz w:val="18"/>
+        </w:rPr>
+        <w:t>_id</w:t>
       </w:r>
       <w:proofErr w:type="spellEnd"/>
       <w:r>
@@ -17062,13 +17762,23 @@
         <w:t xml:space="preserve">LEFT JOIN Categories c ON </w:t>
       </w:r>
       <w:proofErr w:type="spellStart"/>
-      <w:r>
-        <w:rPr>
-          <w:rFonts w:ascii="Courier New" w:eastAsia="Courier New" w:hAnsi="Courier New" w:cs="Courier New"/>
-          <w:color w:val="1A1A2E"/>
-          <w:sz w:val="18"/>
-        </w:rPr>
-        <w:t>l.category_id</w:t>
+      <w:proofErr w:type="gramStart"/>
+      <w:r>
+        <w:rPr>
+          <w:rFonts w:ascii="Courier New" w:eastAsia="Courier New" w:hAnsi="Courier New" w:cs="Courier New"/>
+          <w:color w:val="1A1A2E"/>
+          <w:sz w:val="18"/>
+        </w:rPr>
+        <w:t>l.category</w:t>
+      </w:r>
+      <w:proofErr w:type="gramEnd"/>
+      <w:r>
+        <w:rPr>
+          <w:rFonts w:ascii="Courier New" w:eastAsia="Courier New" w:hAnsi="Courier New" w:cs="Courier New"/>
+          <w:color w:val="1A1A2E"/>
+          <w:sz w:val="18"/>
+        </w:rPr>
+        <w:t>_id</w:t>
       </w:r>
       <w:proofErr w:type="spellEnd"/>
       <w:r>
@@ -17080,13 +17790,23 @@
         <w:t xml:space="preserve"> = </w:t>
       </w:r>
       <w:proofErr w:type="spellStart"/>
-      <w:r>
-        <w:rPr>
-          <w:rFonts w:ascii="Courier New" w:eastAsia="Courier New" w:hAnsi="Courier New" w:cs="Courier New"/>
-          <w:color w:val="1A1A2E"/>
-          <w:sz w:val="18"/>
-        </w:rPr>
-        <w:t>c.category_id</w:t>
+      <w:proofErr w:type="gramStart"/>
+      <w:r>
+        <w:rPr>
+          <w:rFonts w:ascii="Courier New" w:eastAsia="Courier New" w:hAnsi="Courier New" w:cs="Courier New"/>
+          <w:color w:val="1A1A2E"/>
+          <w:sz w:val="18"/>
+        </w:rPr>
+        <w:t>c.category</w:t>
+      </w:r>
+      <w:proofErr w:type="gramEnd"/>
+      <w:r>
+        <w:rPr>
+          <w:rFonts w:ascii="Courier New" w:eastAsia="Courier New" w:hAnsi="Courier New" w:cs="Courier New"/>
+          <w:color w:val="1A1A2E"/>
+          <w:sz w:val="18"/>
+        </w:rPr>
+        <w:t>_id</w:t>
       </w:r>
       <w:proofErr w:type="spellEnd"/>
       <w:r>
@@ -17109,13 +17829,23 @@
         <w:t xml:space="preserve">LEFT JOIN Reviews r ON </w:t>
       </w:r>
       <w:proofErr w:type="spellStart"/>
-      <w:r>
-        <w:rPr>
-          <w:rFonts w:ascii="Courier New" w:eastAsia="Courier New" w:hAnsi="Courier New" w:cs="Courier New"/>
-          <w:color w:val="1A1A2E"/>
-          <w:sz w:val="18"/>
-        </w:rPr>
-        <w:t>l.location_id</w:t>
+      <w:proofErr w:type="gramStart"/>
+      <w:r>
+        <w:rPr>
+          <w:rFonts w:ascii="Courier New" w:eastAsia="Courier New" w:hAnsi="Courier New" w:cs="Courier New"/>
+          <w:color w:val="1A1A2E"/>
+          <w:sz w:val="18"/>
+        </w:rPr>
+        <w:t>l.location</w:t>
+      </w:r>
+      <w:proofErr w:type="gramEnd"/>
+      <w:r>
+        <w:rPr>
+          <w:rFonts w:ascii="Courier New" w:eastAsia="Courier New" w:hAnsi="Courier New" w:cs="Courier New"/>
+          <w:color w:val="1A1A2E"/>
+          <w:sz w:val="18"/>
+        </w:rPr>
+        <w:t>_id</w:t>
       </w:r>
       <w:proofErr w:type="spellEnd"/>
       <w:r>
@@ -17127,13 +17857,23 @@
         <w:t xml:space="preserve"> = </w:t>
       </w:r>
       <w:proofErr w:type="spellStart"/>
-      <w:r>
-        <w:rPr>
-          <w:rFonts w:ascii="Courier New" w:eastAsia="Courier New" w:hAnsi="Courier New" w:cs="Courier New"/>
-          <w:color w:val="1A1A2E"/>
-          <w:sz w:val="18"/>
-        </w:rPr>
-        <w:t>r.location_id</w:t>
+      <w:proofErr w:type="gramStart"/>
+      <w:r>
+        <w:rPr>
+          <w:rFonts w:ascii="Courier New" w:eastAsia="Courier New" w:hAnsi="Courier New" w:cs="Courier New"/>
+          <w:color w:val="1A1A2E"/>
+          <w:sz w:val="18"/>
+        </w:rPr>
+        <w:t>r.location</w:t>
+      </w:r>
+      <w:proofErr w:type="gramEnd"/>
+      <w:r>
+        <w:rPr>
+          <w:rFonts w:ascii="Courier New" w:eastAsia="Courier New" w:hAnsi="Courier New" w:cs="Courier New"/>
+          <w:color w:val="1A1A2E"/>
+          <w:sz w:val="18"/>
+        </w:rPr>
+        <w:t>_id</w:t>
       </w:r>
       <w:proofErr w:type="spellEnd"/>
       <w:r>
@@ -17156,13 +17896,23 @@
         <w:t xml:space="preserve">WHERE </w:t>
       </w:r>
       <w:proofErr w:type="spellStart"/>
-      <w:r>
-        <w:rPr>
-          <w:rFonts w:ascii="Courier New" w:eastAsia="Courier New" w:hAnsi="Courier New" w:cs="Courier New"/>
-          <w:color w:val="1A1A2E"/>
-          <w:sz w:val="18"/>
-        </w:rPr>
-        <w:t>l.location_id</w:t>
+      <w:proofErr w:type="gramStart"/>
+      <w:r>
+        <w:rPr>
+          <w:rFonts w:ascii="Courier New" w:eastAsia="Courier New" w:hAnsi="Courier New" w:cs="Courier New"/>
+          <w:color w:val="1A1A2E"/>
+          <w:sz w:val="18"/>
+        </w:rPr>
+        <w:t>l.location</w:t>
+      </w:r>
+      <w:proofErr w:type="gramEnd"/>
+      <w:r>
+        <w:rPr>
+          <w:rFonts w:ascii="Courier New" w:eastAsia="Courier New" w:hAnsi="Courier New" w:cs="Courier New"/>
+          <w:color w:val="1A1A2E"/>
+          <w:sz w:val="18"/>
+        </w:rPr>
+        <w:t>_id</w:t>
       </w:r>
       <w:proofErr w:type="spellEnd"/>
       <w:r>
@@ -17171,7 +17921,16 @@
           <w:color w:val="1A1A2E"/>
           <w:sz w:val="18"/>
         </w:rPr>
-        <w:t xml:space="preserve"> = :</w:t>
+        <w:t xml:space="preserve"> </w:t>
+      </w:r>
+      <w:proofErr w:type="gramStart"/>
+      <w:r>
+        <w:rPr>
+          <w:rFonts w:ascii="Courier New" w:eastAsia="Courier New" w:hAnsi="Courier New" w:cs="Courier New"/>
+          <w:color w:val="1A1A2E"/>
+          <w:sz w:val="18"/>
+        </w:rPr>
+        <w:t>= :</w:t>
       </w:r>
       <w:proofErr w:type="spellStart"/>
       <w:r>
@@ -17180,7 +17939,16 @@
           <w:color w:val="1A1A2E"/>
           <w:sz w:val="18"/>
         </w:rPr>
-        <w:t>location_id</w:t>
+        <w:t>location</w:t>
+      </w:r>
+      <w:proofErr w:type="gramEnd"/>
+      <w:r>
+        <w:rPr>
+          <w:rFonts w:ascii="Courier New" w:eastAsia="Courier New" w:hAnsi="Courier New" w:cs="Courier New"/>
+          <w:color w:val="1A1A2E"/>
+          <w:sz w:val="18"/>
+        </w:rPr>
+        <w:t>_id</w:t>
       </w:r>
       <w:proofErr w:type="spellEnd"/>
       <w:r>
@@ -17203,13 +17971,23 @@
         <w:t xml:space="preserve">GROUP BY </w:t>
       </w:r>
       <w:proofErr w:type="spellStart"/>
-      <w:r>
-        <w:rPr>
-          <w:rFonts w:ascii="Courier New" w:eastAsia="Courier New" w:hAnsi="Courier New" w:cs="Courier New"/>
-          <w:color w:val="1A1A2E"/>
-          <w:sz w:val="18"/>
-        </w:rPr>
-        <w:t>l.location_id</w:t>
+      <w:proofErr w:type="gramStart"/>
+      <w:r>
+        <w:rPr>
+          <w:rFonts w:ascii="Courier New" w:eastAsia="Courier New" w:hAnsi="Courier New" w:cs="Courier New"/>
+          <w:color w:val="1A1A2E"/>
+          <w:sz w:val="18"/>
+        </w:rPr>
+        <w:t>l.location</w:t>
+      </w:r>
+      <w:proofErr w:type="gramEnd"/>
+      <w:r>
+        <w:rPr>
+          <w:rFonts w:ascii="Courier New" w:eastAsia="Courier New" w:hAnsi="Courier New" w:cs="Courier New"/>
+          <w:color w:val="1A1A2E"/>
+          <w:sz w:val="18"/>
+        </w:rPr>
+        <w:t>_id</w:t>
       </w:r>
       <w:proofErr w:type="spellEnd"/>
       <w:r>
@@ -17221,13 +17999,32 @@
         <w:t xml:space="preserve">, l.name, </w:t>
       </w:r>
       <w:proofErr w:type="spellStart"/>
-      <w:r>
-        <w:rPr>
-          <w:rFonts w:ascii="Courier New" w:eastAsia="Courier New" w:hAnsi="Courier New" w:cs="Courier New"/>
-          <w:color w:val="1A1A2E"/>
-          <w:sz w:val="18"/>
-        </w:rPr>
-        <w:t>c.category_name</w:t>
+      <w:proofErr w:type="gramStart"/>
+      <w:r>
+        <w:rPr>
+          <w:rFonts w:ascii="Courier New" w:eastAsia="Courier New" w:hAnsi="Courier New" w:cs="Courier New"/>
+          <w:color w:val="1A1A2E"/>
+          <w:sz w:val="18"/>
+        </w:rPr>
+        <w:t>c.category</w:t>
+      </w:r>
+      <w:proofErr w:type="gramEnd"/>
+      <w:r>
+        <w:rPr>
+          <w:rFonts w:ascii="Courier New" w:eastAsia="Courier New" w:hAnsi="Courier New" w:cs="Courier New"/>
+          <w:color w:val="1A1A2E"/>
+          <w:sz w:val="18"/>
+        </w:rPr>
+        <w:t>_</w:t>
+      </w:r>
+      <w:proofErr w:type="gramStart"/>
+      <w:r>
+        <w:rPr>
+          <w:rFonts w:ascii="Courier New" w:eastAsia="Courier New" w:hAnsi="Courier New" w:cs="Courier New"/>
+          <w:color w:val="1A1A2E"/>
+          <w:sz w:val="18"/>
+        </w:rPr>
+        <w:t>name</w:t>
       </w:r>
       <w:proofErr w:type="spellEnd"/>
       <w:r>
@@ -17238,6 +18035,7 @@
         </w:rPr>
         <w:t>;</w:t>
       </w:r>
+      <w:proofErr w:type="gramEnd"/>
       <w:r>
         <w:t xml:space="preserve"> </w:t>
       </w:r>
@@ -17298,13 +18096,23 @@
         <w:t xml:space="preserve">SELECT </w:t>
       </w:r>
       <w:proofErr w:type="spellStart"/>
-      <w:r>
-        <w:rPr>
-          <w:rFonts w:ascii="Courier New" w:eastAsia="Courier New" w:hAnsi="Courier New" w:cs="Courier New"/>
-          <w:color w:val="1A1A2E"/>
-          <w:sz w:val="18"/>
-        </w:rPr>
-        <w:t>l.location_id</w:t>
+      <w:proofErr w:type="gramStart"/>
+      <w:r>
+        <w:rPr>
+          <w:rFonts w:ascii="Courier New" w:eastAsia="Courier New" w:hAnsi="Courier New" w:cs="Courier New"/>
+          <w:color w:val="1A1A2E"/>
+          <w:sz w:val="18"/>
+        </w:rPr>
+        <w:t>l.location</w:t>
+      </w:r>
+      <w:proofErr w:type="gramEnd"/>
+      <w:r>
+        <w:rPr>
+          <w:rFonts w:ascii="Courier New" w:eastAsia="Courier New" w:hAnsi="Courier New" w:cs="Courier New"/>
+          <w:color w:val="1A1A2E"/>
+          <w:sz w:val="18"/>
+        </w:rPr>
+        <w:t>_id</w:t>
       </w:r>
       <w:proofErr w:type="spellEnd"/>
       <w:r>
@@ -17353,6 +18161,7 @@
         <w:t xml:space="preserve">       ROUND(AVG(</w:t>
       </w:r>
       <w:proofErr w:type="spellStart"/>
+      <w:proofErr w:type="gramStart"/>
       <w:r>
         <w:rPr>
           <w:rFonts w:ascii="Courier New" w:eastAsia="Courier New" w:hAnsi="Courier New" w:cs="Courier New"/>
@@ -17362,6 +18171,7 @@
         <w:t>r.rating</w:t>
       </w:r>
       <w:proofErr w:type="spellEnd"/>
+      <w:proofErr w:type="gramEnd"/>
       <w:r>
         <w:rPr>
           <w:rFonts w:ascii="Courier New" w:eastAsia="Courier New" w:hAnsi="Courier New" w:cs="Courier New"/>
@@ -17408,13 +18218,23 @@
         <w:t xml:space="preserve">       COUNT(</w:t>
       </w:r>
       <w:proofErr w:type="spellStart"/>
-      <w:r>
-        <w:rPr>
-          <w:rFonts w:ascii="Courier New" w:eastAsia="Courier New" w:hAnsi="Courier New" w:cs="Courier New"/>
-          <w:color w:val="1A1A2E"/>
-          <w:sz w:val="18"/>
-        </w:rPr>
-        <w:t>r.review_id</w:t>
+      <w:proofErr w:type="gramStart"/>
+      <w:r>
+        <w:rPr>
+          <w:rFonts w:ascii="Courier New" w:eastAsia="Courier New" w:hAnsi="Courier New" w:cs="Courier New"/>
+          <w:color w:val="1A1A2E"/>
+          <w:sz w:val="18"/>
+        </w:rPr>
+        <w:t>r.review</w:t>
+      </w:r>
+      <w:proofErr w:type="gramEnd"/>
+      <w:r>
+        <w:rPr>
+          <w:rFonts w:ascii="Courier New" w:eastAsia="Courier New" w:hAnsi="Courier New" w:cs="Courier New"/>
+          <w:color w:val="1A1A2E"/>
+          <w:sz w:val="18"/>
+        </w:rPr>
+        <w:t>_id</w:t>
       </w:r>
       <w:proofErr w:type="spellEnd"/>
       <w:r>
@@ -17474,13 +18294,23 @@
         <w:t xml:space="preserve">JOIN Reviews r ON </w:t>
       </w:r>
       <w:proofErr w:type="spellStart"/>
-      <w:r>
-        <w:rPr>
-          <w:rFonts w:ascii="Courier New" w:eastAsia="Courier New" w:hAnsi="Courier New" w:cs="Courier New"/>
-          <w:color w:val="1A1A2E"/>
-          <w:sz w:val="18"/>
-        </w:rPr>
-        <w:t>l.location_id</w:t>
+      <w:proofErr w:type="gramStart"/>
+      <w:r>
+        <w:rPr>
+          <w:rFonts w:ascii="Courier New" w:eastAsia="Courier New" w:hAnsi="Courier New" w:cs="Courier New"/>
+          <w:color w:val="1A1A2E"/>
+          <w:sz w:val="18"/>
+        </w:rPr>
+        <w:t>l.location</w:t>
+      </w:r>
+      <w:proofErr w:type="gramEnd"/>
+      <w:r>
+        <w:rPr>
+          <w:rFonts w:ascii="Courier New" w:eastAsia="Courier New" w:hAnsi="Courier New" w:cs="Courier New"/>
+          <w:color w:val="1A1A2E"/>
+          <w:sz w:val="18"/>
+        </w:rPr>
+        <w:t>_id</w:t>
       </w:r>
       <w:proofErr w:type="spellEnd"/>
       <w:r>
@@ -17492,13 +18322,23 @@
         <w:t xml:space="preserve"> = </w:t>
       </w:r>
       <w:proofErr w:type="spellStart"/>
-      <w:r>
-        <w:rPr>
-          <w:rFonts w:ascii="Courier New" w:eastAsia="Courier New" w:hAnsi="Courier New" w:cs="Courier New"/>
-          <w:color w:val="1A1A2E"/>
-          <w:sz w:val="18"/>
-        </w:rPr>
-        <w:t>r.location_id</w:t>
+      <w:proofErr w:type="gramStart"/>
+      <w:r>
+        <w:rPr>
+          <w:rFonts w:ascii="Courier New" w:eastAsia="Courier New" w:hAnsi="Courier New" w:cs="Courier New"/>
+          <w:color w:val="1A1A2E"/>
+          <w:sz w:val="18"/>
+        </w:rPr>
+        <w:t>r.location</w:t>
+      </w:r>
+      <w:proofErr w:type="gramEnd"/>
+      <w:r>
+        <w:rPr>
+          <w:rFonts w:ascii="Courier New" w:eastAsia="Courier New" w:hAnsi="Courier New" w:cs="Courier New"/>
+          <w:color w:val="1A1A2E"/>
+          <w:sz w:val="18"/>
+        </w:rPr>
+        <w:t>_id</w:t>
       </w:r>
       <w:proofErr w:type="spellEnd"/>
       <w:r>
@@ -17521,13 +18361,23 @@
         <w:t xml:space="preserve">GROUP BY </w:t>
       </w:r>
       <w:proofErr w:type="spellStart"/>
-      <w:r>
-        <w:rPr>
-          <w:rFonts w:ascii="Courier New" w:eastAsia="Courier New" w:hAnsi="Courier New" w:cs="Courier New"/>
-          <w:color w:val="1A1A2E"/>
-          <w:sz w:val="18"/>
-        </w:rPr>
-        <w:t>l.location_id</w:t>
+      <w:proofErr w:type="gramStart"/>
+      <w:r>
+        <w:rPr>
+          <w:rFonts w:ascii="Courier New" w:eastAsia="Courier New" w:hAnsi="Courier New" w:cs="Courier New"/>
+          <w:color w:val="1A1A2E"/>
+          <w:sz w:val="18"/>
+        </w:rPr>
+        <w:t>l.location</w:t>
+      </w:r>
+      <w:proofErr w:type="gramEnd"/>
+      <w:r>
+        <w:rPr>
+          <w:rFonts w:ascii="Courier New" w:eastAsia="Courier New" w:hAnsi="Courier New" w:cs="Courier New"/>
+          <w:color w:val="1A1A2E"/>
+          <w:sz w:val="18"/>
+        </w:rPr>
+        <w:t>_id</w:t>
       </w:r>
       <w:proofErr w:type="spellEnd"/>
       <w:r>
@@ -17558,13 +18408,23 @@
         <w:t>HAVING COUNT(</w:t>
       </w:r>
       <w:proofErr w:type="spellStart"/>
-      <w:r>
-        <w:rPr>
-          <w:rFonts w:ascii="Courier New" w:eastAsia="Courier New" w:hAnsi="Courier New" w:cs="Courier New"/>
-          <w:color w:val="1A1A2E"/>
-          <w:sz w:val="18"/>
-        </w:rPr>
-        <w:t>r.review_id</w:t>
+      <w:proofErr w:type="gramStart"/>
+      <w:r>
+        <w:rPr>
+          <w:rFonts w:ascii="Courier New" w:eastAsia="Courier New" w:hAnsi="Courier New" w:cs="Courier New"/>
+          <w:color w:val="1A1A2E"/>
+          <w:sz w:val="18"/>
+        </w:rPr>
+        <w:t>r.review</w:t>
+      </w:r>
+      <w:proofErr w:type="gramEnd"/>
+      <w:r>
+        <w:rPr>
+          <w:rFonts w:ascii="Courier New" w:eastAsia="Courier New" w:hAnsi="Courier New" w:cs="Courier New"/>
+          <w:color w:val="1A1A2E"/>
+          <w:sz w:val="18"/>
+        </w:rPr>
+        <w:t>_id</w:t>
       </w:r>
       <w:proofErr w:type="spellEnd"/>
       <w:r>
@@ -17573,7 +18433,16 @@
           <w:color w:val="1A1A2E"/>
           <w:sz w:val="18"/>
         </w:rPr>
-        <w:t>) &gt;= :</w:t>
+        <w:t>) &gt;</w:t>
+      </w:r>
+      <w:proofErr w:type="gramStart"/>
+      <w:r>
+        <w:rPr>
+          <w:rFonts w:ascii="Courier New" w:eastAsia="Courier New" w:hAnsi="Courier New" w:cs="Courier New"/>
+          <w:color w:val="1A1A2E"/>
+          <w:sz w:val="18"/>
+        </w:rPr>
+        <w:t>= :</w:t>
       </w:r>
       <w:proofErr w:type="spellStart"/>
       <w:r>
@@ -17582,7 +18451,16 @@
           <w:color w:val="1A1A2E"/>
           <w:sz w:val="18"/>
         </w:rPr>
-        <w:t>min_reviews</w:t>
+        <w:t>min</w:t>
+      </w:r>
+      <w:proofErr w:type="gramEnd"/>
+      <w:r>
+        <w:rPr>
+          <w:rFonts w:ascii="Courier New" w:eastAsia="Courier New" w:hAnsi="Courier New" w:cs="Courier New"/>
+          <w:color w:val="1A1A2E"/>
+          <w:sz w:val="18"/>
+        </w:rPr>
+        <w:t>_reviews</w:t>
       </w:r>
       <w:proofErr w:type="spellEnd"/>
       <w:r>
@@ -17638,8 +18516,18 @@
           <w:color w:val="1A1A2E"/>
           <w:sz w:val="18"/>
         </w:rPr>
-        <w:t xml:space="preserve"> DESC;</w:t>
-      </w:r>
+        <w:t xml:space="preserve"> </w:t>
+      </w:r>
+      <w:proofErr w:type="gramStart"/>
+      <w:r>
+        <w:rPr>
+          <w:rFonts w:ascii="Courier New" w:eastAsia="Courier New" w:hAnsi="Courier New" w:cs="Courier New"/>
+          <w:color w:val="1A1A2E"/>
+          <w:sz w:val="18"/>
+        </w:rPr>
+        <w:t>DESC;</w:t>
+      </w:r>
+      <w:proofErr w:type="gramEnd"/>
       <w:r>
         <w:t xml:space="preserve"> </w:t>
       </w:r>
@@ -17661,7 +18549,6 @@
       </w:pPr>
       <w:bookmarkStart w:id="49" w:name="_Toc226640533"/>
       <w:r>
-        <w:lastRenderedPageBreak/>
         <w:t>10.4 Common Table Expressions (CTEs)</w:t>
       </w:r>
       <w:bookmarkEnd w:id="49"/>
@@ -17754,7 +18641,25 @@
           <w:color w:val="1A1A2E"/>
           <w:sz w:val="18"/>
         </w:rPr>
-        <w:t xml:space="preserve">, COUNT(*) AS </w:t>
+        <w:t xml:space="preserve">, </w:t>
+      </w:r>
+      <w:proofErr w:type="gramStart"/>
+      <w:r>
+        <w:rPr>
+          <w:rFonts w:ascii="Courier New" w:eastAsia="Courier New" w:hAnsi="Courier New" w:cs="Courier New"/>
+          <w:color w:val="1A1A2E"/>
+          <w:sz w:val="18"/>
+        </w:rPr>
+        <w:t>COUNT(</w:t>
+      </w:r>
+      <w:proofErr w:type="gramEnd"/>
+      <w:r>
+        <w:rPr>
+          <w:rFonts w:ascii="Courier New" w:eastAsia="Courier New" w:hAnsi="Courier New" w:cs="Courier New"/>
+          <w:color w:val="1A1A2E"/>
+          <w:sz w:val="18"/>
+        </w:rPr>
+        <w:t xml:space="preserve">*) AS </w:t>
       </w:r>
       <w:proofErr w:type="spellStart"/>
       <w:r>
@@ -17845,13 +18750,23 @@
         <w:t xml:space="preserve">SELECT </w:t>
       </w:r>
       <w:proofErr w:type="spellStart"/>
-      <w:r>
-        <w:rPr>
-          <w:rFonts w:ascii="Courier New" w:eastAsia="Courier New" w:hAnsi="Courier New" w:cs="Courier New"/>
-          <w:color w:val="1A1A2E"/>
-          <w:sz w:val="18"/>
-        </w:rPr>
-        <w:t>l.location_id</w:t>
+      <w:proofErr w:type="gramStart"/>
+      <w:r>
+        <w:rPr>
+          <w:rFonts w:ascii="Courier New" w:eastAsia="Courier New" w:hAnsi="Courier New" w:cs="Courier New"/>
+          <w:color w:val="1A1A2E"/>
+          <w:sz w:val="18"/>
+        </w:rPr>
+        <w:t>l.location</w:t>
+      </w:r>
+      <w:proofErr w:type="gramEnd"/>
+      <w:r>
+        <w:rPr>
+          <w:rFonts w:ascii="Courier New" w:eastAsia="Courier New" w:hAnsi="Courier New" w:cs="Courier New"/>
+          <w:color w:val="1A1A2E"/>
+          <w:sz w:val="18"/>
+        </w:rPr>
+        <w:t>_id</w:t>
       </w:r>
       <w:proofErr w:type="spellEnd"/>
       <w:r>
@@ -17881,13 +18796,23 @@
         <w:t xml:space="preserve">, </w:t>
       </w:r>
       <w:proofErr w:type="spellStart"/>
-      <w:r>
-        <w:rPr>
-          <w:rFonts w:ascii="Courier New" w:eastAsia="Courier New" w:hAnsi="Courier New" w:cs="Courier New"/>
-          <w:color w:val="1A1A2E"/>
-          <w:sz w:val="18"/>
-        </w:rPr>
-        <w:t>rc.total_reviews</w:t>
+      <w:proofErr w:type="gramStart"/>
+      <w:r>
+        <w:rPr>
+          <w:rFonts w:ascii="Courier New" w:eastAsia="Courier New" w:hAnsi="Courier New" w:cs="Courier New"/>
+          <w:color w:val="1A1A2E"/>
+          <w:sz w:val="18"/>
+        </w:rPr>
+        <w:t>rc.total</w:t>
+      </w:r>
+      <w:proofErr w:type="gramEnd"/>
+      <w:r>
+        <w:rPr>
+          <w:rFonts w:ascii="Courier New" w:eastAsia="Courier New" w:hAnsi="Courier New" w:cs="Courier New"/>
+          <w:color w:val="1A1A2E"/>
+          <w:sz w:val="18"/>
+        </w:rPr>
+        <w:t>_reviews</w:t>
       </w:r>
       <w:proofErr w:type="spellEnd"/>
       <w:r>
@@ -17957,13 +18882,23 @@
         <w:t xml:space="preserve">JOIN Locations l ON </w:t>
       </w:r>
       <w:proofErr w:type="spellStart"/>
-      <w:r>
-        <w:rPr>
-          <w:rFonts w:ascii="Courier New" w:eastAsia="Courier New" w:hAnsi="Courier New" w:cs="Courier New"/>
-          <w:color w:val="1A1A2E"/>
-          <w:sz w:val="18"/>
-        </w:rPr>
-        <w:t>rc.location_id</w:t>
+      <w:proofErr w:type="gramStart"/>
+      <w:r>
+        <w:rPr>
+          <w:rFonts w:ascii="Courier New" w:eastAsia="Courier New" w:hAnsi="Courier New" w:cs="Courier New"/>
+          <w:color w:val="1A1A2E"/>
+          <w:sz w:val="18"/>
+        </w:rPr>
+        <w:t>rc.location</w:t>
+      </w:r>
+      <w:proofErr w:type="gramEnd"/>
+      <w:r>
+        <w:rPr>
+          <w:rFonts w:ascii="Courier New" w:eastAsia="Courier New" w:hAnsi="Courier New" w:cs="Courier New"/>
+          <w:color w:val="1A1A2E"/>
+          <w:sz w:val="18"/>
+        </w:rPr>
+        <w:t>_id</w:t>
       </w:r>
       <w:proofErr w:type="spellEnd"/>
       <w:r>
@@ -17975,13 +18910,23 @@
         <w:t xml:space="preserve"> = </w:t>
       </w:r>
       <w:proofErr w:type="spellStart"/>
-      <w:r>
-        <w:rPr>
-          <w:rFonts w:ascii="Courier New" w:eastAsia="Courier New" w:hAnsi="Courier New" w:cs="Courier New"/>
-          <w:color w:val="1A1A2E"/>
-          <w:sz w:val="18"/>
-        </w:rPr>
-        <w:t>l.location_id</w:t>
+      <w:proofErr w:type="gramStart"/>
+      <w:r>
+        <w:rPr>
+          <w:rFonts w:ascii="Courier New" w:eastAsia="Courier New" w:hAnsi="Courier New" w:cs="Courier New"/>
+          <w:color w:val="1A1A2E"/>
+          <w:sz w:val="18"/>
+        </w:rPr>
+        <w:t>l.location</w:t>
+      </w:r>
+      <w:proofErr w:type="gramEnd"/>
+      <w:r>
+        <w:rPr>
+          <w:rFonts w:ascii="Courier New" w:eastAsia="Courier New" w:hAnsi="Courier New" w:cs="Courier New"/>
+          <w:color w:val="1A1A2E"/>
+          <w:sz w:val="18"/>
+        </w:rPr>
+        <w:t>_id</w:t>
       </w:r>
       <w:proofErr w:type="spellEnd"/>
       <w:r>
@@ -18004,13 +18949,23 @@
         <w:t xml:space="preserve">ORDER BY </w:t>
       </w:r>
       <w:proofErr w:type="spellStart"/>
-      <w:r>
-        <w:rPr>
-          <w:rFonts w:ascii="Courier New" w:eastAsia="Courier New" w:hAnsi="Courier New" w:cs="Courier New"/>
-          <w:color w:val="1A1A2E"/>
-          <w:sz w:val="18"/>
-        </w:rPr>
-        <w:t>rc.total_reviews</w:t>
+      <w:proofErr w:type="gramStart"/>
+      <w:r>
+        <w:rPr>
+          <w:rFonts w:ascii="Courier New" w:eastAsia="Courier New" w:hAnsi="Courier New" w:cs="Courier New"/>
+          <w:color w:val="1A1A2E"/>
+          <w:sz w:val="18"/>
+        </w:rPr>
+        <w:t>rc.total</w:t>
+      </w:r>
+      <w:proofErr w:type="gramEnd"/>
+      <w:r>
+        <w:rPr>
+          <w:rFonts w:ascii="Courier New" w:eastAsia="Courier New" w:hAnsi="Courier New" w:cs="Courier New"/>
+          <w:color w:val="1A1A2E"/>
+          <w:sz w:val="18"/>
+        </w:rPr>
+        <w:t>_reviews</w:t>
       </w:r>
       <w:proofErr w:type="spellEnd"/>
       <w:r>
@@ -18019,8 +18974,18 @@
           <w:color w:val="1A1A2E"/>
           <w:sz w:val="18"/>
         </w:rPr>
-        <w:t xml:space="preserve"> DESC, l.name;</w:t>
-      </w:r>
+        <w:t xml:space="preserve"> DESC, l.</w:t>
+      </w:r>
+      <w:proofErr w:type="gramStart"/>
+      <w:r>
+        <w:rPr>
+          <w:rFonts w:ascii="Courier New" w:eastAsia="Courier New" w:hAnsi="Courier New" w:cs="Courier New"/>
+          <w:color w:val="1A1A2E"/>
+          <w:sz w:val="18"/>
+        </w:rPr>
+        <w:t>name;</w:t>
+      </w:r>
+      <w:proofErr w:type="gramEnd"/>
       <w:r>
         <w:t xml:space="preserve"> </w:t>
       </w:r>
@@ -18041,6 +19006,7 @@
         <w:ind w:left="-5" w:right="11"/>
       </w:pPr>
       <w:r>
+        <w:lastRenderedPageBreak/>
         <w:t xml:space="preserve">Another CTE-based query identifies the best-rated location per category using a NOT EXISTS correlated subquery: </w:t>
       </w:r>
     </w:p>
@@ -18052,7 +19018,6 @@
         <w:tblCellMar>
           <w:top w:w="38" w:type="dxa"/>
           <w:left w:w="30" w:type="dxa"/>
-          <w:bottom w:w="0" w:type="dxa"/>
           <w:right w:w="115" w:type="dxa"/>
         </w:tblCellMar>
         <w:tblLook w:val="04A0" w:firstRow="1" w:lastRow="0" w:firstColumn="1" w:lastColumn="0" w:noHBand="0" w:noVBand="1"/>
@@ -18126,49 +19091,51 @@
               <w:t xml:space="preserve">    SELECT </w:t>
             </w:r>
             <w:proofErr w:type="spellStart"/>
+            <w:proofErr w:type="gramStart"/>
             <w:r>
               <w:rPr>
                 <w:rFonts w:ascii="Courier New" w:eastAsia="Courier New" w:hAnsi="Courier New" w:cs="Courier New"/>
                 <w:color w:val="1A1A2E"/>
                 <w:sz w:val="18"/>
               </w:rPr>
-              <w:t>l.location_id</w:t>
-            </w:r>
-            <w:proofErr w:type="spellEnd"/>
+              <w:t>l.location</w:t>
+            </w:r>
+            <w:proofErr w:type="gramEnd"/>
             <w:r>
               <w:rPr>
                 <w:rFonts w:ascii="Courier New" w:eastAsia="Courier New" w:hAnsi="Courier New" w:cs="Courier New"/>
                 <w:color w:val="1A1A2E"/>
                 <w:sz w:val="18"/>
               </w:rPr>
-              <w:t xml:space="preserve">, l.name, </w:t>
-            </w:r>
-            <w:proofErr w:type="spellStart"/>
+              <w:t>_id</w:t>
+            </w:r>
+            <w:proofErr w:type="spellEnd"/>
             <w:r>
               <w:rPr>
                 <w:rFonts w:ascii="Courier New" w:eastAsia="Courier New" w:hAnsi="Courier New" w:cs="Courier New"/>
                 <w:color w:val="1A1A2E"/>
                 <w:sz w:val="18"/>
               </w:rPr>
-              <w:t>l.category_id</w:t>
-            </w:r>
-            <w:proofErr w:type="spellEnd"/>
+              <w:t xml:space="preserve">, l.name, </w:t>
+            </w:r>
+            <w:proofErr w:type="spellStart"/>
+            <w:proofErr w:type="gramStart"/>
             <w:r>
               <w:rPr>
                 <w:rFonts w:ascii="Courier New" w:eastAsia="Courier New" w:hAnsi="Courier New" w:cs="Courier New"/>
                 <w:color w:val="1A1A2E"/>
                 <w:sz w:val="18"/>
               </w:rPr>
-              <w:t xml:space="preserve">, </w:t>
-            </w:r>
-            <w:proofErr w:type="spellStart"/>
+              <w:t>l.category</w:t>
+            </w:r>
+            <w:proofErr w:type="gramEnd"/>
             <w:r>
               <w:rPr>
                 <w:rFonts w:ascii="Courier New" w:eastAsia="Courier New" w:hAnsi="Courier New" w:cs="Courier New"/>
                 <w:color w:val="1A1A2E"/>
                 <w:sz w:val="18"/>
               </w:rPr>
-              <w:t>c.category_name</w:t>
+              <w:t>_id</w:t>
             </w:r>
             <w:proofErr w:type="spellEnd"/>
             <w:r>
@@ -18177,34 +19144,26 @@
                 <w:color w:val="1A1A2E"/>
                 <w:sz w:val="18"/>
               </w:rPr>
-              <w:t>,</w:t>
-            </w:r>
-            <w:r>
-              <w:t xml:space="preserve"> </w:t>
-            </w:r>
-          </w:p>
-          <w:p>
-            <w:pPr>
-              <w:spacing w:after="0" w:line="259" w:lineRule="auto"/>
-              <w:ind w:left="0" w:firstLine="0"/>
-              <w:jc w:val="left"/>
-            </w:pPr>
+              <w:t xml:space="preserve">, </w:t>
+            </w:r>
+            <w:proofErr w:type="spellStart"/>
+            <w:proofErr w:type="gramStart"/>
             <w:r>
               <w:rPr>
                 <w:rFonts w:ascii="Courier New" w:eastAsia="Courier New" w:hAnsi="Courier New" w:cs="Courier New"/>
                 <w:color w:val="1A1A2E"/>
                 <w:sz w:val="18"/>
               </w:rPr>
-              <w:t xml:space="preserve">           ROUND(AVG(</w:t>
-            </w:r>
-            <w:proofErr w:type="spellStart"/>
+              <w:t>c.category</w:t>
+            </w:r>
+            <w:proofErr w:type="gramEnd"/>
             <w:r>
               <w:rPr>
                 <w:rFonts w:ascii="Courier New" w:eastAsia="Courier New" w:hAnsi="Courier New" w:cs="Courier New"/>
                 <w:color w:val="1A1A2E"/>
                 <w:sz w:val="18"/>
               </w:rPr>
-              <w:t>r.rating</w:t>
+              <w:t>_name</w:t>
             </w:r>
             <w:proofErr w:type="spellEnd"/>
             <w:r>
@@ -18213,53 +19172,45 @@
                 <w:color w:val="1A1A2E"/>
                 <w:sz w:val="18"/>
               </w:rPr>
-              <w:t xml:space="preserve">), 2) AS </w:t>
-            </w:r>
-            <w:proofErr w:type="spellStart"/>
+              <w:t>,</w:t>
+            </w:r>
+            <w:r>
+              <w:t xml:space="preserve"> </w:t>
+            </w:r>
+          </w:p>
+          <w:p>
+            <w:pPr>
+              <w:spacing w:after="0" w:line="259" w:lineRule="auto"/>
+              <w:ind w:left="0" w:firstLine="0"/>
+              <w:jc w:val="left"/>
+            </w:pPr>
             <w:r>
               <w:rPr>
                 <w:rFonts w:ascii="Courier New" w:eastAsia="Courier New" w:hAnsi="Courier New" w:cs="Courier New"/>
                 <w:color w:val="1A1A2E"/>
                 <w:sz w:val="18"/>
               </w:rPr>
-              <w:t>avg_rating</w:t>
-            </w:r>
-            <w:proofErr w:type="spellEnd"/>
-            <w:r>
-              <w:t xml:space="preserve"> </w:t>
-            </w:r>
-          </w:p>
-          <w:p>
-            <w:pPr>
-              <w:spacing w:after="0" w:line="259" w:lineRule="auto"/>
-              <w:ind w:left="0" w:firstLine="0"/>
-              <w:jc w:val="left"/>
-            </w:pPr>
+              <w:t xml:space="preserve">           ROUND(AVG(</w:t>
+            </w:r>
+            <w:proofErr w:type="spellStart"/>
+            <w:proofErr w:type="gramStart"/>
             <w:r>
               <w:rPr>
                 <w:rFonts w:ascii="Courier New" w:eastAsia="Courier New" w:hAnsi="Courier New" w:cs="Courier New"/>
                 <w:color w:val="1A1A2E"/>
                 <w:sz w:val="18"/>
               </w:rPr>
-              <w:t xml:space="preserve">    FROM Locations l</w:t>
-            </w:r>
-            <w:r>
-              <w:t xml:space="preserve"> </w:t>
-            </w:r>
-          </w:p>
-          <w:p>
-            <w:pPr>
-              <w:spacing w:after="0" w:line="259" w:lineRule="auto"/>
-              <w:ind w:left="0" w:firstLine="0"/>
-              <w:jc w:val="left"/>
-            </w:pPr>
+              <w:t>r.rating</w:t>
+            </w:r>
+            <w:proofErr w:type="spellEnd"/>
+            <w:proofErr w:type="gramEnd"/>
             <w:r>
               <w:rPr>
                 <w:rFonts w:ascii="Courier New" w:eastAsia="Courier New" w:hAnsi="Courier New" w:cs="Courier New"/>
                 <w:color w:val="1A1A2E"/>
                 <w:sz w:val="18"/>
               </w:rPr>
-              <w:t xml:space="preserve">    JOIN Categories c ON </w:t>
+              <w:t xml:space="preserve">), 2) AS </w:t>
             </w:r>
             <w:proofErr w:type="spellStart"/>
             <w:r>
@@ -18268,53 +19219,63 @@
                 <w:color w:val="1A1A2E"/>
                 <w:sz w:val="18"/>
               </w:rPr>
-              <w:t>l.category_id</w:t>
+              <w:t>avg_rating</w:t>
             </w:r>
             <w:proofErr w:type="spellEnd"/>
+            <w:r>
+              <w:t xml:space="preserve"> </w:t>
+            </w:r>
+          </w:p>
+          <w:p>
+            <w:pPr>
+              <w:spacing w:after="0" w:line="259" w:lineRule="auto"/>
+              <w:ind w:left="0" w:firstLine="0"/>
+              <w:jc w:val="left"/>
+            </w:pPr>
             <w:r>
               <w:rPr>
                 <w:rFonts w:ascii="Courier New" w:eastAsia="Courier New" w:hAnsi="Courier New" w:cs="Courier New"/>
                 <w:color w:val="1A1A2E"/>
                 <w:sz w:val="18"/>
               </w:rPr>
-              <w:t xml:space="preserve"> = </w:t>
-            </w:r>
-            <w:proofErr w:type="spellStart"/>
+              <w:t xml:space="preserve">    FROM Locations l</w:t>
+            </w:r>
+            <w:r>
+              <w:t xml:space="preserve"> </w:t>
+            </w:r>
+          </w:p>
+          <w:p>
+            <w:pPr>
+              <w:spacing w:after="0" w:line="259" w:lineRule="auto"/>
+              <w:ind w:left="0" w:firstLine="0"/>
+              <w:jc w:val="left"/>
+            </w:pPr>
             <w:r>
               <w:rPr>
                 <w:rFonts w:ascii="Courier New" w:eastAsia="Courier New" w:hAnsi="Courier New" w:cs="Courier New"/>
                 <w:color w:val="1A1A2E"/>
                 <w:sz w:val="18"/>
               </w:rPr>
-              <w:t>c.category_id</w:t>
-            </w:r>
-            <w:proofErr w:type="spellEnd"/>
-            <w:r>
-              <w:t xml:space="preserve"> </w:t>
-            </w:r>
-          </w:p>
-          <w:p>
-            <w:pPr>
-              <w:spacing w:after="0" w:line="259" w:lineRule="auto"/>
-              <w:ind w:left="0" w:firstLine="0"/>
-              <w:jc w:val="left"/>
-            </w:pPr>
+              <w:t xml:space="preserve">    JOIN Categories c ON </w:t>
+            </w:r>
+            <w:proofErr w:type="spellStart"/>
+            <w:proofErr w:type="gramStart"/>
             <w:r>
               <w:rPr>
                 <w:rFonts w:ascii="Courier New" w:eastAsia="Courier New" w:hAnsi="Courier New" w:cs="Courier New"/>
                 <w:color w:val="1A1A2E"/>
                 <w:sz w:val="18"/>
               </w:rPr>
-              <w:t xml:space="preserve">    JOIN Reviews r ON </w:t>
-            </w:r>
-            <w:proofErr w:type="spellStart"/>
+              <w:t>l.category</w:t>
+            </w:r>
+            <w:proofErr w:type="gramEnd"/>
             <w:r>
               <w:rPr>
                 <w:rFonts w:ascii="Courier New" w:eastAsia="Courier New" w:hAnsi="Courier New" w:cs="Courier New"/>
                 <w:color w:val="1A1A2E"/>
                 <w:sz w:val="18"/>
               </w:rPr>
-              <w:t>l.location_id</w:t>
+              <w:t>_id</w:t>
             </w:r>
             <w:proofErr w:type="spellEnd"/>
             <w:r>
@@ -18326,59 +19287,61 @@
               <w:t xml:space="preserve"> = </w:t>
             </w:r>
             <w:proofErr w:type="spellStart"/>
+            <w:proofErr w:type="gramStart"/>
             <w:r>
               <w:rPr>
                 <w:rFonts w:ascii="Courier New" w:eastAsia="Courier New" w:hAnsi="Courier New" w:cs="Courier New"/>
                 <w:color w:val="1A1A2E"/>
                 <w:sz w:val="18"/>
               </w:rPr>
-              <w:t>r.location_id</w:t>
-            </w:r>
-            <w:proofErr w:type="spellEnd"/>
-            <w:r>
-              <w:t xml:space="preserve"> </w:t>
-            </w:r>
-          </w:p>
-          <w:p>
-            <w:pPr>
-              <w:spacing w:after="0" w:line="259" w:lineRule="auto"/>
-              <w:ind w:left="0" w:firstLine="0"/>
-              <w:jc w:val="left"/>
-            </w:pPr>
+              <w:t>c.category</w:t>
+            </w:r>
+            <w:proofErr w:type="gramEnd"/>
             <w:r>
               <w:rPr>
                 <w:rFonts w:ascii="Courier New" w:eastAsia="Courier New" w:hAnsi="Courier New" w:cs="Courier New"/>
                 <w:color w:val="1A1A2E"/>
                 <w:sz w:val="18"/>
               </w:rPr>
-              <w:t xml:space="preserve">    GROUP BY </w:t>
-            </w:r>
-            <w:proofErr w:type="spellStart"/>
+              <w:t>_id</w:t>
+            </w:r>
+            <w:proofErr w:type="spellEnd"/>
+            <w:r>
+              <w:t xml:space="preserve"> </w:t>
+            </w:r>
+          </w:p>
+          <w:p>
+            <w:pPr>
+              <w:spacing w:after="0" w:line="259" w:lineRule="auto"/>
+              <w:ind w:left="0" w:firstLine="0"/>
+              <w:jc w:val="left"/>
+            </w:pPr>
             <w:r>
               <w:rPr>
                 <w:rFonts w:ascii="Courier New" w:eastAsia="Courier New" w:hAnsi="Courier New" w:cs="Courier New"/>
                 <w:color w:val="1A1A2E"/>
                 <w:sz w:val="18"/>
               </w:rPr>
-              <w:t>l.location_id</w:t>
-            </w:r>
-            <w:proofErr w:type="spellEnd"/>
+              <w:t xml:space="preserve">    JOIN Reviews r ON </w:t>
+            </w:r>
+            <w:proofErr w:type="spellStart"/>
+            <w:proofErr w:type="gramStart"/>
             <w:r>
               <w:rPr>
                 <w:rFonts w:ascii="Courier New" w:eastAsia="Courier New" w:hAnsi="Courier New" w:cs="Courier New"/>
                 <w:color w:val="1A1A2E"/>
                 <w:sz w:val="18"/>
               </w:rPr>
-              <w:t xml:space="preserve">, l.name, </w:t>
-            </w:r>
-            <w:proofErr w:type="spellStart"/>
+              <w:t>l.location</w:t>
+            </w:r>
+            <w:proofErr w:type="gramEnd"/>
             <w:r>
               <w:rPr>
                 <w:rFonts w:ascii="Courier New" w:eastAsia="Courier New" w:hAnsi="Courier New" w:cs="Courier New"/>
                 <w:color w:val="1A1A2E"/>
                 <w:sz w:val="18"/>
               </w:rPr>
-              <w:t>l.category_id</w:t>
+              <w:t>_id</w:t>
             </w:r>
             <w:proofErr w:type="spellEnd"/>
             <w:r>
@@ -18387,36 +19350,28 @@
                 <w:color w:val="1A1A2E"/>
                 <w:sz w:val="18"/>
               </w:rPr>
-              <w:t xml:space="preserve">, </w:t>
+              <w:t xml:space="preserve"> = </w:t>
             </w:r>
             <w:proofErr w:type="spellStart"/>
+            <w:proofErr w:type="gramStart"/>
             <w:r>
               <w:rPr>
                 <w:rFonts w:ascii="Courier New" w:eastAsia="Courier New" w:hAnsi="Courier New" w:cs="Courier New"/>
                 <w:color w:val="1A1A2E"/>
                 <w:sz w:val="18"/>
               </w:rPr>
-              <w:t>c.category_name</w:t>
-            </w:r>
-            <w:proofErr w:type="spellEnd"/>
-            <w:r>
-              <w:t xml:space="preserve"> </w:t>
-            </w:r>
-          </w:p>
-          <w:p>
-            <w:pPr>
-              <w:spacing w:after="0" w:line="259" w:lineRule="auto"/>
-              <w:ind w:left="0" w:firstLine="0"/>
-              <w:jc w:val="left"/>
-            </w:pPr>
+              <w:t>r.location</w:t>
+            </w:r>
+            <w:proofErr w:type="gramEnd"/>
             <w:r>
               <w:rPr>
                 <w:rFonts w:ascii="Courier New" w:eastAsia="Courier New" w:hAnsi="Courier New" w:cs="Courier New"/>
                 <w:color w:val="1A1A2E"/>
                 <w:sz w:val="18"/>
               </w:rPr>
-              <w:t>)</w:t>
-            </w:r>
+              <w:t>_id</w:t>
+            </w:r>
+            <w:proofErr w:type="spellEnd"/>
             <w:r>
               <w:t xml:space="preserve"> </w:t>
             </w:r>
@@ -18433,90 +19388,84 @@
                 <w:color w:val="1A1A2E"/>
                 <w:sz w:val="18"/>
               </w:rPr>
-              <w:t xml:space="preserve">SELECT </w:t>
+              <w:t xml:space="preserve">    GROUP BY </w:t>
             </w:r>
             <w:proofErr w:type="spellStart"/>
+            <w:proofErr w:type="gramStart"/>
             <w:r>
               <w:rPr>
                 <w:rFonts w:ascii="Courier New" w:eastAsia="Courier New" w:hAnsi="Courier New" w:cs="Courier New"/>
                 <w:color w:val="1A1A2E"/>
                 <w:sz w:val="18"/>
               </w:rPr>
-              <w:t>la.location_id</w:t>
-            </w:r>
-            <w:proofErr w:type="spellEnd"/>
+              <w:t>l.location</w:t>
+            </w:r>
+            <w:proofErr w:type="gramEnd"/>
             <w:r>
               <w:rPr>
                 <w:rFonts w:ascii="Courier New" w:eastAsia="Courier New" w:hAnsi="Courier New" w:cs="Courier New"/>
                 <w:color w:val="1A1A2E"/>
                 <w:sz w:val="18"/>
               </w:rPr>
-              <w:t xml:space="preserve">, la.name, </w:t>
-            </w:r>
-            <w:proofErr w:type="spellStart"/>
+              <w:t>_id</w:t>
+            </w:r>
+            <w:proofErr w:type="spellEnd"/>
             <w:r>
               <w:rPr>
                 <w:rFonts w:ascii="Courier New" w:eastAsia="Courier New" w:hAnsi="Courier New" w:cs="Courier New"/>
                 <w:color w:val="1A1A2E"/>
                 <w:sz w:val="18"/>
               </w:rPr>
-              <w:t>la.category_name</w:t>
-            </w:r>
-            <w:proofErr w:type="spellEnd"/>
+              <w:t xml:space="preserve">, l.name, </w:t>
+            </w:r>
+            <w:proofErr w:type="spellStart"/>
+            <w:proofErr w:type="gramStart"/>
             <w:r>
               <w:rPr>
                 <w:rFonts w:ascii="Courier New" w:eastAsia="Courier New" w:hAnsi="Courier New" w:cs="Courier New"/>
                 <w:color w:val="1A1A2E"/>
                 <w:sz w:val="18"/>
               </w:rPr>
-              <w:t xml:space="preserve">, </w:t>
-            </w:r>
-            <w:proofErr w:type="spellStart"/>
+              <w:t>l.category</w:t>
+            </w:r>
+            <w:proofErr w:type="gramEnd"/>
             <w:r>
               <w:rPr>
                 <w:rFonts w:ascii="Courier New" w:eastAsia="Courier New" w:hAnsi="Courier New" w:cs="Courier New"/>
                 <w:color w:val="1A1A2E"/>
                 <w:sz w:val="18"/>
               </w:rPr>
-              <w:t>la.avg_rating</w:t>
+              <w:t>_id</w:t>
             </w:r>
             <w:proofErr w:type="spellEnd"/>
-            <w:r>
-              <w:t xml:space="preserve"> </w:t>
-            </w:r>
-          </w:p>
-          <w:p>
-            <w:pPr>
-              <w:spacing w:after="0" w:line="259" w:lineRule="auto"/>
-              <w:ind w:left="0" w:firstLine="0"/>
-              <w:jc w:val="left"/>
-            </w:pPr>
             <w:r>
               <w:rPr>
                 <w:rFonts w:ascii="Courier New" w:eastAsia="Courier New" w:hAnsi="Courier New" w:cs="Courier New"/>
                 <w:color w:val="1A1A2E"/>
                 <w:sz w:val="18"/>
               </w:rPr>
-              <w:t xml:space="preserve">FROM </w:t>
+              <w:t xml:space="preserve">, </w:t>
             </w:r>
             <w:proofErr w:type="spellStart"/>
+            <w:proofErr w:type="gramStart"/>
             <w:r>
               <w:rPr>
                 <w:rFonts w:ascii="Courier New" w:eastAsia="Courier New" w:hAnsi="Courier New" w:cs="Courier New"/>
                 <w:color w:val="1A1A2E"/>
                 <w:sz w:val="18"/>
               </w:rPr>
-              <w:t>loc_avgs</w:t>
-            </w:r>
-            <w:proofErr w:type="spellEnd"/>
+              <w:t>c.category</w:t>
+            </w:r>
+            <w:proofErr w:type="gramEnd"/>
             <w:r>
               <w:rPr>
                 <w:rFonts w:ascii="Courier New" w:eastAsia="Courier New" w:hAnsi="Courier New" w:cs="Courier New"/>
                 <w:color w:val="1A1A2E"/>
                 <w:sz w:val="18"/>
               </w:rPr>
-              <w:t xml:space="preserve"> la</w:t>
-            </w:r>
+              <w:t>_name</w:t>
+            </w:r>
+            <w:proofErr w:type="spellEnd"/>
             <w:r>
               <w:t xml:space="preserve"> </w:t>
             </w:r>
@@ -18533,7 +19482,7 @@
                 <w:color w:val="1A1A2E"/>
                 <w:sz w:val="18"/>
               </w:rPr>
-              <w:t>WHERE NOT EXISTS (</w:t>
+              <w:t>)</w:t>
             </w:r>
             <w:r>
               <w:t xml:space="preserve"> </w:t>
@@ -18551,157 +19500,164 @@
                 <w:color w:val="1A1A2E"/>
                 <w:sz w:val="18"/>
               </w:rPr>
-              <w:t xml:space="preserve">    SELECT 1 FROM </w:t>
+              <w:t xml:space="preserve">SELECT </w:t>
             </w:r>
             <w:proofErr w:type="spellStart"/>
+            <w:proofErr w:type="gramStart"/>
             <w:r>
               <w:rPr>
                 <w:rFonts w:ascii="Courier New" w:eastAsia="Courier New" w:hAnsi="Courier New" w:cs="Courier New"/>
                 <w:color w:val="1A1A2E"/>
                 <w:sz w:val="18"/>
               </w:rPr>
-              <w:t>loc_avgs</w:t>
-            </w:r>
-            <w:proofErr w:type="spellEnd"/>
+              <w:t>la.location</w:t>
+            </w:r>
+            <w:proofErr w:type="gramEnd"/>
             <w:r>
               <w:rPr>
                 <w:rFonts w:ascii="Courier New" w:eastAsia="Courier New" w:hAnsi="Courier New" w:cs="Courier New"/>
                 <w:color w:val="1A1A2E"/>
                 <w:sz w:val="18"/>
               </w:rPr>
-              <w:t xml:space="preserve"> peer</w:t>
-            </w:r>
-            <w:r>
-              <w:t xml:space="preserve"> </w:t>
-            </w:r>
-          </w:p>
-          <w:p>
-            <w:pPr>
-              <w:spacing w:after="0" w:line="259" w:lineRule="auto"/>
-              <w:ind w:left="0" w:firstLine="0"/>
-              <w:jc w:val="left"/>
-            </w:pPr>
+              <w:t>_id</w:t>
+            </w:r>
+            <w:proofErr w:type="spellEnd"/>
             <w:r>
               <w:rPr>
                 <w:rFonts w:ascii="Courier New" w:eastAsia="Courier New" w:hAnsi="Courier New" w:cs="Courier New"/>
                 <w:color w:val="1A1A2E"/>
                 <w:sz w:val="18"/>
               </w:rPr>
-              <w:t xml:space="preserve">    WHERE </w:t>
+              <w:t xml:space="preserve">, la.name, </w:t>
             </w:r>
             <w:proofErr w:type="spellStart"/>
+            <w:proofErr w:type="gramStart"/>
             <w:r>
               <w:rPr>
                 <w:rFonts w:ascii="Courier New" w:eastAsia="Courier New" w:hAnsi="Courier New" w:cs="Courier New"/>
                 <w:color w:val="1A1A2E"/>
                 <w:sz w:val="18"/>
               </w:rPr>
-              <w:t>peer.category_id</w:t>
-            </w:r>
-            <w:proofErr w:type="spellEnd"/>
+              <w:t>la.category</w:t>
+            </w:r>
+            <w:proofErr w:type="gramEnd"/>
             <w:r>
               <w:rPr>
                 <w:rFonts w:ascii="Courier New" w:eastAsia="Courier New" w:hAnsi="Courier New" w:cs="Courier New"/>
                 <w:color w:val="1A1A2E"/>
                 <w:sz w:val="18"/>
               </w:rPr>
-              <w:t xml:space="preserve"> = </w:t>
-            </w:r>
-            <w:proofErr w:type="spellStart"/>
+              <w:t>_name</w:t>
+            </w:r>
+            <w:proofErr w:type="spellEnd"/>
             <w:r>
               <w:rPr>
                 <w:rFonts w:ascii="Courier New" w:eastAsia="Courier New" w:hAnsi="Courier New" w:cs="Courier New"/>
                 <w:color w:val="1A1A2E"/>
                 <w:sz w:val="18"/>
               </w:rPr>
-              <w:t>la.category_id</w:t>
-            </w:r>
-            <w:proofErr w:type="spellEnd"/>
-            <w:r>
-              <w:t xml:space="preserve"> </w:t>
-            </w:r>
-          </w:p>
-          <w:p>
-            <w:pPr>
-              <w:spacing w:after="0" w:line="241" w:lineRule="auto"/>
-              <w:ind w:left="0" w:right="3442" w:firstLine="0"/>
-              <w:jc w:val="left"/>
-            </w:pPr>
+              <w:t xml:space="preserve">, </w:t>
+            </w:r>
+            <w:proofErr w:type="spellStart"/>
             <w:r>
               <w:rPr>
                 <w:rFonts w:ascii="Courier New" w:eastAsia="Courier New" w:hAnsi="Courier New" w:cs="Courier New"/>
                 <w:color w:val="1A1A2E"/>
                 <w:sz w:val="18"/>
               </w:rPr>
-              <w:t xml:space="preserve">      AND </w:t>
-            </w:r>
-            <w:proofErr w:type="spellStart"/>
+              <w:t>la.avg_rating</w:t>
+            </w:r>
+            <w:proofErr w:type="spellEnd"/>
+            <w:r>
+              <w:t xml:space="preserve"> </w:t>
+            </w:r>
+          </w:p>
+          <w:p>
+            <w:pPr>
+              <w:spacing w:after="0" w:line="259" w:lineRule="auto"/>
+              <w:ind w:left="0" w:firstLine="0"/>
+              <w:jc w:val="left"/>
+            </w:pPr>
             <w:r>
               <w:rPr>
                 <w:rFonts w:ascii="Courier New" w:eastAsia="Courier New" w:hAnsi="Courier New" w:cs="Courier New"/>
                 <w:color w:val="1A1A2E"/>
                 <w:sz w:val="18"/>
               </w:rPr>
-              <w:t>peer.location_id</w:t>
-            </w:r>
-            <w:proofErr w:type="spellEnd"/>
+              <w:t xml:space="preserve">FROM </w:t>
+            </w:r>
+            <w:proofErr w:type="spellStart"/>
             <w:r>
               <w:rPr>
                 <w:rFonts w:ascii="Courier New" w:eastAsia="Courier New" w:hAnsi="Courier New" w:cs="Courier New"/>
                 <w:color w:val="1A1A2E"/>
                 <w:sz w:val="18"/>
               </w:rPr>
-              <w:t xml:space="preserve"> != </w:t>
-            </w:r>
-            <w:proofErr w:type="spellStart"/>
+              <w:t>loc_avgs</w:t>
+            </w:r>
+            <w:proofErr w:type="spellEnd"/>
             <w:r>
               <w:rPr>
                 <w:rFonts w:ascii="Courier New" w:eastAsia="Courier New" w:hAnsi="Courier New" w:cs="Courier New"/>
                 <w:color w:val="1A1A2E"/>
                 <w:sz w:val="18"/>
               </w:rPr>
-              <w:t>la.location_id</w:t>
-            </w:r>
-            <w:proofErr w:type="spellEnd"/>
-            <w:r>
-              <w:t xml:space="preserve"> </w:t>
-            </w:r>
+              <w:t xml:space="preserve"> la</w:t>
+            </w:r>
+            <w:r>
+              <w:t xml:space="preserve"> </w:t>
+            </w:r>
+          </w:p>
+          <w:p>
+            <w:pPr>
+              <w:spacing w:after="0" w:line="259" w:lineRule="auto"/>
+              <w:ind w:left="0" w:firstLine="0"/>
+              <w:jc w:val="left"/>
+            </w:pPr>
             <w:r>
               <w:rPr>
                 <w:rFonts w:ascii="Courier New" w:eastAsia="Courier New" w:hAnsi="Courier New" w:cs="Courier New"/>
                 <w:color w:val="1A1A2E"/>
                 <w:sz w:val="18"/>
               </w:rPr>
-              <w:t xml:space="preserve">      AND </w:t>
-            </w:r>
-            <w:proofErr w:type="spellStart"/>
+              <w:t>WHERE NOT EXISTS (</w:t>
+            </w:r>
+            <w:r>
+              <w:t xml:space="preserve"> </w:t>
+            </w:r>
+          </w:p>
+          <w:p>
+            <w:pPr>
+              <w:spacing w:after="0" w:line="259" w:lineRule="auto"/>
+              <w:ind w:left="0" w:firstLine="0"/>
+              <w:jc w:val="left"/>
+            </w:pPr>
             <w:r>
               <w:rPr>
                 <w:rFonts w:ascii="Courier New" w:eastAsia="Courier New" w:hAnsi="Courier New" w:cs="Courier New"/>
                 <w:color w:val="1A1A2E"/>
                 <w:sz w:val="18"/>
               </w:rPr>
-              <w:t>peer.avg_rating</w:t>
-            </w:r>
-            <w:proofErr w:type="spellEnd"/>
+              <w:t xml:space="preserve">    SELECT 1 FROM </w:t>
+            </w:r>
+            <w:proofErr w:type="spellStart"/>
             <w:r>
               <w:rPr>
                 <w:rFonts w:ascii="Courier New" w:eastAsia="Courier New" w:hAnsi="Courier New" w:cs="Courier New"/>
                 <w:color w:val="1A1A2E"/>
                 <w:sz w:val="18"/>
               </w:rPr>
-              <w:t xml:space="preserve"> &gt;= </w:t>
-            </w:r>
-            <w:proofErr w:type="spellStart"/>
+              <w:t>loc_avgs</w:t>
+            </w:r>
+            <w:proofErr w:type="spellEnd"/>
             <w:r>
               <w:rPr>
                 <w:rFonts w:ascii="Courier New" w:eastAsia="Courier New" w:hAnsi="Courier New" w:cs="Courier New"/>
                 <w:color w:val="1A1A2E"/>
                 <w:sz w:val="18"/>
               </w:rPr>
-              <w:t>la.avg_rating</w:t>
-            </w:r>
-            <w:proofErr w:type="spellEnd"/>
+              <w:t xml:space="preserve"> peer</w:t>
+            </w:r>
             <w:r>
               <w:t xml:space="preserve"> </w:t>
             </w:r>
@@ -18718,34 +19674,233 @@
                 <w:color w:val="1A1A2E"/>
                 <w:sz w:val="18"/>
               </w:rPr>
-              <w:t>)</w:t>
-            </w:r>
-            <w:r>
-              <w:t xml:space="preserve"> </w:t>
-            </w:r>
-          </w:p>
-          <w:p>
-            <w:pPr>
-              <w:spacing w:after="0" w:line="259" w:lineRule="auto"/>
-              <w:ind w:left="0" w:firstLine="0"/>
-              <w:jc w:val="left"/>
-            </w:pPr>
+              <w:t xml:space="preserve">    WHERE </w:t>
+            </w:r>
+            <w:proofErr w:type="spellStart"/>
+            <w:proofErr w:type="gramStart"/>
             <w:r>
               <w:rPr>
                 <w:rFonts w:ascii="Courier New" w:eastAsia="Courier New" w:hAnsi="Courier New" w:cs="Courier New"/>
                 <w:color w:val="1A1A2E"/>
                 <w:sz w:val="18"/>
               </w:rPr>
-              <w:t xml:space="preserve">ORDER BY </w:t>
-            </w:r>
-            <w:proofErr w:type="spellStart"/>
+              <w:t>peer.category</w:t>
+            </w:r>
+            <w:proofErr w:type="gramEnd"/>
             <w:r>
               <w:rPr>
                 <w:rFonts w:ascii="Courier New" w:eastAsia="Courier New" w:hAnsi="Courier New" w:cs="Courier New"/>
                 <w:color w:val="1A1A2E"/>
                 <w:sz w:val="18"/>
               </w:rPr>
-              <w:t>la.category_name</w:t>
+              <w:t>_id</w:t>
+            </w:r>
+            <w:proofErr w:type="spellEnd"/>
+            <w:r>
+              <w:rPr>
+                <w:rFonts w:ascii="Courier New" w:eastAsia="Courier New" w:hAnsi="Courier New" w:cs="Courier New"/>
+                <w:color w:val="1A1A2E"/>
+                <w:sz w:val="18"/>
+              </w:rPr>
+              <w:t xml:space="preserve"> = </w:t>
+            </w:r>
+            <w:proofErr w:type="spellStart"/>
+            <w:proofErr w:type="gramStart"/>
+            <w:r>
+              <w:rPr>
+                <w:rFonts w:ascii="Courier New" w:eastAsia="Courier New" w:hAnsi="Courier New" w:cs="Courier New"/>
+                <w:color w:val="1A1A2E"/>
+                <w:sz w:val="18"/>
+              </w:rPr>
+              <w:t>la.category</w:t>
+            </w:r>
+            <w:proofErr w:type="gramEnd"/>
+            <w:r>
+              <w:rPr>
+                <w:rFonts w:ascii="Courier New" w:eastAsia="Courier New" w:hAnsi="Courier New" w:cs="Courier New"/>
+                <w:color w:val="1A1A2E"/>
+                <w:sz w:val="18"/>
+              </w:rPr>
+              <w:t>_id</w:t>
+            </w:r>
+            <w:proofErr w:type="spellEnd"/>
+            <w:r>
+              <w:t xml:space="preserve"> </w:t>
+            </w:r>
+          </w:p>
+          <w:p>
+            <w:pPr>
+              <w:spacing w:after="0" w:line="241" w:lineRule="auto"/>
+              <w:ind w:left="0" w:right="3442" w:firstLine="0"/>
+              <w:jc w:val="left"/>
+            </w:pPr>
+            <w:r>
+              <w:rPr>
+                <w:rFonts w:ascii="Courier New" w:eastAsia="Courier New" w:hAnsi="Courier New" w:cs="Courier New"/>
+                <w:color w:val="1A1A2E"/>
+                <w:sz w:val="18"/>
+              </w:rPr>
+              <w:t xml:space="preserve">      AND </w:t>
+            </w:r>
+            <w:proofErr w:type="spellStart"/>
+            <w:proofErr w:type="gramStart"/>
+            <w:r>
+              <w:rPr>
+                <w:rFonts w:ascii="Courier New" w:eastAsia="Courier New" w:hAnsi="Courier New" w:cs="Courier New"/>
+                <w:color w:val="1A1A2E"/>
+                <w:sz w:val="18"/>
+              </w:rPr>
+              <w:t>peer.location</w:t>
+            </w:r>
+            <w:proofErr w:type="gramEnd"/>
+            <w:r>
+              <w:rPr>
+                <w:rFonts w:ascii="Courier New" w:eastAsia="Courier New" w:hAnsi="Courier New" w:cs="Courier New"/>
+                <w:color w:val="1A1A2E"/>
+                <w:sz w:val="18"/>
+              </w:rPr>
+              <w:t>_</w:t>
+            </w:r>
+            <w:proofErr w:type="gramStart"/>
+            <w:r>
+              <w:rPr>
+                <w:rFonts w:ascii="Courier New" w:eastAsia="Courier New" w:hAnsi="Courier New" w:cs="Courier New"/>
+                <w:color w:val="1A1A2E"/>
+                <w:sz w:val="18"/>
+              </w:rPr>
+              <w:t>id</w:t>
+            </w:r>
+            <w:proofErr w:type="spellEnd"/>
+            <w:r>
+              <w:rPr>
+                <w:rFonts w:ascii="Courier New" w:eastAsia="Courier New" w:hAnsi="Courier New" w:cs="Courier New"/>
+                <w:color w:val="1A1A2E"/>
+                <w:sz w:val="18"/>
+              </w:rPr>
+              <w:t xml:space="preserve"> !</w:t>
+            </w:r>
+            <w:proofErr w:type="gramEnd"/>
+            <w:r>
+              <w:rPr>
+                <w:rFonts w:ascii="Courier New" w:eastAsia="Courier New" w:hAnsi="Courier New" w:cs="Courier New"/>
+                <w:color w:val="1A1A2E"/>
+                <w:sz w:val="18"/>
+              </w:rPr>
+              <w:t xml:space="preserve">= </w:t>
+            </w:r>
+            <w:proofErr w:type="spellStart"/>
+            <w:proofErr w:type="gramStart"/>
+            <w:r>
+              <w:rPr>
+                <w:rFonts w:ascii="Courier New" w:eastAsia="Courier New" w:hAnsi="Courier New" w:cs="Courier New"/>
+                <w:color w:val="1A1A2E"/>
+                <w:sz w:val="18"/>
+              </w:rPr>
+              <w:t>la.location</w:t>
+            </w:r>
+            <w:proofErr w:type="gramEnd"/>
+            <w:r>
+              <w:rPr>
+                <w:rFonts w:ascii="Courier New" w:eastAsia="Courier New" w:hAnsi="Courier New" w:cs="Courier New"/>
+                <w:color w:val="1A1A2E"/>
+                <w:sz w:val="18"/>
+              </w:rPr>
+              <w:t>_id</w:t>
+            </w:r>
+            <w:proofErr w:type="spellEnd"/>
+            <w:r>
+              <w:t xml:space="preserve"> </w:t>
+            </w:r>
+            <w:r>
+              <w:rPr>
+                <w:rFonts w:ascii="Courier New" w:eastAsia="Courier New" w:hAnsi="Courier New" w:cs="Courier New"/>
+                <w:color w:val="1A1A2E"/>
+                <w:sz w:val="18"/>
+              </w:rPr>
+              <w:t xml:space="preserve">      AND </w:t>
+            </w:r>
+            <w:proofErr w:type="spellStart"/>
+            <w:r>
+              <w:rPr>
+                <w:rFonts w:ascii="Courier New" w:eastAsia="Courier New" w:hAnsi="Courier New" w:cs="Courier New"/>
+                <w:color w:val="1A1A2E"/>
+                <w:sz w:val="18"/>
+              </w:rPr>
+              <w:t>peer.avg_rating</w:t>
+            </w:r>
+            <w:proofErr w:type="spellEnd"/>
+            <w:r>
+              <w:rPr>
+                <w:rFonts w:ascii="Courier New" w:eastAsia="Courier New" w:hAnsi="Courier New" w:cs="Courier New"/>
+                <w:color w:val="1A1A2E"/>
+                <w:sz w:val="18"/>
+              </w:rPr>
+              <w:t xml:space="preserve"> &gt;= </w:t>
+            </w:r>
+            <w:proofErr w:type="spellStart"/>
+            <w:r>
+              <w:rPr>
+                <w:rFonts w:ascii="Courier New" w:eastAsia="Courier New" w:hAnsi="Courier New" w:cs="Courier New"/>
+                <w:color w:val="1A1A2E"/>
+                <w:sz w:val="18"/>
+              </w:rPr>
+              <w:t>la.avg_rating</w:t>
+            </w:r>
+            <w:proofErr w:type="spellEnd"/>
+            <w:r>
+              <w:t xml:space="preserve"> </w:t>
+            </w:r>
+          </w:p>
+          <w:p>
+            <w:pPr>
+              <w:spacing w:after="0" w:line="259" w:lineRule="auto"/>
+              <w:ind w:left="0" w:firstLine="0"/>
+              <w:jc w:val="left"/>
+            </w:pPr>
+            <w:r>
+              <w:rPr>
+                <w:rFonts w:ascii="Courier New" w:eastAsia="Courier New" w:hAnsi="Courier New" w:cs="Courier New"/>
+                <w:color w:val="1A1A2E"/>
+                <w:sz w:val="18"/>
+              </w:rPr>
+              <w:t>)</w:t>
+            </w:r>
+            <w:r>
+              <w:t xml:space="preserve"> </w:t>
+            </w:r>
+          </w:p>
+          <w:p>
+            <w:pPr>
+              <w:spacing w:after="0" w:line="259" w:lineRule="auto"/>
+              <w:ind w:left="0" w:firstLine="0"/>
+              <w:jc w:val="left"/>
+            </w:pPr>
+            <w:r>
+              <w:rPr>
+                <w:rFonts w:ascii="Courier New" w:eastAsia="Courier New" w:hAnsi="Courier New" w:cs="Courier New"/>
+                <w:color w:val="1A1A2E"/>
+                <w:sz w:val="18"/>
+              </w:rPr>
+              <w:t xml:space="preserve">ORDER BY </w:t>
+            </w:r>
+            <w:proofErr w:type="spellStart"/>
+            <w:proofErr w:type="gramStart"/>
+            <w:r>
+              <w:rPr>
+                <w:rFonts w:ascii="Courier New" w:eastAsia="Courier New" w:hAnsi="Courier New" w:cs="Courier New"/>
+                <w:color w:val="1A1A2E"/>
+                <w:sz w:val="18"/>
+              </w:rPr>
+              <w:t>la.category</w:t>
+            </w:r>
+            <w:proofErr w:type="gramEnd"/>
+            <w:r>
+              <w:rPr>
+                <w:rFonts w:ascii="Courier New" w:eastAsia="Courier New" w:hAnsi="Courier New" w:cs="Courier New"/>
+                <w:color w:val="1A1A2E"/>
+                <w:sz w:val="18"/>
+              </w:rPr>
+              <w:t>_name</w:t>
             </w:r>
             <w:proofErr w:type="spellEnd"/>
             <w:r>
@@ -18882,6 +20037,7 @@
         <w:t xml:space="preserve">, </w:t>
       </w:r>
       <w:proofErr w:type="spellStart"/>
+      <w:proofErr w:type="gramStart"/>
       <w:r>
         <w:rPr>
           <w:rFonts w:ascii="Courier New" w:eastAsia="Courier New" w:hAnsi="Courier New" w:cs="Courier New"/>
@@ -18891,6 +20047,7 @@
         <w:t>u.email</w:t>
       </w:r>
       <w:proofErr w:type="spellEnd"/>
+      <w:proofErr w:type="gramEnd"/>
       <w:r>
         <w:t xml:space="preserve"> </w:t>
       </w:r>
@@ -19004,6 +20161,7 @@
         <w:t xml:space="preserve"> AND </w:t>
       </w:r>
       <w:proofErr w:type="spellStart"/>
+      <w:proofErr w:type="gramStart"/>
       <w:r>
         <w:rPr>
           <w:rFonts w:ascii="Courier New" w:eastAsia="Courier New" w:hAnsi="Courier New" w:cs="Courier New"/>
@@ -19013,6 +20171,7 @@
         <w:t>r.rating</w:t>
       </w:r>
       <w:proofErr w:type="spellEnd"/>
+      <w:proofErr w:type="gramEnd"/>
       <w:r>
         <w:rPr>
           <w:rFonts w:ascii="Courier New" w:eastAsia="Courier New" w:hAnsi="Courier New" w:cs="Courier New"/>
@@ -19057,8 +20216,18 @@
           <w:color w:val="1A1A2E"/>
           <w:sz w:val="18"/>
         </w:rPr>
-        <w:t>ORDER BY u.name;</w:t>
-      </w:r>
+        <w:t>ORDER BY u.</w:t>
+      </w:r>
+      <w:proofErr w:type="gramStart"/>
+      <w:r>
+        <w:rPr>
+          <w:rFonts w:ascii="Courier New" w:eastAsia="Courier New" w:hAnsi="Courier New" w:cs="Courier New"/>
+          <w:color w:val="1A1A2E"/>
+          <w:sz w:val="18"/>
+        </w:rPr>
+        <w:t>name;</w:t>
+      </w:r>
+      <w:proofErr w:type="gramEnd"/>
       <w:r>
         <w:t xml:space="preserve"> </w:t>
       </w:r>
@@ -19098,8 +20267,6 @@
         <w:tblCellMar>
           <w:top w:w="34" w:type="dxa"/>
           <w:left w:w="30" w:type="dxa"/>
-          <w:bottom w:w="0" w:type="dxa"/>
-          <w:right w:w="0" w:type="dxa"/>
         </w:tblCellMar>
         <w:tblLook w:val="04A0" w:firstRow="1" w:lastRow="0" w:firstColumn="1" w:lastColumn="0" w:noHBand="0" w:noVBand="1"/>
       </w:tblPr>
@@ -19133,7 +20300,6 @@
                 <w:color w:val="1A1A2E"/>
                 <w:sz w:val="18"/>
               </w:rPr>
-              <w:lastRenderedPageBreak/>
               <w:t xml:space="preserve">SELECT </w:t>
             </w:r>
             <w:proofErr w:type="spellStart"/>
@@ -19219,40 +20385,32 @@
               <w:t xml:space="preserve">    SELECT DISTINCT </w:t>
             </w:r>
             <w:proofErr w:type="spellStart"/>
+            <w:proofErr w:type="gramStart"/>
             <w:r>
               <w:rPr>
                 <w:rFonts w:ascii="Courier New" w:eastAsia="Courier New" w:hAnsi="Courier New" w:cs="Courier New"/>
                 <w:color w:val="1A1A2E"/>
                 <w:sz w:val="18"/>
               </w:rPr>
-              <w:t>l.category_id</w:t>
-            </w:r>
-            <w:proofErr w:type="spellEnd"/>
-            <w:r>
-              <w:t xml:space="preserve"> </w:t>
-            </w:r>
-          </w:p>
-          <w:p>
-            <w:pPr>
-              <w:spacing w:after="0" w:line="259" w:lineRule="auto"/>
-              <w:ind w:left="0" w:firstLine="0"/>
-              <w:jc w:val="left"/>
-            </w:pPr>
+              <w:t>l.category</w:t>
+            </w:r>
+            <w:proofErr w:type="gramEnd"/>
             <w:r>
               <w:rPr>
                 <w:rFonts w:ascii="Courier New" w:eastAsia="Courier New" w:hAnsi="Courier New" w:cs="Courier New"/>
                 <w:color w:val="1A1A2E"/>
                 <w:sz w:val="18"/>
               </w:rPr>
-              <w:t xml:space="preserve">    FROM Locations l</w:t>
-            </w:r>
-            <w:r>
-              <w:t xml:space="preserve"> </w:t>
-            </w:r>
-          </w:p>
-          <w:p>
-            <w:pPr>
-              <w:spacing w:after="2" w:line="239" w:lineRule="auto"/>
+              <w:t>_id</w:t>
+            </w:r>
+            <w:proofErr w:type="spellEnd"/>
+            <w:r>
+              <w:t xml:space="preserve"> </w:t>
+            </w:r>
+          </w:p>
+          <w:p>
+            <w:pPr>
+              <w:spacing w:after="0" w:line="259" w:lineRule="auto"/>
               <w:ind w:left="0" w:firstLine="0"/>
               <w:jc w:val="left"/>
             </w:pPr>
@@ -19262,108 +20420,218 @@
                 <w:color w:val="1A1A2E"/>
                 <w:sz w:val="18"/>
               </w:rPr>
-              <w:t xml:space="preserve">    WHERE EXISTS (SELECT 1 FROM Reviews r2 WHERE r2.location_id = </w:t>
-            </w:r>
-            <w:proofErr w:type="spellStart"/>
+              <w:t xml:space="preserve">    FROM Locations l</w:t>
+            </w:r>
+            <w:r>
+              <w:t xml:space="preserve"> </w:t>
+            </w:r>
+          </w:p>
+          <w:p>
+            <w:pPr>
+              <w:spacing w:after="2" w:line="239" w:lineRule="auto"/>
+              <w:ind w:left="0" w:firstLine="0"/>
+              <w:jc w:val="left"/>
+            </w:pPr>
             <w:r>
               <w:rPr>
                 <w:rFonts w:ascii="Courier New" w:eastAsia="Courier New" w:hAnsi="Courier New" w:cs="Courier New"/>
                 <w:color w:val="1A1A2E"/>
                 <w:sz w:val="18"/>
               </w:rPr>
-              <w:t>l.location_id</w:t>
-            </w:r>
-            <w:proofErr w:type="spellEnd"/>
+              <w:t xml:space="preserve">    WHERE EXISTS (SELECT 1 FROM Reviews r2 WHERE r</w:t>
+            </w:r>
+            <w:proofErr w:type="gramStart"/>
             <w:r>
               <w:rPr>
                 <w:rFonts w:ascii="Courier New" w:eastAsia="Courier New" w:hAnsi="Courier New" w:cs="Courier New"/>
                 <w:color w:val="1A1A2E"/>
                 <w:sz w:val="18"/>
               </w:rPr>
-              <w:t>)</w:t>
-            </w:r>
-            <w:r>
-              <w:t xml:space="preserve"> </w:t>
-            </w:r>
+              <w:t>2.location</w:t>
+            </w:r>
+            <w:proofErr w:type="gramEnd"/>
             <w:r>
               <w:rPr>
                 <w:rFonts w:ascii="Courier New" w:eastAsia="Courier New" w:hAnsi="Courier New" w:cs="Courier New"/>
                 <w:color w:val="1A1A2E"/>
                 <w:sz w:val="18"/>
               </w:rPr>
-              <w:t xml:space="preserve">    EXCEPT</w:t>
-            </w:r>
-            <w:r>
-              <w:t xml:space="preserve"> </w:t>
-            </w:r>
-          </w:p>
-          <w:p>
-            <w:pPr>
-              <w:spacing w:after="0" w:line="259" w:lineRule="auto"/>
-              <w:ind w:left="0" w:firstLine="0"/>
-              <w:jc w:val="left"/>
-            </w:pPr>
+              <w:t xml:space="preserve">_id = </w:t>
+            </w:r>
+            <w:proofErr w:type="spellStart"/>
+            <w:proofErr w:type="gramStart"/>
             <w:r>
               <w:rPr>
                 <w:rFonts w:ascii="Courier New" w:eastAsia="Courier New" w:hAnsi="Courier New" w:cs="Courier New"/>
                 <w:color w:val="1A1A2E"/>
                 <w:sz w:val="18"/>
               </w:rPr>
-              <w:t xml:space="preserve">    SELECT DISTINCT l2.category_id</w:t>
-            </w:r>
-            <w:r>
-              <w:t xml:space="preserve"> </w:t>
-            </w:r>
-          </w:p>
-          <w:p>
-            <w:pPr>
-              <w:spacing w:after="0" w:line="259" w:lineRule="auto"/>
-              <w:ind w:left="0" w:firstLine="0"/>
-              <w:jc w:val="left"/>
-            </w:pPr>
+              <w:t>l.location</w:t>
+            </w:r>
+            <w:proofErr w:type="gramEnd"/>
             <w:r>
               <w:rPr>
                 <w:rFonts w:ascii="Courier New" w:eastAsia="Courier New" w:hAnsi="Courier New" w:cs="Courier New"/>
                 <w:color w:val="1A1A2E"/>
                 <w:sz w:val="18"/>
               </w:rPr>
-              <w:t xml:space="preserve">    FROM Reviews r</w:t>
-            </w:r>
-            <w:r>
-              <w:t xml:space="preserve"> </w:t>
-            </w:r>
-          </w:p>
-          <w:p>
-            <w:pPr>
-              <w:spacing w:after="0" w:line="259" w:lineRule="auto"/>
-              <w:ind w:left="0" w:firstLine="0"/>
-              <w:jc w:val="left"/>
-            </w:pPr>
+              <w:t>_</w:t>
+            </w:r>
+            <w:proofErr w:type="gramStart"/>
             <w:r>
               <w:rPr>
                 <w:rFonts w:ascii="Courier New" w:eastAsia="Courier New" w:hAnsi="Courier New" w:cs="Courier New"/>
                 <w:color w:val="1A1A2E"/>
                 <w:sz w:val="18"/>
               </w:rPr>
-              <w:t xml:space="preserve">    JOIN Locations l2 ON </w:t>
-            </w:r>
-            <w:proofErr w:type="spellStart"/>
+              <w:t>id</w:t>
+            </w:r>
+            <w:proofErr w:type="spellEnd"/>
             <w:r>
               <w:rPr>
                 <w:rFonts w:ascii="Courier New" w:eastAsia="Courier New" w:hAnsi="Courier New" w:cs="Courier New"/>
                 <w:color w:val="1A1A2E"/>
                 <w:sz w:val="18"/>
               </w:rPr>
-              <w:t>r.location_id</w:t>
-            </w:r>
-            <w:proofErr w:type="spellEnd"/>
+              <w:t>)</w:t>
+            </w:r>
+            <w:r>
+              <w:t xml:space="preserve"> </w:t>
+            </w:r>
             <w:r>
               <w:rPr>
                 <w:rFonts w:ascii="Courier New" w:eastAsia="Courier New" w:hAnsi="Courier New" w:cs="Courier New"/>
                 <w:color w:val="1A1A2E"/>
                 <w:sz w:val="18"/>
               </w:rPr>
-              <w:t xml:space="preserve"> = l2.location_id</w:t>
+              <w:t xml:space="preserve">  </w:t>
+            </w:r>
+            <w:proofErr w:type="gramEnd"/>
+            <w:r>
+              <w:rPr>
+                <w:rFonts w:ascii="Courier New" w:eastAsia="Courier New" w:hAnsi="Courier New" w:cs="Courier New"/>
+                <w:color w:val="1A1A2E"/>
+                <w:sz w:val="18"/>
+              </w:rPr>
+              <w:t xml:space="preserve">  EXCEPT</w:t>
+            </w:r>
+            <w:r>
+              <w:t xml:space="preserve"> </w:t>
+            </w:r>
+          </w:p>
+          <w:p>
+            <w:pPr>
+              <w:spacing w:after="0" w:line="259" w:lineRule="auto"/>
+              <w:ind w:left="0" w:firstLine="0"/>
+              <w:jc w:val="left"/>
+            </w:pPr>
+            <w:r>
+              <w:rPr>
+                <w:rFonts w:ascii="Courier New" w:eastAsia="Courier New" w:hAnsi="Courier New" w:cs="Courier New"/>
+                <w:color w:val="1A1A2E"/>
+                <w:sz w:val="18"/>
+              </w:rPr>
+              <w:t xml:space="preserve">    SELECT DISTINCT l</w:t>
+            </w:r>
+            <w:proofErr w:type="gramStart"/>
+            <w:r>
+              <w:rPr>
+                <w:rFonts w:ascii="Courier New" w:eastAsia="Courier New" w:hAnsi="Courier New" w:cs="Courier New"/>
+                <w:color w:val="1A1A2E"/>
+                <w:sz w:val="18"/>
+              </w:rPr>
+              <w:t>2.category</w:t>
+            </w:r>
+            <w:proofErr w:type="gramEnd"/>
+            <w:r>
+              <w:rPr>
+                <w:rFonts w:ascii="Courier New" w:eastAsia="Courier New" w:hAnsi="Courier New" w:cs="Courier New"/>
+                <w:color w:val="1A1A2E"/>
+                <w:sz w:val="18"/>
+              </w:rPr>
+              <w:t>_id</w:t>
+            </w:r>
+            <w:r>
+              <w:t xml:space="preserve"> </w:t>
+            </w:r>
+          </w:p>
+          <w:p>
+            <w:pPr>
+              <w:spacing w:after="0" w:line="259" w:lineRule="auto"/>
+              <w:ind w:left="0" w:firstLine="0"/>
+              <w:jc w:val="left"/>
+            </w:pPr>
+            <w:r>
+              <w:rPr>
+                <w:rFonts w:ascii="Courier New" w:eastAsia="Courier New" w:hAnsi="Courier New" w:cs="Courier New"/>
+                <w:color w:val="1A1A2E"/>
+                <w:sz w:val="18"/>
+              </w:rPr>
+              <w:t xml:space="preserve">    FROM Reviews r</w:t>
+            </w:r>
+            <w:r>
+              <w:t xml:space="preserve"> </w:t>
+            </w:r>
+          </w:p>
+          <w:p>
+            <w:pPr>
+              <w:spacing w:after="0" w:line="259" w:lineRule="auto"/>
+              <w:ind w:left="0" w:firstLine="0"/>
+              <w:jc w:val="left"/>
+            </w:pPr>
+            <w:r>
+              <w:rPr>
+                <w:rFonts w:ascii="Courier New" w:eastAsia="Courier New" w:hAnsi="Courier New" w:cs="Courier New"/>
+                <w:color w:val="1A1A2E"/>
+                <w:sz w:val="18"/>
+              </w:rPr>
+              <w:t xml:space="preserve">    JOIN Locations l2 ON </w:t>
+            </w:r>
+            <w:proofErr w:type="spellStart"/>
+            <w:proofErr w:type="gramStart"/>
+            <w:r>
+              <w:rPr>
+                <w:rFonts w:ascii="Courier New" w:eastAsia="Courier New" w:hAnsi="Courier New" w:cs="Courier New"/>
+                <w:color w:val="1A1A2E"/>
+                <w:sz w:val="18"/>
+              </w:rPr>
+              <w:t>r.location</w:t>
+            </w:r>
+            <w:proofErr w:type="gramEnd"/>
+            <w:r>
+              <w:rPr>
+                <w:rFonts w:ascii="Courier New" w:eastAsia="Courier New" w:hAnsi="Courier New" w:cs="Courier New"/>
+                <w:color w:val="1A1A2E"/>
+                <w:sz w:val="18"/>
+              </w:rPr>
+              <w:t>_id</w:t>
+            </w:r>
+            <w:proofErr w:type="spellEnd"/>
+            <w:r>
+              <w:rPr>
+                <w:rFonts w:ascii="Courier New" w:eastAsia="Courier New" w:hAnsi="Courier New" w:cs="Courier New"/>
+                <w:color w:val="1A1A2E"/>
+                <w:sz w:val="18"/>
+              </w:rPr>
+              <w:t xml:space="preserve"> = l</w:t>
+            </w:r>
+            <w:proofErr w:type="gramStart"/>
+            <w:r>
+              <w:rPr>
+                <w:rFonts w:ascii="Courier New" w:eastAsia="Courier New" w:hAnsi="Courier New" w:cs="Courier New"/>
+                <w:color w:val="1A1A2E"/>
+                <w:sz w:val="18"/>
+              </w:rPr>
+              <w:t>2.location</w:t>
+            </w:r>
+            <w:proofErr w:type="gramEnd"/>
+            <w:r>
+              <w:rPr>
+                <w:rFonts w:ascii="Courier New" w:eastAsia="Courier New" w:hAnsi="Courier New" w:cs="Courier New"/>
+                <w:color w:val="1A1A2E"/>
+                <w:sz w:val="18"/>
+              </w:rPr>
+              <w:t>_id</w:t>
             </w:r>
             <w:r>
               <w:t xml:space="preserve"> </w:t>
@@ -19541,13 +20809,23 @@
         <w:t xml:space="preserve">SELECT </w:t>
       </w:r>
       <w:proofErr w:type="spellStart"/>
-      <w:r>
-        <w:rPr>
-          <w:rFonts w:ascii="Courier New" w:eastAsia="Courier New" w:hAnsi="Courier New" w:cs="Courier New"/>
-          <w:color w:val="1A1A2E"/>
-          <w:sz w:val="18"/>
-        </w:rPr>
-        <w:t>l.location_id</w:t>
+      <w:proofErr w:type="gramStart"/>
+      <w:r>
+        <w:rPr>
+          <w:rFonts w:ascii="Courier New" w:eastAsia="Courier New" w:hAnsi="Courier New" w:cs="Courier New"/>
+          <w:color w:val="1A1A2E"/>
+          <w:sz w:val="18"/>
+        </w:rPr>
+        <w:t>l.location</w:t>
+      </w:r>
+      <w:proofErr w:type="gramEnd"/>
+      <w:r>
+        <w:rPr>
+          <w:rFonts w:ascii="Courier New" w:eastAsia="Courier New" w:hAnsi="Courier New" w:cs="Courier New"/>
+          <w:color w:val="1A1A2E"/>
+          <w:sz w:val="18"/>
+        </w:rPr>
+        <w:t>_id</w:t>
       </w:r>
       <w:proofErr w:type="spellEnd"/>
       <w:r>
@@ -19593,16 +20871,27 @@
           <w:color w:val="1A1A2E"/>
           <w:sz w:val="18"/>
         </w:rPr>
+        <w:lastRenderedPageBreak/>
         <w:t xml:space="preserve">FROM Locations l JOIN Reviews r ON </w:t>
       </w:r>
       <w:proofErr w:type="spellStart"/>
-      <w:r>
-        <w:rPr>
-          <w:rFonts w:ascii="Courier New" w:eastAsia="Courier New" w:hAnsi="Courier New" w:cs="Courier New"/>
-          <w:color w:val="1A1A2E"/>
-          <w:sz w:val="18"/>
-        </w:rPr>
-        <w:t>l.location_id</w:t>
+      <w:proofErr w:type="gramStart"/>
+      <w:r>
+        <w:rPr>
+          <w:rFonts w:ascii="Courier New" w:eastAsia="Courier New" w:hAnsi="Courier New" w:cs="Courier New"/>
+          <w:color w:val="1A1A2E"/>
+          <w:sz w:val="18"/>
+        </w:rPr>
+        <w:t>l.location</w:t>
+      </w:r>
+      <w:proofErr w:type="gramEnd"/>
+      <w:r>
+        <w:rPr>
+          <w:rFonts w:ascii="Courier New" w:eastAsia="Courier New" w:hAnsi="Courier New" w:cs="Courier New"/>
+          <w:color w:val="1A1A2E"/>
+          <w:sz w:val="18"/>
+        </w:rPr>
+        <w:t>_id</w:t>
       </w:r>
       <w:proofErr w:type="spellEnd"/>
       <w:r>
@@ -19614,13 +20903,23 @@
         <w:t xml:space="preserve"> = </w:t>
       </w:r>
       <w:proofErr w:type="spellStart"/>
-      <w:r>
-        <w:rPr>
-          <w:rFonts w:ascii="Courier New" w:eastAsia="Courier New" w:hAnsi="Courier New" w:cs="Courier New"/>
-          <w:color w:val="1A1A2E"/>
-          <w:sz w:val="18"/>
-        </w:rPr>
-        <w:t>r.location_id</w:t>
+      <w:proofErr w:type="gramStart"/>
+      <w:r>
+        <w:rPr>
+          <w:rFonts w:ascii="Courier New" w:eastAsia="Courier New" w:hAnsi="Courier New" w:cs="Courier New"/>
+          <w:color w:val="1A1A2E"/>
+          <w:sz w:val="18"/>
+        </w:rPr>
+        <w:t>r.location</w:t>
+      </w:r>
+      <w:proofErr w:type="gramEnd"/>
+      <w:r>
+        <w:rPr>
+          <w:rFonts w:ascii="Courier New" w:eastAsia="Courier New" w:hAnsi="Courier New" w:cs="Courier New"/>
+          <w:color w:val="1A1A2E"/>
+          <w:sz w:val="18"/>
+        </w:rPr>
+        <w:t>_id</w:t>
       </w:r>
       <w:proofErr w:type="spellEnd"/>
       <w:r>
@@ -19643,13 +20942,23 @@
         <w:t xml:space="preserve">GROUP BY </w:t>
       </w:r>
       <w:proofErr w:type="spellStart"/>
-      <w:r>
-        <w:rPr>
-          <w:rFonts w:ascii="Courier New" w:eastAsia="Courier New" w:hAnsi="Courier New" w:cs="Courier New"/>
-          <w:color w:val="1A1A2E"/>
-          <w:sz w:val="18"/>
-        </w:rPr>
-        <w:t>l.location_id</w:t>
+      <w:proofErr w:type="gramStart"/>
+      <w:r>
+        <w:rPr>
+          <w:rFonts w:ascii="Courier New" w:eastAsia="Courier New" w:hAnsi="Courier New" w:cs="Courier New"/>
+          <w:color w:val="1A1A2E"/>
+          <w:sz w:val="18"/>
+        </w:rPr>
+        <w:t>l.location</w:t>
+      </w:r>
+      <w:proofErr w:type="gramEnd"/>
+      <w:r>
+        <w:rPr>
+          <w:rFonts w:ascii="Courier New" w:eastAsia="Courier New" w:hAnsi="Courier New" w:cs="Courier New"/>
+          <w:color w:val="1A1A2E"/>
+          <w:sz w:val="18"/>
+        </w:rPr>
+        <w:t>_id</w:t>
       </w:r>
       <w:proofErr w:type="spellEnd"/>
       <w:r>
@@ -19680,6 +20989,7 @@
         <w:t>HAVING ROUND(AVG(</w:t>
       </w:r>
       <w:proofErr w:type="spellStart"/>
+      <w:proofErr w:type="gramStart"/>
       <w:r>
         <w:rPr>
           <w:rFonts w:ascii="Courier New" w:eastAsia="Courier New" w:hAnsi="Courier New" w:cs="Courier New"/>
@@ -19689,6 +20999,7 @@
         <w:t>r.rating</w:t>
       </w:r>
       <w:proofErr w:type="spellEnd"/>
+      <w:proofErr w:type="gramEnd"/>
       <w:r>
         <w:rPr>
           <w:rFonts w:ascii="Courier New" w:eastAsia="Courier New" w:hAnsi="Courier New" w:cs="Courier New"/>
@@ -19736,13 +21047,23 @@
         <w:t xml:space="preserve">SELECT </w:t>
       </w:r>
       <w:proofErr w:type="spellStart"/>
-      <w:r>
-        <w:rPr>
-          <w:rFonts w:ascii="Courier New" w:eastAsia="Courier New" w:hAnsi="Courier New" w:cs="Courier New"/>
-          <w:color w:val="1A1A2E"/>
-          <w:sz w:val="18"/>
-        </w:rPr>
-        <w:t>l.location_id</w:t>
+      <w:proofErr w:type="gramStart"/>
+      <w:r>
+        <w:rPr>
+          <w:rFonts w:ascii="Courier New" w:eastAsia="Courier New" w:hAnsi="Courier New" w:cs="Courier New"/>
+          <w:color w:val="1A1A2E"/>
+          <w:sz w:val="18"/>
+        </w:rPr>
+        <w:t>l.location</w:t>
+      </w:r>
+      <w:proofErr w:type="gramEnd"/>
+      <w:r>
+        <w:rPr>
+          <w:rFonts w:ascii="Courier New" w:eastAsia="Courier New" w:hAnsi="Courier New" w:cs="Courier New"/>
+          <w:color w:val="1A1A2E"/>
+          <w:sz w:val="18"/>
+        </w:rPr>
+        <w:t>_id</w:t>
       </w:r>
       <w:proofErr w:type="spellEnd"/>
       <w:r>
@@ -19791,13 +21112,23 @@
         <w:t xml:space="preserve">FROM Locations l JOIN Reviews r ON </w:t>
       </w:r>
       <w:proofErr w:type="spellStart"/>
-      <w:r>
-        <w:rPr>
-          <w:rFonts w:ascii="Courier New" w:eastAsia="Courier New" w:hAnsi="Courier New" w:cs="Courier New"/>
-          <w:color w:val="1A1A2E"/>
-          <w:sz w:val="18"/>
-        </w:rPr>
-        <w:t>l.location_id</w:t>
+      <w:proofErr w:type="gramStart"/>
+      <w:r>
+        <w:rPr>
+          <w:rFonts w:ascii="Courier New" w:eastAsia="Courier New" w:hAnsi="Courier New" w:cs="Courier New"/>
+          <w:color w:val="1A1A2E"/>
+          <w:sz w:val="18"/>
+        </w:rPr>
+        <w:t>l.location</w:t>
+      </w:r>
+      <w:proofErr w:type="gramEnd"/>
+      <w:r>
+        <w:rPr>
+          <w:rFonts w:ascii="Courier New" w:eastAsia="Courier New" w:hAnsi="Courier New" w:cs="Courier New"/>
+          <w:color w:val="1A1A2E"/>
+          <w:sz w:val="18"/>
+        </w:rPr>
+        <w:t>_id</w:t>
       </w:r>
       <w:proofErr w:type="spellEnd"/>
       <w:r>
@@ -19809,13 +21140,23 @@
         <w:t xml:space="preserve"> = </w:t>
       </w:r>
       <w:proofErr w:type="spellStart"/>
-      <w:r>
-        <w:rPr>
-          <w:rFonts w:ascii="Courier New" w:eastAsia="Courier New" w:hAnsi="Courier New" w:cs="Courier New"/>
-          <w:color w:val="1A1A2E"/>
-          <w:sz w:val="18"/>
-        </w:rPr>
-        <w:t>r.location_id</w:t>
+      <w:proofErr w:type="gramStart"/>
+      <w:r>
+        <w:rPr>
+          <w:rFonts w:ascii="Courier New" w:eastAsia="Courier New" w:hAnsi="Courier New" w:cs="Courier New"/>
+          <w:color w:val="1A1A2E"/>
+          <w:sz w:val="18"/>
+        </w:rPr>
+        <w:t>r.location</w:t>
+      </w:r>
+      <w:proofErr w:type="gramEnd"/>
+      <w:r>
+        <w:rPr>
+          <w:rFonts w:ascii="Courier New" w:eastAsia="Courier New" w:hAnsi="Courier New" w:cs="Courier New"/>
+          <w:color w:val="1A1A2E"/>
+          <w:sz w:val="18"/>
+        </w:rPr>
+        <w:t>_id</w:t>
       </w:r>
       <w:proofErr w:type="spellEnd"/>
       <w:r>
@@ -19838,13 +21179,23 @@
         <w:t xml:space="preserve">GROUP BY </w:t>
       </w:r>
       <w:proofErr w:type="spellStart"/>
-      <w:r>
-        <w:rPr>
-          <w:rFonts w:ascii="Courier New" w:eastAsia="Courier New" w:hAnsi="Courier New" w:cs="Courier New"/>
-          <w:color w:val="1A1A2E"/>
-          <w:sz w:val="18"/>
-        </w:rPr>
-        <w:t>l.location_id</w:t>
+      <w:proofErr w:type="gramStart"/>
+      <w:r>
+        <w:rPr>
+          <w:rFonts w:ascii="Courier New" w:eastAsia="Courier New" w:hAnsi="Courier New" w:cs="Courier New"/>
+          <w:color w:val="1A1A2E"/>
+          <w:sz w:val="18"/>
+        </w:rPr>
+        <w:t>l.location</w:t>
+      </w:r>
+      <w:proofErr w:type="gramEnd"/>
+      <w:r>
+        <w:rPr>
+          <w:rFonts w:ascii="Courier New" w:eastAsia="Courier New" w:hAnsi="Courier New" w:cs="Courier New"/>
+          <w:color w:val="1A1A2E"/>
+          <w:sz w:val="18"/>
+        </w:rPr>
+        <w:t>_id</w:t>
       </w:r>
       <w:proofErr w:type="spellEnd"/>
       <w:r>
@@ -19875,13 +21226,23 @@
         <w:t>HAVING COUNT(</w:t>
       </w:r>
       <w:proofErr w:type="spellStart"/>
-      <w:r>
-        <w:rPr>
-          <w:rFonts w:ascii="Courier New" w:eastAsia="Courier New" w:hAnsi="Courier New" w:cs="Courier New"/>
-          <w:color w:val="1A1A2E"/>
-          <w:sz w:val="18"/>
-        </w:rPr>
-        <w:t>r.review_id</w:t>
+      <w:proofErr w:type="gramStart"/>
+      <w:r>
+        <w:rPr>
+          <w:rFonts w:ascii="Courier New" w:eastAsia="Courier New" w:hAnsi="Courier New" w:cs="Courier New"/>
+          <w:color w:val="1A1A2E"/>
+          <w:sz w:val="18"/>
+        </w:rPr>
+        <w:t>r.review</w:t>
+      </w:r>
+      <w:proofErr w:type="gramEnd"/>
+      <w:r>
+        <w:rPr>
+          <w:rFonts w:ascii="Courier New" w:eastAsia="Courier New" w:hAnsi="Courier New" w:cs="Courier New"/>
+          <w:color w:val="1A1A2E"/>
+          <w:sz w:val="18"/>
+        </w:rPr>
+        <w:t>_id</w:t>
       </w:r>
       <w:proofErr w:type="spellEnd"/>
       <w:r>
@@ -19918,7 +21279,16 @@
           <w:color w:val="1A1A2E"/>
           <w:sz w:val="18"/>
         </w:rPr>
-        <w:t>location_name</w:t>
+        <w:t>location_</w:t>
+      </w:r>
+      <w:proofErr w:type="gramStart"/>
+      <w:r>
+        <w:rPr>
+          <w:rFonts w:ascii="Courier New" w:eastAsia="Courier New" w:hAnsi="Courier New" w:cs="Courier New"/>
+          <w:color w:val="1A1A2E"/>
+          <w:sz w:val="18"/>
+        </w:rPr>
+        <w:t>name</w:t>
       </w:r>
       <w:proofErr w:type="spellEnd"/>
       <w:r>
@@ -19929,6 +21299,7 @@
         </w:rPr>
         <w:t>;</w:t>
       </w:r>
+      <w:proofErr w:type="gramEnd"/>
       <w:r>
         <w:t xml:space="preserve"> </w:t>
       </w:r>
@@ -19968,13 +21339,23 @@
         <w:t xml:space="preserve">SELECT </w:t>
       </w:r>
       <w:proofErr w:type="spellStart"/>
-      <w:r>
-        <w:rPr>
-          <w:rFonts w:ascii="Courier New" w:eastAsia="Courier New" w:hAnsi="Courier New" w:cs="Courier New"/>
-          <w:color w:val="1A1A2E"/>
-          <w:sz w:val="18"/>
-        </w:rPr>
-        <w:t>l.location_id</w:t>
+      <w:proofErr w:type="gramStart"/>
+      <w:r>
+        <w:rPr>
+          <w:rFonts w:ascii="Courier New" w:eastAsia="Courier New" w:hAnsi="Courier New" w:cs="Courier New"/>
+          <w:color w:val="1A1A2E"/>
+          <w:sz w:val="18"/>
+        </w:rPr>
+        <w:t>l.location</w:t>
+      </w:r>
+      <w:proofErr w:type="gramEnd"/>
+      <w:r>
+        <w:rPr>
+          <w:rFonts w:ascii="Courier New" w:eastAsia="Courier New" w:hAnsi="Courier New" w:cs="Courier New"/>
+          <w:color w:val="1A1A2E"/>
+          <w:sz w:val="18"/>
+        </w:rPr>
+        <w:t>_id</w:t>
       </w:r>
       <w:proofErr w:type="spellEnd"/>
       <w:r>
@@ -20005,13 +21386,23 @@
         <w:t xml:space="preserve">FROM Locations l JOIN Reviews r ON </w:t>
       </w:r>
       <w:proofErr w:type="spellStart"/>
-      <w:r>
-        <w:rPr>
-          <w:rFonts w:ascii="Courier New" w:eastAsia="Courier New" w:hAnsi="Courier New" w:cs="Courier New"/>
-          <w:color w:val="1A1A2E"/>
-          <w:sz w:val="18"/>
-        </w:rPr>
-        <w:t>l.location_id</w:t>
+      <w:proofErr w:type="gramStart"/>
+      <w:r>
+        <w:rPr>
+          <w:rFonts w:ascii="Courier New" w:eastAsia="Courier New" w:hAnsi="Courier New" w:cs="Courier New"/>
+          <w:color w:val="1A1A2E"/>
+          <w:sz w:val="18"/>
+        </w:rPr>
+        <w:t>l.location</w:t>
+      </w:r>
+      <w:proofErr w:type="gramEnd"/>
+      <w:r>
+        <w:rPr>
+          <w:rFonts w:ascii="Courier New" w:eastAsia="Courier New" w:hAnsi="Courier New" w:cs="Courier New"/>
+          <w:color w:val="1A1A2E"/>
+          <w:sz w:val="18"/>
+        </w:rPr>
+        <w:t>_id</w:t>
       </w:r>
       <w:proofErr w:type="spellEnd"/>
       <w:r>
@@ -20023,13 +21414,23 @@
         <w:t xml:space="preserve"> = </w:t>
       </w:r>
       <w:proofErr w:type="spellStart"/>
-      <w:r>
-        <w:rPr>
-          <w:rFonts w:ascii="Courier New" w:eastAsia="Courier New" w:hAnsi="Courier New" w:cs="Courier New"/>
-          <w:color w:val="1A1A2E"/>
-          <w:sz w:val="18"/>
-        </w:rPr>
-        <w:t>r.location_id</w:t>
+      <w:proofErr w:type="gramStart"/>
+      <w:r>
+        <w:rPr>
+          <w:rFonts w:ascii="Courier New" w:eastAsia="Courier New" w:hAnsi="Courier New" w:cs="Courier New"/>
+          <w:color w:val="1A1A2E"/>
+          <w:sz w:val="18"/>
+        </w:rPr>
+        <w:t>r.location</w:t>
+      </w:r>
+      <w:proofErr w:type="gramEnd"/>
+      <w:r>
+        <w:rPr>
+          <w:rFonts w:ascii="Courier New" w:eastAsia="Courier New" w:hAnsi="Courier New" w:cs="Courier New"/>
+          <w:color w:val="1A1A2E"/>
+          <w:sz w:val="18"/>
+        </w:rPr>
+        <w:t>_id</w:t>
       </w:r>
       <w:proofErr w:type="spellEnd"/>
       <w:r>
@@ -20052,13 +21453,23 @@
         <w:t xml:space="preserve">GROUP BY </w:t>
       </w:r>
       <w:proofErr w:type="spellStart"/>
-      <w:r>
-        <w:rPr>
-          <w:rFonts w:ascii="Courier New" w:eastAsia="Courier New" w:hAnsi="Courier New" w:cs="Courier New"/>
-          <w:color w:val="1A1A2E"/>
-          <w:sz w:val="18"/>
-        </w:rPr>
-        <w:t>l.location_id</w:t>
+      <w:proofErr w:type="gramStart"/>
+      <w:r>
+        <w:rPr>
+          <w:rFonts w:ascii="Courier New" w:eastAsia="Courier New" w:hAnsi="Courier New" w:cs="Courier New"/>
+          <w:color w:val="1A1A2E"/>
+          <w:sz w:val="18"/>
+        </w:rPr>
+        <w:t>l.location</w:t>
+      </w:r>
+      <w:proofErr w:type="gramEnd"/>
+      <w:r>
+        <w:rPr>
+          <w:rFonts w:ascii="Courier New" w:eastAsia="Courier New" w:hAnsi="Courier New" w:cs="Courier New"/>
+          <w:color w:val="1A1A2E"/>
+          <w:sz w:val="18"/>
+        </w:rPr>
+        <w:t>_id</w:t>
       </w:r>
       <w:proofErr w:type="spellEnd"/>
       <w:r>
@@ -20070,13 +21481,23 @@
         <w:t>, l.name HAVING COUNT(</w:t>
       </w:r>
       <w:proofErr w:type="spellStart"/>
-      <w:r>
-        <w:rPr>
-          <w:rFonts w:ascii="Courier New" w:eastAsia="Courier New" w:hAnsi="Courier New" w:cs="Courier New"/>
-          <w:color w:val="1A1A2E"/>
-          <w:sz w:val="18"/>
-        </w:rPr>
-        <w:t>r.review_id</w:t>
+      <w:proofErr w:type="gramStart"/>
+      <w:r>
+        <w:rPr>
+          <w:rFonts w:ascii="Courier New" w:eastAsia="Courier New" w:hAnsi="Courier New" w:cs="Courier New"/>
+          <w:color w:val="1A1A2E"/>
+          <w:sz w:val="18"/>
+        </w:rPr>
+        <w:t>r.review</w:t>
+      </w:r>
+      <w:proofErr w:type="gramEnd"/>
+      <w:r>
+        <w:rPr>
+          <w:rFonts w:ascii="Courier New" w:eastAsia="Courier New" w:hAnsi="Courier New" w:cs="Courier New"/>
+          <w:color w:val="1A1A2E"/>
+          <w:sz w:val="18"/>
+        </w:rPr>
+        <w:t>_id</w:t>
       </w:r>
       <w:proofErr w:type="spellEnd"/>
       <w:r>
@@ -20126,13 +21547,23 @@
         <w:t xml:space="preserve">SELECT </w:t>
       </w:r>
       <w:proofErr w:type="spellStart"/>
-      <w:r>
-        <w:rPr>
-          <w:rFonts w:ascii="Courier New" w:eastAsia="Courier New" w:hAnsi="Courier New" w:cs="Courier New"/>
-          <w:color w:val="1A1A2E"/>
-          <w:sz w:val="18"/>
-        </w:rPr>
-        <w:t>l.location_id</w:t>
+      <w:proofErr w:type="gramStart"/>
+      <w:r>
+        <w:rPr>
+          <w:rFonts w:ascii="Courier New" w:eastAsia="Courier New" w:hAnsi="Courier New" w:cs="Courier New"/>
+          <w:color w:val="1A1A2E"/>
+          <w:sz w:val="18"/>
+        </w:rPr>
+        <w:t>l.location</w:t>
+      </w:r>
+      <w:proofErr w:type="gramEnd"/>
+      <w:r>
+        <w:rPr>
+          <w:rFonts w:ascii="Courier New" w:eastAsia="Courier New" w:hAnsi="Courier New" w:cs="Courier New"/>
+          <w:color w:val="1A1A2E"/>
+          <w:sz w:val="18"/>
+        </w:rPr>
+        <w:t>_id</w:t>
       </w:r>
       <w:proofErr w:type="spellEnd"/>
       <w:r>
@@ -20163,13 +21594,23 @@
         <w:t xml:space="preserve">FROM Locations l JOIN Reviews r ON </w:t>
       </w:r>
       <w:proofErr w:type="spellStart"/>
-      <w:r>
-        <w:rPr>
-          <w:rFonts w:ascii="Courier New" w:eastAsia="Courier New" w:hAnsi="Courier New" w:cs="Courier New"/>
-          <w:color w:val="1A1A2E"/>
-          <w:sz w:val="18"/>
-        </w:rPr>
-        <w:t>l.location_id</w:t>
+      <w:proofErr w:type="gramStart"/>
+      <w:r>
+        <w:rPr>
+          <w:rFonts w:ascii="Courier New" w:eastAsia="Courier New" w:hAnsi="Courier New" w:cs="Courier New"/>
+          <w:color w:val="1A1A2E"/>
+          <w:sz w:val="18"/>
+        </w:rPr>
+        <w:t>l.location</w:t>
+      </w:r>
+      <w:proofErr w:type="gramEnd"/>
+      <w:r>
+        <w:rPr>
+          <w:rFonts w:ascii="Courier New" w:eastAsia="Courier New" w:hAnsi="Courier New" w:cs="Courier New"/>
+          <w:color w:val="1A1A2E"/>
+          <w:sz w:val="18"/>
+        </w:rPr>
+        <w:t>_id</w:t>
       </w:r>
       <w:proofErr w:type="spellEnd"/>
       <w:r>
@@ -20181,13 +21622,23 @@
         <w:t xml:space="preserve"> = </w:t>
       </w:r>
       <w:proofErr w:type="spellStart"/>
-      <w:r>
-        <w:rPr>
-          <w:rFonts w:ascii="Courier New" w:eastAsia="Courier New" w:hAnsi="Courier New" w:cs="Courier New"/>
-          <w:color w:val="1A1A2E"/>
-          <w:sz w:val="18"/>
-        </w:rPr>
-        <w:t>r.location_id</w:t>
+      <w:proofErr w:type="gramStart"/>
+      <w:r>
+        <w:rPr>
+          <w:rFonts w:ascii="Courier New" w:eastAsia="Courier New" w:hAnsi="Courier New" w:cs="Courier New"/>
+          <w:color w:val="1A1A2E"/>
+          <w:sz w:val="18"/>
+        </w:rPr>
+        <w:t>r.location</w:t>
+      </w:r>
+      <w:proofErr w:type="gramEnd"/>
+      <w:r>
+        <w:rPr>
+          <w:rFonts w:ascii="Courier New" w:eastAsia="Courier New" w:hAnsi="Courier New" w:cs="Courier New"/>
+          <w:color w:val="1A1A2E"/>
+          <w:sz w:val="18"/>
+        </w:rPr>
+        <w:t>_id</w:t>
       </w:r>
       <w:proofErr w:type="spellEnd"/>
       <w:r>
@@ -20210,13 +21661,23 @@
         <w:t xml:space="preserve">GROUP BY </w:t>
       </w:r>
       <w:proofErr w:type="spellStart"/>
-      <w:r>
-        <w:rPr>
-          <w:rFonts w:ascii="Courier New" w:eastAsia="Courier New" w:hAnsi="Courier New" w:cs="Courier New"/>
-          <w:color w:val="1A1A2E"/>
-          <w:sz w:val="18"/>
-        </w:rPr>
-        <w:t>l.location_id</w:t>
+      <w:proofErr w:type="gramStart"/>
+      <w:r>
+        <w:rPr>
+          <w:rFonts w:ascii="Courier New" w:eastAsia="Courier New" w:hAnsi="Courier New" w:cs="Courier New"/>
+          <w:color w:val="1A1A2E"/>
+          <w:sz w:val="18"/>
+        </w:rPr>
+        <w:t>l.location</w:t>
+      </w:r>
+      <w:proofErr w:type="gramEnd"/>
+      <w:r>
+        <w:rPr>
+          <w:rFonts w:ascii="Courier New" w:eastAsia="Courier New" w:hAnsi="Courier New" w:cs="Courier New"/>
+          <w:color w:val="1A1A2E"/>
+          <w:sz w:val="18"/>
+        </w:rPr>
+        <w:t>_id</w:t>
       </w:r>
       <w:proofErr w:type="spellEnd"/>
       <w:r>
@@ -20228,6 +21689,7 @@
         <w:t>, l.name HAVING ROUND(AVG(</w:t>
       </w:r>
       <w:proofErr w:type="spellStart"/>
+      <w:proofErr w:type="gramStart"/>
       <w:r>
         <w:rPr>
           <w:rFonts w:ascii="Courier New" w:eastAsia="Courier New" w:hAnsi="Courier New" w:cs="Courier New"/>
@@ -20237,6 +21699,7 @@
         <w:t>r.rating</w:t>
       </w:r>
       <w:proofErr w:type="spellEnd"/>
+      <w:proofErr w:type="gramEnd"/>
       <w:r>
         <w:rPr>
           <w:rFonts w:ascii="Courier New" w:eastAsia="Courier New" w:hAnsi="Courier New" w:cs="Courier New"/>
@@ -20263,7 +21726,16 @@
           <w:color w:val="1A1A2E"/>
           <w:sz w:val="18"/>
         </w:rPr>
-        <w:t>location_name</w:t>
+        <w:t>location_</w:t>
+      </w:r>
+      <w:proofErr w:type="gramStart"/>
+      <w:r>
+        <w:rPr>
+          <w:rFonts w:ascii="Courier New" w:eastAsia="Courier New" w:hAnsi="Courier New" w:cs="Courier New"/>
+          <w:color w:val="1A1A2E"/>
+          <w:sz w:val="18"/>
+        </w:rPr>
+        <w:t>name</w:t>
       </w:r>
       <w:proofErr w:type="spellEnd"/>
       <w:r>
@@ -20274,6 +21746,7 @@
         </w:rPr>
         <w:t>;</w:t>
       </w:r>
+      <w:proofErr w:type="gramEnd"/>
       <w:r>
         <w:t xml:space="preserve"> </w:t>
       </w:r>
@@ -20321,13 +21794,23 @@
         <w:t xml:space="preserve">SELECT DISTINCT </w:t>
       </w:r>
       <w:proofErr w:type="spellStart"/>
-      <w:r>
-        <w:rPr>
-          <w:rFonts w:ascii="Courier New" w:eastAsia="Courier New" w:hAnsi="Courier New" w:cs="Courier New"/>
-          <w:color w:val="1A1A2E"/>
-          <w:sz w:val="18"/>
-        </w:rPr>
-        <w:t>l.location_id</w:t>
+      <w:proofErr w:type="gramStart"/>
+      <w:r>
+        <w:rPr>
+          <w:rFonts w:ascii="Courier New" w:eastAsia="Courier New" w:hAnsi="Courier New" w:cs="Courier New"/>
+          <w:color w:val="1A1A2E"/>
+          <w:sz w:val="18"/>
+        </w:rPr>
+        <w:t>l.location</w:t>
+      </w:r>
+      <w:proofErr w:type="gramEnd"/>
+      <w:r>
+        <w:rPr>
+          <w:rFonts w:ascii="Courier New" w:eastAsia="Courier New" w:hAnsi="Courier New" w:cs="Courier New"/>
+          <w:color w:val="1A1A2E"/>
+          <w:sz w:val="18"/>
+        </w:rPr>
+        <w:t>_id</w:t>
       </w:r>
       <w:proofErr w:type="spellEnd"/>
       <w:r>
@@ -20376,13 +21859,23 @@
         <w:t xml:space="preserve"> f JOIN Locations l ON </w:t>
       </w:r>
       <w:proofErr w:type="spellStart"/>
-      <w:r>
-        <w:rPr>
-          <w:rFonts w:ascii="Courier New" w:eastAsia="Courier New" w:hAnsi="Courier New" w:cs="Courier New"/>
-          <w:color w:val="1A1A2E"/>
-          <w:sz w:val="18"/>
-        </w:rPr>
-        <w:t>f.location_id</w:t>
+      <w:proofErr w:type="gramStart"/>
+      <w:r>
+        <w:rPr>
+          <w:rFonts w:ascii="Courier New" w:eastAsia="Courier New" w:hAnsi="Courier New" w:cs="Courier New"/>
+          <w:color w:val="1A1A2E"/>
+          <w:sz w:val="18"/>
+        </w:rPr>
+        <w:t>f.location</w:t>
+      </w:r>
+      <w:proofErr w:type="gramEnd"/>
+      <w:r>
+        <w:rPr>
+          <w:rFonts w:ascii="Courier New" w:eastAsia="Courier New" w:hAnsi="Courier New" w:cs="Courier New"/>
+          <w:color w:val="1A1A2E"/>
+          <w:sz w:val="18"/>
+        </w:rPr>
+        <w:t>_id</w:t>
       </w:r>
       <w:proofErr w:type="spellEnd"/>
       <w:r>
@@ -20394,13 +21887,23 @@
         <w:t xml:space="preserve"> = </w:t>
       </w:r>
       <w:proofErr w:type="spellStart"/>
-      <w:r>
-        <w:rPr>
-          <w:rFonts w:ascii="Courier New" w:eastAsia="Courier New" w:hAnsi="Courier New" w:cs="Courier New"/>
-          <w:color w:val="1A1A2E"/>
-          <w:sz w:val="18"/>
-        </w:rPr>
-        <w:t>l.location_id</w:t>
+      <w:proofErr w:type="gramStart"/>
+      <w:r>
+        <w:rPr>
+          <w:rFonts w:ascii="Courier New" w:eastAsia="Courier New" w:hAnsi="Courier New" w:cs="Courier New"/>
+          <w:color w:val="1A1A2E"/>
+          <w:sz w:val="18"/>
+        </w:rPr>
+        <w:t>l.location</w:t>
+      </w:r>
+      <w:proofErr w:type="gramEnd"/>
+      <w:r>
+        <w:rPr>
+          <w:rFonts w:ascii="Courier New" w:eastAsia="Courier New" w:hAnsi="Courier New" w:cs="Courier New"/>
+          <w:color w:val="1A1A2E"/>
+          <w:sz w:val="18"/>
+        </w:rPr>
+        <w:t>_id</w:t>
       </w:r>
       <w:proofErr w:type="spellEnd"/>
       <w:r>
@@ -20442,13 +21945,23 @@
         <w:t xml:space="preserve">SELECT DISTINCT </w:t>
       </w:r>
       <w:proofErr w:type="spellStart"/>
-      <w:r>
-        <w:rPr>
-          <w:rFonts w:ascii="Courier New" w:eastAsia="Courier New" w:hAnsi="Courier New" w:cs="Courier New"/>
-          <w:color w:val="1A1A2E"/>
-          <w:sz w:val="18"/>
-        </w:rPr>
-        <w:t>l.location_id</w:t>
+      <w:proofErr w:type="gramStart"/>
+      <w:r>
+        <w:rPr>
+          <w:rFonts w:ascii="Courier New" w:eastAsia="Courier New" w:hAnsi="Courier New" w:cs="Courier New"/>
+          <w:color w:val="1A1A2E"/>
+          <w:sz w:val="18"/>
+        </w:rPr>
+        <w:t>l.location</w:t>
+      </w:r>
+      <w:proofErr w:type="gramEnd"/>
+      <w:r>
+        <w:rPr>
+          <w:rFonts w:ascii="Courier New" w:eastAsia="Courier New" w:hAnsi="Courier New" w:cs="Courier New"/>
+          <w:color w:val="1A1A2E"/>
+          <w:sz w:val="18"/>
+        </w:rPr>
+        <w:t>_id</w:t>
       </w:r>
       <w:proofErr w:type="spellEnd"/>
       <w:r>
@@ -20479,13 +21992,23 @@
         <w:t xml:space="preserve">FROM Reviews r JOIN Locations l ON </w:t>
       </w:r>
       <w:proofErr w:type="spellStart"/>
-      <w:r>
-        <w:rPr>
-          <w:rFonts w:ascii="Courier New" w:eastAsia="Courier New" w:hAnsi="Courier New" w:cs="Courier New"/>
-          <w:color w:val="1A1A2E"/>
-          <w:sz w:val="18"/>
-        </w:rPr>
-        <w:t>r.location_id</w:t>
+      <w:proofErr w:type="gramStart"/>
+      <w:r>
+        <w:rPr>
+          <w:rFonts w:ascii="Courier New" w:eastAsia="Courier New" w:hAnsi="Courier New" w:cs="Courier New"/>
+          <w:color w:val="1A1A2E"/>
+          <w:sz w:val="18"/>
+        </w:rPr>
+        <w:t>r.location</w:t>
+      </w:r>
+      <w:proofErr w:type="gramEnd"/>
+      <w:r>
+        <w:rPr>
+          <w:rFonts w:ascii="Courier New" w:eastAsia="Courier New" w:hAnsi="Courier New" w:cs="Courier New"/>
+          <w:color w:val="1A1A2E"/>
+          <w:sz w:val="18"/>
+        </w:rPr>
+        <w:t>_id</w:t>
       </w:r>
       <w:proofErr w:type="spellEnd"/>
       <w:r>
@@ -20497,13 +22020,23 @@
         <w:t xml:space="preserve"> = </w:t>
       </w:r>
       <w:proofErr w:type="spellStart"/>
-      <w:r>
-        <w:rPr>
-          <w:rFonts w:ascii="Courier New" w:eastAsia="Courier New" w:hAnsi="Courier New" w:cs="Courier New"/>
-          <w:color w:val="1A1A2E"/>
-          <w:sz w:val="18"/>
-        </w:rPr>
-        <w:t>l.location_id</w:t>
+      <w:proofErr w:type="gramStart"/>
+      <w:r>
+        <w:rPr>
+          <w:rFonts w:ascii="Courier New" w:eastAsia="Courier New" w:hAnsi="Courier New" w:cs="Courier New"/>
+          <w:color w:val="1A1A2E"/>
+          <w:sz w:val="18"/>
+        </w:rPr>
+        <w:t>l.location</w:t>
+      </w:r>
+      <w:proofErr w:type="gramEnd"/>
+      <w:r>
+        <w:rPr>
+          <w:rFonts w:ascii="Courier New" w:eastAsia="Courier New" w:hAnsi="Courier New" w:cs="Courier New"/>
+          <w:color w:val="1A1A2E"/>
+          <w:sz w:val="18"/>
+        </w:rPr>
+        <w:t>_id</w:t>
       </w:r>
       <w:proofErr w:type="spellEnd"/>
       <w:r>
@@ -20524,7 +22057,16 @@
           <w:color w:val="1A1A2E"/>
           <w:sz w:val="18"/>
         </w:rPr>
-        <w:t>location_name</w:t>
+        <w:t>location_</w:t>
+      </w:r>
+      <w:proofErr w:type="gramStart"/>
+      <w:r>
+        <w:rPr>
+          <w:rFonts w:ascii="Courier New" w:eastAsia="Courier New" w:hAnsi="Courier New" w:cs="Courier New"/>
+          <w:color w:val="1A1A2E"/>
+          <w:sz w:val="18"/>
+        </w:rPr>
+        <w:t>name</w:t>
       </w:r>
       <w:proofErr w:type="spellEnd"/>
       <w:r>
@@ -20535,6 +22077,7 @@
         </w:rPr>
         <w:t>;</w:t>
       </w:r>
+      <w:proofErr w:type="gramEnd"/>
       <w:r>
         <w:t xml:space="preserve"> </w:t>
       </w:r>
@@ -20577,7 +22120,15 @@
       </w:r>
       <w:proofErr w:type="spellEnd"/>
       <w:r>
-        <w:t xml:space="preserve"> view pre-computes average ratings and review counts for all locations, joining Locations with Reviews. The </w:t>
+        <w:t xml:space="preserve"> view pre-computes average ratings and review </w:t>
+      </w:r>
+      <w:proofErr w:type="gramStart"/>
+      <w:r>
+        <w:t>counts</w:t>
+      </w:r>
+      <w:proofErr w:type="gramEnd"/>
+      <w:r>
+        <w:t xml:space="preserve"> for all locations, joining Locations with Reviews. The </w:t>
       </w:r>
       <w:proofErr w:type="spellStart"/>
       <w:r>
@@ -20585,11 +22136,7 @@
       </w:r>
       <w:proofErr w:type="spellEnd"/>
       <w:r>
-        <w:t xml:space="preserve"> view provides a per-category summary including location count, </w:t>
-      </w:r>
-      <w:r>
-        <w:lastRenderedPageBreak/>
-        <w:t xml:space="preserve">reviewed location count, average rating, five-star review count, and a rating band label computed by a custom SQLite function registered at connection time. </w:t>
+        <w:t xml:space="preserve"> view provides a per-category summary including location count, reviewed location count, average rating, five-star review count, and a rating band label computed by a custom SQLite function registered at connection time. </w:t>
       </w:r>
     </w:p>
     <w:p>
@@ -20673,12 +22220,17 @@
         <w:t xml:space="preserve"> function implements a Python-level cursor mechanism analogous to an explicit cursor in PL/SQL or T-SQL. It executes a query to retrieve average ratings for all locations, fetches all rows using </w:t>
       </w:r>
       <w:proofErr w:type="spellStart"/>
+      <w:proofErr w:type="gramStart"/>
       <w:r>
         <w:t>fetchall</w:t>
       </w:r>
       <w:proofErr w:type="spellEnd"/>
       <w:r>
-        <w:t xml:space="preserve">(), and then iterates over them in a Python loop. For each row, it determines whether the location should be marked as 'good' or </w:t>
+        <w:t>(</w:t>
+      </w:r>
+      <w:proofErr w:type="gramEnd"/>
+      <w:r>
+        <w:t xml:space="preserve">), and then iterates over them in a Python loop. For each row, it determines whether the location should be marked as 'good' or </w:t>
       </w:r>
     </w:p>
     <w:p>
@@ -20687,7 +22239,15 @@
         <w:ind w:left="-5" w:right="11"/>
       </w:pPr>
       <w:r>
-        <w:t xml:space="preserve">'flagged' based on a threshold, and then executes an UPSERT into the </w:t>
+        <w:t xml:space="preserve">'flagged' based on a </w:t>
+      </w:r>
+      <w:proofErr w:type="gramStart"/>
+      <w:r>
+        <w:t>threshold, and</w:t>
+      </w:r>
+      <w:proofErr w:type="gramEnd"/>
+      <w:r>
+        <w:t xml:space="preserve"> then executes an UPSERT into the </w:t>
       </w:r>
       <w:proofErr w:type="spellStart"/>
       <w:r>
@@ -20706,7 +22266,6 @@
         <w:tblCellMar>
           <w:top w:w="39" w:type="dxa"/>
           <w:left w:w="30" w:type="dxa"/>
-          <w:bottom w:w="0" w:type="dxa"/>
           <w:right w:w="496" w:type="dxa"/>
         </w:tblCellMar>
         <w:tblLook w:val="04A0" w:firstRow="1" w:lastRow="0" w:firstColumn="1" w:lastColumn="0" w:noHBand="0" w:noVBand="1"/>
@@ -20742,6 +22301,7 @@
                 <w:color w:val="1A1A2E"/>
                 <w:sz w:val="18"/>
               </w:rPr>
+              <w:lastRenderedPageBreak/>
               <w:t>cursor_result</w:t>
             </w:r>
             <w:proofErr w:type="spellEnd"/>
@@ -20754,6 +22314,7 @@
               <w:t xml:space="preserve"> = </w:t>
             </w:r>
             <w:proofErr w:type="spellStart"/>
+            <w:proofErr w:type="gramStart"/>
             <w:r>
               <w:rPr>
                 <w:rFonts w:ascii="Courier New" w:eastAsia="Courier New" w:hAnsi="Courier New" w:cs="Courier New"/>
@@ -20763,57 +22324,60 @@
               <w:t>conn.execute</w:t>
             </w:r>
             <w:proofErr w:type="spellEnd"/>
+            <w:proofErr w:type="gramEnd"/>
             <w:r>
               <w:rPr>
                 <w:rFonts w:ascii="Courier New" w:eastAsia="Courier New" w:hAnsi="Courier New" w:cs="Courier New"/>
                 <w:color w:val="1A1A2E"/>
                 <w:sz w:val="18"/>
               </w:rPr>
-              <w:t>(text(</w:t>
-            </w:r>
-            <w:r>
-              <w:t xml:space="preserve"> </w:t>
-            </w:r>
-          </w:p>
-          <w:p>
-            <w:pPr>
-              <w:spacing w:after="6" w:line="236" w:lineRule="auto"/>
-              <w:ind w:left="0" w:right="1341" w:firstLine="0"/>
-            </w:pPr>
+              <w:t>(</w:t>
+            </w:r>
+            <w:proofErr w:type="gramStart"/>
             <w:r>
               <w:rPr>
                 <w:rFonts w:ascii="Courier New" w:eastAsia="Courier New" w:hAnsi="Courier New" w:cs="Courier New"/>
                 <w:color w:val="1A1A2E"/>
                 <w:sz w:val="18"/>
               </w:rPr>
-              <w:t xml:space="preserve">    'SELECT </w:t>
-            </w:r>
-            <w:proofErr w:type="spellStart"/>
+              <w:t>text(</w:t>
+            </w:r>
+            <w:proofErr w:type="gramEnd"/>
+            <w:r>
+              <w:t xml:space="preserve"> </w:t>
+            </w:r>
+          </w:p>
+          <w:p>
+            <w:pPr>
+              <w:spacing w:after="6" w:line="236" w:lineRule="auto"/>
+              <w:ind w:left="0" w:right="1341" w:firstLine="0"/>
+            </w:pPr>
             <w:r>
               <w:rPr>
                 <w:rFonts w:ascii="Courier New" w:eastAsia="Courier New" w:hAnsi="Courier New" w:cs="Courier New"/>
                 <w:color w:val="1A1A2E"/>
                 <w:sz w:val="18"/>
               </w:rPr>
-              <w:t>l.location_id</w:t>
-            </w:r>
-            <w:proofErr w:type="spellEnd"/>
+              <w:t xml:space="preserve">    'SELECT </w:t>
+            </w:r>
+            <w:proofErr w:type="spellStart"/>
+            <w:proofErr w:type="gramStart"/>
             <w:r>
               <w:rPr>
                 <w:rFonts w:ascii="Courier New" w:eastAsia="Courier New" w:hAnsi="Courier New" w:cs="Courier New"/>
                 <w:color w:val="1A1A2E"/>
                 <w:sz w:val="18"/>
               </w:rPr>
-              <w:t>, ROUND(AVG(</w:t>
-            </w:r>
-            <w:proofErr w:type="spellStart"/>
+              <w:t>l.location</w:t>
+            </w:r>
+            <w:proofErr w:type="gramEnd"/>
             <w:r>
               <w:rPr>
                 <w:rFonts w:ascii="Courier New" w:eastAsia="Courier New" w:hAnsi="Courier New" w:cs="Courier New"/>
                 <w:color w:val="1A1A2E"/>
                 <w:sz w:val="18"/>
               </w:rPr>
-              <w:t>r.rating</w:t>
+              <w:t>_id</w:t>
             </w:r>
             <w:proofErr w:type="spellEnd"/>
             <w:r>
@@ -20822,213 +22386,215 @@
                 <w:color w:val="1A1A2E"/>
                 <w:sz w:val="18"/>
               </w:rPr>
-              <w:t xml:space="preserve">), 2) AS </w:t>
+              <w:t>, ROUND(AVG(</w:t>
             </w:r>
             <w:proofErr w:type="spellStart"/>
+            <w:proofErr w:type="gramStart"/>
             <w:r>
               <w:rPr>
                 <w:rFonts w:ascii="Courier New" w:eastAsia="Courier New" w:hAnsi="Courier New" w:cs="Courier New"/>
                 <w:color w:val="1A1A2E"/>
                 <w:sz w:val="18"/>
               </w:rPr>
-              <w:t>avg_r</w:t>
+              <w:t>r.rating</w:t>
             </w:r>
             <w:proofErr w:type="spellEnd"/>
-            <w:r>
-              <w:t xml:space="preserve"> </w:t>
-            </w:r>
+            <w:proofErr w:type="gramEnd"/>
             <w:r>
               <w:rPr>
                 <w:rFonts w:ascii="Courier New" w:eastAsia="Courier New" w:hAnsi="Courier New" w:cs="Courier New"/>
                 <w:color w:val="1A1A2E"/>
                 <w:sz w:val="18"/>
               </w:rPr>
-              <w:t xml:space="preserve">     FROM Locations l</w:t>
-            </w:r>
-            <w:r>
-              <w:t xml:space="preserve"> </w:t>
-            </w:r>
-          </w:p>
-          <w:p>
-            <w:pPr>
-              <w:spacing w:after="0" w:line="241" w:lineRule="auto"/>
-              <w:ind w:left="0" w:right="1446" w:firstLine="0"/>
-            </w:pPr>
+              <w:t xml:space="preserve">), 2) AS </w:t>
+            </w:r>
+            <w:proofErr w:type="spellStart"/>
             <w:r>
               <w:rPr>
                 <w:rFonts w:ascii="Courier New" w:eastAsia="Courier New" w:hAnsi="Courier New" w:cs="Courier New"/>
                 <w:color w:val="1A1A2E"/>
                 <w:sz w:val="18"/>
               </w:rPr>
-              <w:t xml:space="preserve">     LEFT JOIN Reviews r ON </w:t>
-            </w:r>
-            <w:proofErr w:type="spellStart"/>
+              <w:t>avg_r</w:t>
+            </w:r>
+            <w:proofErr w:type="spellEnd"/>
+            <w:r>
+              <w:t xml:space="preserve"> </w:t>
+            </w:r>
             <w:r>
               <w:rPr>
                 <w:rFonts w:ascii="Courier New" w:eastAsia="Courier New" w:hAnsi="Courier New" w:cs="Courier New"/>
                 <w:color w:val="1A1A2E"/>
                 <w:sz w:val="18"/>
               </w:rPr>
-              <w:t>l.location_id</w:t>
-            </w:r>
-            <w:proofErr w:type="spellEnd"/>
+              <w:t xml:space="preserve">     FROM Locations l</w:t>
+            </w:r>
+            <w:r>
+              <w:t xml:space="preserve"> </w:t>
+            </w:r>
+          </w:p>
+          <w:p>
+            <w:pPr>
+              <w:spacing w:after="0" w:line="241" w:lineRule="auto"/>
+              <w:ind w:left="0" w:right="1446" w:firstLine="0"/>
+            </w:pPr>
             <w:r>
               <w:rPr>
                 <w:rFonts w:ascii="Courier New" w:eastAsia="Courier New" w:hAnsi="Courier New" w:cs="Courier New"/>
                 <w:color w:val="1A1A2E"/>
                 <w:sz w:val="18"/>
               </w:rPr>
-              <w:t xml:space="preserve"> = </w:t>
+              <w:t xml:space="preserve">     LEFT JOIN Reviews r ON </w:t>
             </w:r>
             <w:proofErr w:type="spellStart"/>
+            <w:proofErr w:type="gramStart"/>
             <w:r>
               <w:rPr>
                 <w:rFonts w:ascii="Courier New" w:eastAsia="Courier New" w:hAnsi="Courier New" w:cs="Courier New"/>
                 <w:color w:val="1A1A2E"/>
                 <w:sz w:val="18"/>
               </w:rPr>
-              <w:t>r.location_id</w:t>
-            </w:r>
-            <w:proofErr w:type="spellEnd"/>
-            <w:r>
-              <w:t xml:space="preserve"> </w:t>
-            </w:r>
+              <w:t>l.location</w:t>
+            </w:r>
+            <w:proofErr w:type="gramEnd"/>
             <w:r>
               <w:rPr>
                 <w:rFonts w:ascii="Courier New" w:eastAsia="Courier New" w:hAnsi="Courier New" w:cs="Courier New"/>
                 <w:color w:val="1A1A2E"/>
                 <w:sz w:val="18"/>
               </w:rPr>
-              <w:t xml:space="preserve">     GROUP BY </w:t>
-            </w:r>
-            <w:proofErr w:type="spellStart"/>
+              <w:t>_id</w:t>
+            </w:r>
+            <w:proofErr w:type="spellEnd"/>
             <w:r>
               <w:rPr>
                 <w:rFonts w:ascii="Courier New" w:eastAsia="Courier New" w:hAnsi="Courier New" w:cs="Courier New"/>
                 <w:color w:val="1A1A2E"/>
                 <w:sz w:val="18"/>
               </w:rPr>
-              <w:t>l.location_id</w:t>
-            </w:r>
-            <w:proofErr w:type="spellEnd"/>
+              <w:t xml:space="preserve"> = </w:t>
+            </w:r>
+            <w:proofErr w:type="spellStart"/>
+            <w:proofErr w:type="gramStart"/>
             <w:r>
               <w:rPr>
                 <w:rFonts w:ascii="Courier New" w:eastAsia="Courier New" w:hAnsi="Courier New" w:cs="Courier New"/>
                 <w:color w:val="1A1A2E"/>
                 <w:sz w:val="18"/>
               </w:rPr>
-              <w:t>'</w:t>
-            </w:r>
-            <w:r>
-              <w:t xml:space="preserve"> </w:t>
-            </w:r>
-          </w:p>
-          <w:p>
-            <w:pPr>
-              <w:spacing w:after="0" w:line="259" w:lineRule="auto"/>
-              <w:ind w:left="0" w:firstLine="0"/>
-              <w:jc w:val="left"/>
-            </w:pPr>
+              <w:t>r.location</w:t>
+            </w:r>
+            <w:proofErr w:type="gramEnd"/>
             <w:r>
               <w:rPr>
                 <w:rFonts w:ascii="Courier New" w:eastAsia="Courier New" w:hAnsi="Courier New" w:cs="Courier New"/>
                 <w:color w:val="1A1A2E"/>
                 <w:sz w:val="18"/>
               </w:rPr>
-              <w:t>))</w:t>
-            </w:r>
-            <w:r>
-              <w:t xml:space="preserve"> </w:t>
-            </w:r>
-          </w:p>
-          <w:p>
-            <w:pPr>
-              <w:spacing w:after="3" w:line="239" w:lineRule="auto"/>
-              <w:ind w:left="0" w:right="110" w:firstLine="0"/>
-            </w:pPr>
+              <w:t>_id</w:t>
+            </w:r>
+            <w:proofErr w:type="spellEnd"/>
+            <w:r>
+              <w:t xml:space="preserve"> </w:t>
+            </w:r>
             <w:r>
               <w:rPr>
                 <w:rFonts w:ascii="Courier New" w:eastAsia="Courier New" w:hAnsi="Courier New" w:cs="Courier New"/>
                 <w:color w:val="1A1A2E"/>
                 <w:sz w:val="18"/>
               </w:rPr>
-              <w:t xml:space="preserve">rows = </w:t>
+              <w:t xml:space="preserve">     GROUP BY </w:t>
             </w:r>
             <w:proofErr w:type="spellStart"/>
+            <w:proofErr w:type="gramStart"/>
             <w:r>
               <w:rPr>
                 <w:rFonts w:ascii="Courier New" w:eastAsia="Courier New" w:hAnsi="Courier New" w:cs="Courier New"/>
                 <w:color w:val="1A1A2E"/>
                 <w:sz w:val="18"/>
               </w:rPr>
-              <w:t>cursor_result.fetchall</w:t>
-            </w:r>
-            <w:proofErr w:type="spellEnd"/>
+              <w:t>l.location</w:t>
+            </w:r>
+            <w:proofErr w:type="gramEnd"/>
             <w:r>
               <w:rPr>
                 <w:rFonts w:ascii="Courier New" w:eastAsia="Courier New" w:hAnsi="Courier New" w:cs="Courier New"/>
                 <w:color w:val="1A1A2E"/>
                 <w:sz w:val="18"/>
               </w:rPr>
-              <w:t>()</w:t>
-            </w:r>
-            <w:r>
-              <w:t xml:space="preserve"> </w:t>
-            </w:r>
+              <w:t>_id</w:t>
+            </w:r>
+            <w:proofErr w:type="spellEnd"/>
             <w:r>
               <w:rPr>
                 <w:rFonts w:ascii="Courier New" w:eastAsia="Courier New" w:hAnsi="Courier New" w:cs="Courier New"/>
                 <w:color w:val="1A1A2E"/>
                 <w:sz w:val="18"/>
               </w:rPr>
-              <w:t>for row in rows:</w:t>
-            </w:r>
-            <w:r>
-              <w:t xml:space="preserve"> </w:t>
-            </w:r>
+              <w:t>'</w:t>
+            </w:r>
+            <w:r>
+              <w:t xml:space="preserve"> </w:t>
+            </w:r>
+          </w:p>
+          <w:p>
+            <w:pPr>
+              <w:spacing w:after="0" w:line="259" w:lineRule="auto"/>
+              <w:ind w:left="0" w:firstLine="0"/>
+              <w:jc w:val="left"/>
+            </w:pPr>
             <w:r>
               <w:rPr>
                 <w:rFonts w:ascii="Courier New" w:eastAsia="Courier New" w:hAnsi="Courier New" w:cs="Courier New"/>
                 <w:color w:val="1A1A2E"/>
                 <w:sz w:val="18"/>
               </w:rPr>
-              <w:t xml:space="preserve">    </w:t>
-            </w:r>
-            <w:proofErr w:type="spellStart"/>
+              <w:t>))</w:t>
+            </w:r>
+            <w:r>
+              <w:t xml:space="preserve"> </w:t>
+            </w:r>
+          </w:p>
+          <w:p>
+            <w:pPr>
+              <w:spacing w:after="3" w:line="239" w:lineRule="auto"/>
+              <w:ind w:left="0" w:right="110" w:firstLine="0"/>
+            </w:pPr>
             <w:r>
               <w:rPr>
                 <w:rFonts w:ascii="Courier New" w:eastAsia="Courier New" w:hAnsi="Courier New" w:cs="Courier New"/>
                 <w:color w:val="1A1A2E"/>
                 <w:sz w:val="18"/>
               </w:rPr>
-              <w:t>loc_id</w:t>
-            </w:r>
-            <w:proofErr w:type="spellEnd"/>
+              <w:t xml:space="preserve">rows = </w:t>
+            </w:r>
+            <w:proofErr w:type="spellStart"/>
             <w:r>
               <w:rPr>
                 <w:rFonts w:ascii="Courier New" w:eastAsia="Courier New" w:hAnsi="Courier New" w:cs="Courier New"/>
                 <w:color w:val="1A1A2E"/>
                 <w:sz w:val="18"/>
               </w:rPr>
-              <w:t xml:space="preserve">, </w:t>
-            </w:r>
-            <w:proofErr w:type="spellStart"/>
+              <w:t>cursor_</w:t>
+            </w:r>
+            <w:proofErr w:type="gramStart"/>
             <w:r>
               <w:rPr>
                 <w:rFonts w:ascii="Courier New" w:eastAsia="Courier New" w:hAnsi="Courier New" w:cs="Courier New"/>
                 <w:color w:val="1A1A2E"/>
                 <w:sz w:val="18"/>
               </w:rPr>
-              <w:t>avg_r</w:t>
+              <w:t>result.fetchall</w:t>
             </w:r>
             <w:proofErr w:type="spellEnd"/>
+            <w:proofErr w:type="gramEnd"/>
             <w:r>
               <w:rPr>
                 <w:rFonts w:ascii="Courier New" w:eastAsia="Courier New" w:hAnsi="Courier New" w:cs="Courier New"/>
                 <w:color w:val="1A1A2E"/>
                 <w:sz w:val="18"/>
               </w:rPr>
-              <w:t xml:space="preserve"> = row[0], row[1]</w:t>
+              <w:t>()</w:t>
             </w:r>
             <w:r>
               <w:t xml:space="preserve"> </w:t>
@@ -21039,72 +22605,186 @@
                 <w:color w:val="1A1A2E"/>
                 <w:sz w:val="18"/>
               </w:rPr>
-              <w:t xml:space="preserve">    status = 'flagged' if (</w:t>
-            </w:r>
-            <w:proofErr w:type="spellStart"/>
+              <w:t>for row in rows:</w:t>
+            </w:r>
+            <w:r>
+              <w:t xml:space="preserve"> </w:t>
+            </w:r>
             <w:r>
               <w:rPr>
                 <w:rFonts w:ascii="Courier New" w:eastAsia="Courier New" w:hAnsi="Courier New" w:cs="Courier New"/>
                 <w:color w:val="1A1A2E"/>
                 <w:sz w:val="18"/>
               </w:rPr>
-              <w:t>avg_r</w:t>
-            </w:r>
-            <w:proofErr w:type="spellEnd"/>
+              <w:t xml:space="preserve">    </w:t>
+            </w:r>
+            <w:proofErr w:type="spellStart"/>
             <w:r>
               <w:rPr>
                 <w:rFonts w:ascii="Courier New" w:eastAsia="Courier New" w:hAnsi="Courier New" w:cs="Courier New"/>
                 <w:color w:val="1A1A2E"/>
                 <w:sz w:val="18"/>
               </w:rPr>
-              <w:t xml:space="preserve"> is None or </w:t>
-            </w:r>
-            <w:proofErr w:type="spellStart"/>
+              <w:t>loc_id</w:t>
+            </w:r>
+            <w:proofErr w:type="spellEnd"/>
             <w:r>
               <w:rPr>
                 <w:rFonts w:ascii="Courier New" w:eastAsia="Courier New" w:hAnsi="Courier New" w:cs="Courier New"/>
                 <w:color w:val="1A1A2E"/>
                 <w:sz w:val="18"/>
               </w:rPr>
-              <w:t>avg_r</w:t>
-            </w:r>
-            <w:proofErr w:type="spellEnd"/>
+              <w:t xml:space="preserve">, </w:t>
+            </w:r>
+            <w:proofErr w:type="spellStart"/>
             <w:r>
               <w:rPr>
                 <w:rFonts w:ascii="Courier New" w:eastAsia="Courier New" w:hAnsi="Courier New" w:cs="Courier New"/>
                 <w:color w:val="1A1A2E"/>
                 <w:sz w:val="18"/>
               </w:rPr>
-              <w:t xml:space="preserve"> &lt; threshold) else 'good'</w:t>
-            </w:r>
-            <w:r>
-              <w:t xml:space="preserve"> </w:t>
-            </w:r>
+              <w:t>avg_r</w:t>
+            </w:r>
+            <w:proofErr w:type="spellEnd"/>
             <w:r>
               <w:rPr>
                 <w:rFonts w:ascii="Courier New" w:eastAsia="Courier New" w:hAnsi="Courier New" w:cs="Courier New"/>
                 <w:color w:val="1A1A2E"/>
                 <w:sz w:val="18"/>
               </w:rPr>
-              <w:t xml:space="preserve">    </w:t>
-            </w:r>
-            <w:proofErr w:type="spellStart"/>
+              <w:t xml:space="preserve"> = </w:t>
+            </w:r>
+            <w:proofErr w:type="gramStart"/>
             <w:r>
               <w:rPr>
                 <w:rFonts w:ascii="Courier New" w:eastAsia="Courier New" w:hAnsi="Courier New" w:cs="Courier New"/>
                 <w:color w:val="1A1A2E"/>
                 <w:sz w:val="18"/>
               </w:rPr>
-              <w:t>conn.execute</w:t>
-            </w:r>
-            <w:proofErr w:type="spellEnd"/>
+              <w:t>row[</w:t>
+            </w:r>
+            <w:proofErr w:type="gramEnd"/>
             <w:r>
               <w:rPr>
                 <w:rFonts w:ascii="Courier New" w:eastAsia="Courier New" w:hAnsi="Courier New" w:cs="Courier New"/>
                 <w:color w:val="1A1A2E"/>
                 <w:sz w:val="18"/>
               </w:rPr>
-              <w:t xml:space="preserve">(text('INSERT INTO </w:t>
+              <w:t xml:space="preserve">0], </w:t>
+            </w:r>
+            <w:proofErr w:type="gramStart"/>
+            <w:r>
+              <w:rPr>
+                <w:rFonts w:ascii="Courier New" w:eastAsia="Courier New" w:hAnsi="Courier New" w:cs="Courier New"/>
+                <w:color w:val="1A1A2E"/>
+                <w:sz w:val="18"/>
+              </w:rPr>
+              <w:t>row[</w:t>
+            </w:r>
+            <w:proofErr w:type="gramEnd"/>
+            <w:r>
+              <w:rPr>
+                <w:rFonts w:ascii="Courier New" w:eastAsia="Courier New" w:hAnsi="Courier New" w:cs="Courier New"/>
+                <w:color w:val="1A1A2E"/>
+                <w:sz w:val="18"/>
+              </w:rPr>
+              <w:t>1]</w:t>
+            </w:r>
+            <w:r>
+              <w:t xml:space="preserve"> </w:t>
+            </w:r>
+            <w:r>
+              <w:rPr>
+                <w:rFonts w:ascii="Courier New" w:eastAsia="Courier New" w:hAnsi="Courier New" w:cs="Courier New"/>
+                <w:color w:val="1A1A2E"/>
+                <w:sz w:val="18"/>
+              </w:rPr>
+              <w:t xml:space="preserve">    status = 'flagged' if (</w:t>
+            </w:r>
+            <w:proofErr w:type="spellStart"/>
+            <w:r>
+              <w:rPr>
+                <w:rFonts w:ascii="Courier New" w:eastAsia="Courier New" w:hAnsi="Courier New" w:cs="Courier New"/>
+                <w:color w:val="1A1A2E"/>
+                <w:sz w:val="18"/>
+              </w:rPr>
+              <w:t>avg_r</w:t>
+            </w:r>
+            <w:proofErr w:type="spellEnd"/>
+            <w:r>
+              <w:rPr>
+                <w:rFonts w:ascii="Courier New" w:eastAsia="Courier New" w:hAnsi="Courier New" w:cs="Courier New"/>
+                <w:color w:val="1A1A2E"/>
+                <w:sz w:val="18"/>
+              </w:rPr>
+              <w:t xml:space="preserve"> is None or </w:t>
+            </w:r>
+            <w:proofErr w:type="spellStart"/>
+            <w:r>
+              <w:rPr>
+                <w:rFonts w:ascii="Courier New" w:eastAsia="Courier New" w:hAnsi="Courier New" w:cs="Courier New"/>
+                <w:color w:val="1A1A2E"/>
+                <w:sz w:val="18"/>
+              </w:rPr>
+              <w:t>avg_r</w:t>
+            </w:r>
+            <w:proofErr w:type="spellEnd"/>
+            <w:r>
+              <w:rPr>
+                <w:rFonts w:ascii="Courier New" w:eastAsia="Courier New" w:hAnsi="Courier New" w:cs="Courier New"/>
+                <w:color w:val="1A1A2E"/>
+                <w:sz w:val="18"/>
+              </w:rPr>
+              <w:t xml:space="preserve"> &lt; threshold) else 'good'</w:t>
+            </w:r>
+            <w:r>
+              <w:t xml:space="preserve"> </w:t>
+            </w:r>
+            <w:r>
+              <w:rPr>
+                <w:rFonts w:ascii="Courier New" w:eastAsia="Courier New" w:hAnsi="Courier New" w:cs="Courier New"/>
+                <w:color w:val="1A1A2E"/>
+                <w:sz w:val="18"/>
+              </w:rPr>
+              <w:t xml:space="preserve">    </w:t>
+            </w:r>
+            <w:proofErr w:type="spellStart"/>
+            <w:proofErr w:type="gramStart"/>
+            <w:r>
+              <w:rPr>
+                <w:rFonts w:ascii="Courier New" w:eastAsia="Courier New" w:hAnsi="Courier New" w:cs="Courier New"/>
+                <w:color w:val="1A1A2E"/>
+                <w:sz w:val="18"/>
+              </w:rPr>
+              <w:t>conn.execute</w:t>
+            </w:r>
+            <w:proofErr w:type="spellEnd"/>
+            <w:proofErr w:type="gramEnd"/>
+            <w:r>
+              <w:rPr>
+                <w:rFonts w:ascii="Courier New" w:eastAsia="Courier New" w:hAnsi="Courier New" w:cs="Courier New"/>
+                <w:color w:val="1A1A2E"/>
+                <w:sz w:val="18"/>
+              </w:rPr>
+              <w:t>(</w:t>
+            </w:r>
+            <w:proofErr w:type="gramStart"/>
+            <w:r>
+              <w:rPr>
+                <w:rFonts w:ascii="Courier New" w:eastAsia="Courier New" w:hAnsi="Courier New" w:cs="Courier New"/>
+                <w:color w:val="1A1A2E"/>
+                <w:sz w:val="18"/>
+              </w:rPr>
+              <w:t>text(</w:t>
+            </w:r>
+            <w:proofErr w:type="gramEnd"/>
+            <w:r>
+              <w:rPr>
+                <w:rFonts w:ascii="Courier New" w:eastAsia="Courier New" w:hAnsi="Courier New" w:cs="Courier New"/>
+                <w:color w:val="1A1A2E"/>
+                <w:sz w:val="18"/>
+              </w:rPr>
+              <w:t xml:space="preserve">'INSERT INTO </w:t>
             </w:r>
             <w:proofErr w:type="spellStart"/>
             <w:r>
@@ -21247,13 +22927,23 @@
         <w:t xml:space="preserve">SELECT </w:t>
       </w:r>
       <w:proofErr w:type="spellStart"/>
-      <w:r>
-        <w:rPr>
-          <w:rFonts w:ascii="Courier New" w:eastAsia="Courier New" w:hAnsi="Courier New" w:cs="Courier New"/>
-          <w:color w:val="1A1A2E"/>
-          <w:sz w:val="18"/>
-        </w:rPr>
-        <w:t>l.location_id</w:t>
+      <w:proofErr w:type="gramStart"/>
+      <w:r>
+        <w:rPr>
+          <w:rFonts w:ascii="Courier New" w:eastAsia="Courier New" w:hAnsi="Courier New" w:cs="Courier New"/>
+          <w:color w:val="1A1A2E"/>
+          <w:sz w:val="18"/>
+        </w:rPr>
+        <w:t>l.location</w:t>
+      </w:r>
+      <w:proofErr w:type="gramEnd"/>
+      <w:r>
+        <w:rPr>
+          <w:rFonts w:ascii="Courier New" w:eastAsia="Courier New" w:hAnsi="Courier New" w:cs="Courier New"/>
+          <w:color w:val="1A1A2E"/>
+          <w:sz w:val="18"/>
+        </w:rPr>
+        <w:t>_id</w:t>
       </w:r>
       <w:proofErr w:type="spellEnd"/>
       <w:r>
@@ -21265,13 +22955,23 @@
         <w:t xml:space="preserve">, l.name, </w:t>
       </w:r>
       <w:proofErr w:type="spellStart"/>
-      <w:r>
-        <w:rPr>
-          <w:rFonts w:ascii="Courier New" w:eastAsia="Courier New" w:hAnsi="Courier New" w:cs="Courier New"/>
-          <w:color w:val="1A1A2E"/>
-          <w:sz w:val="18"/>
-        </w:rPr>
-        <w:t>c.category_name</w:t>
+      <w:proofErr w:type="gramStart"/>
+      <w:r>
+        <w:rPr>
+          <w:rFonts w:ascii="Courier New" w:eastAsia="Courier New" w:hAnsi="Courier New" w:cs="Courier New"/>
+          <w:color w:val="1A1A2E"/>
+          <w:sz w:val="18"/>
+        </w:rPr>
+        <w:t>c.category</w:t>
+      </w:r>
+      <w:proofErr w:type="gramEnd"/>
+      <w:r>
+        <w:rPr>
+          <w:rFonts w:ascii="Courier New" w:eastAsia="Courier New" w:hAnsi="Courier New" w:cs="Courier New"/>
+          <w:color w:val="1A1A2E"/>
+          <w:sz w:val="18"/>
+        </w:rPr>
+        <w:t>_name</w:t>
       </w:r>
       <w:proofErr w:type="spellEnd"/>
       <w:r>
@@ -21302,6 +23002,7 @@
         <w:t xml:space="preserve">       ROUND(AVG(</w:t>
       </w:r>
       <w:proofErr w:type="spellStart"/>
+      <w:proofErr w:type="gramStart"/>
       <w:r>
         <w:rPr>
           <w:rFonts w:ascii="Courier New" w:eastAsia="Courier New" w:hAnsi="Courier New" w:cs="Courier New"/>
@@ -21311,6 +23012,7 @@
         <w:t>r.rating</w:t>
       </w:r>
       <w:proofErr w:type="spellEnd"/>
+      <w:proofErr w:type="gramEnd"/>
       <w:r>
         <w:rPr>
           <w:rFonts w:ascii="Courier New" w:eastAsia="Courier New" w:hAnsi="Courier New" w:cs="Courier New"/>
@@ -21354,7 +23056,25 @@
           <w:color w:val="1A1A2E"/>
           <w:sz w:val="18"/>
         </w:rPr>
-        <w:t xml:space="preserve">       (SELECT ROUND(AVG(r2.rating), 2)</w:t>
+        <w:t xml:space="preserve">       (SELECT ROUND(AVG(r</w:t>
+      </w:r>
+      <w:proofErr w:type="gramStart"/>
+      <w:r>
+        <w:rPr>
+          <w:rFonts w:ascii="Courier New" w:eastAsia="Courier New" w:hAnsi="Courier New" w:cs="Courier New"/>
+          <w:color w:val="1A1A2E"/>
+          <w:sz w:val="18"/>
+        </w:rPr>
+        <w:t>2.rating</w:t>
+      </w:r>
+      <w:proofErr w:type="gramEnd"/>
+      <w:r>
+        <w:rPr>
+          <w:rFonts w:ascii="Courier New" w:eastAsia="Courier New" w:hAnsi="Courier New" w:cs="Courier New"/>
+          <w:color w:val="1A1A2E"/>
+          <w:sz w:val="18"/>
+        </w:rPr>
+        <w:t>), 2)</w:t>
       </w:r>
       <w:r>
         <w:t xml:space="preserve"> </w:t>
@@ -21392,7 +23112,43 @@
           <w:color w:val="1A1A2E"/>
           <w:sz w:val="18"/>
         </w:rPr>
-        <w:t xml:space="preserve">        JOIN Locations l2 ON r2.location_id = l2.location_id</w:t>
+        <w:t xml:space="preserve">        JOIN Locations l2 ON r</w:t>
+      </w:r>
+      <w:proofErr w:type="gramStart"/>
+      <w:r>
+        <w:rPr>
+          <w:rFonts w:ascii="Courier New" w:eastAsia="Courier New" w:hAnsi="Courier New" w:cs="Courier New"/>
+          <w:color w:val="1A1A2E"/>
+          <w:sz w:val="18"/>
+        </w:rPr>
+        <w:t>2.location</w:t>
+      </w:r>
+      <w:proofErr w:type="gramEnd"/>
+      <w:r>
+        <w:rPr>
+          <w:rFonts w:ascii="Courier New" w:eastAsia="Courier New" w:hAnsi="Courier New" w:cs="Courier New"/>
+          <w:color w:val="1A1A2E"/>
+          <w:sz w:val="18"/>
+        </w:rPr>
+        <w:t>_id = l</w:t>
+      </w:r>
+      <w:proofErr w:type="gramStart"/>
+      <w:r>
+        <w:rPr>
+          <w:rFonts w:ascii="Courier New" w:eastAsia="Courier New" w:hAnsi="Courier New" w:cs="Courier New"/>
+          <w:color w:val="1A1A2E"/>
+          <w:sz w:val="18"/>
+        </w:rPr>
+        <w:t>2.location</w:t>
+      </w:r>
+      <w:proofErr w:type="gramEnd"/>
+      <w:r>
+        <w:rPr>
+          <w:rFonts w:ascii="Courier New" w:eastAsia="Courier New" w:hAnsi="Courier New" w:cs="Courier New"/>
+          <w:color w:val="1A1A2E"/>
+          <w:sz w:val="18"/>
+        </w:rPr>
+        <w:t>_id</w:t>
       </w:r>
       <w:r>
         <w:t xml:space="preserve"> </w:t>
@@ -21411,16 +23167,44 @@
           <w:color w:val="1A1A2E"/>
           <w:sz w:val="18"/>
         </w:rPr>
-        <w:t xml:space="preserve">        WHERE l2.category_id = </w:t>
+        <w:t xml:space="preserve">        WHERE l</w:t>
+      </w:r>
+      <w:proofErr w:type="gramStart"/>
+      <w:r>
+        <w:rPr>
+          <w:rFonts w:ascii="Courier New" w:eastAsia="Courier New" w:hAnsi="Courier New" w:cs="Courier New"/>
+          <w:color w:val="1A1A2E"/>
+          <w:sz w:val="18"/>
+        </w:rPr>
+        <w:t>2.category</w:t>
+      </w:r>
+      <w:proofErr w:type="gramEnd"/>
+      <w:r>
+        <w:rPr>
+          <w:rFonts w:ascii="Courier New" w:eastAsia="Courier New" w:hAnsi="Courier New" w:cs="Courier New"/>
+          <w:color w:val="1A1A2E"/>
+          <w:sz w:val="18"/>
+        </w:rPr>
+        <w:t xml:space="preserve">_id = </w:t>
       </w:r>
       <w:proofErr w:type="spellStart"/>
-      <w:r>
-        <w:rPr>
-          <w:rFonts w:ascii="Courier New" w:eastAsia="Courier New" w:hAnsi="Courier New" w:cs="Courier New"/>
-          <w:color w:val="1A1A2E"/>
-          <w:sz w:val="18"/>
-        </w:rPr>
-        <w:t>l.category_id</w:t>
+      <w:proofErr w:type="gramStart"/>
+      <w:r>
+        <w:rPr>
+          <w:rFonts w:ascii="Courier New" w:eastAsia="Courier New" w:hAnsi="Courier New" w:cs="Courier New"/>
+          <w:color w:val="1A1A2E"/>
+          <w:sz w:val="18"/>
+        </w:rPr>
+        <w:t>l.category</w:t>
+      </w:r>
+      <w:proofErr w:type="gramEnd"/>
+      <w:r>
+        <w:rPr>
+          <w:rFonts w:ascii="Courier New" w:eastAsia="Courier New" w:hAnsi="Courier New" w:cs="Courier New"/>
+          <w:color w:val="1A1A2E"/>
+          <w:sz w:val="18"/>
+        </w:rPr>
+        <w:t>_id</w:t>
       </w:r>
       <w:proofErr w:type="spellEnd"/>
       <w:r>
@@ -21480,13 +23264,23 @@
         <w:t xml:space="preserve">JOIN Categories c ON </w:t>
       </w:r>
       <w:proofErr w:type="spellStart"/>
-      <w:r>
-        <w:rPr>
-          <w:rFonts w:ascii="Courier New" w:eastAsia="Courier New" w:hAnsi="Courier New" w:cs="Courier New"/>
-          <w:color w:val="1A1A2E"/>
-          <w:sz w:val="18"/>
-        </w:rPr>
-        <w:t>l.category_id</w:t>
+      <w:proofErr w:type="gramStart"/>
+      <w:r>
+        <w:rPr>
+          <w:rFonts w:ascii="Courier New" w:eastAsia="Courier New" w:hAnsi="Courier New" w:cs="Courier New"/>
+          <w:color w:val="1A1A2E"/>
+          <w:sz w:val="18"/>
+        </w:rPr>
+        <w:t>l.category</w:t>
+      </w:r>
+      <w:proofErr w:type="gramEnd"/>
+      <w:r>
+        <w:rPr>
+          <w:rFonts w:ascii="Courier New" w:eastAsia="Courier New" w:hAnsi="Courier New" w:cs="Courier New"/>
+          <w:color w:val="1A1A2E"/>
+          <w:sz w:val="18"/>
+        </w:rPr>
+        <w:t>_id</w:t>
       </w:r>
       <w:proofErr w:type="spellEnd"/>
       <w:r>
@@ -21498,13 +23292,23 @@
         <w:t xml:space="preserve"> = </w:t>
       </w:r>
       <w:proofErr w:type="spellStart"/>
-      <w:r>
-        <w:rPr>
-          <w:rFonts w:ascii="Courier New" w:eastAsia="Courier New" w:hAnsi="Courier New" w:cs="Courier New"/>
-          <w:color w:val="1A1A2E"/>
-          <w:sz w:val="18"/>
-        </w:rPr>
-        <w:t>c.category_id</w:t>
+      <w:proofErr w:type="gramStart"/>
+      <w:r>
+        <w:rPr>
+          <w:rFonts w:ascii="Courier New" w:eastAsia="Courier New" w:hAnsi="Courier New" w:cs="Courier New"/>
+          <w:color w:val="1A1A2E"/>
+          <w:sz w:val="18"/>
+        </w:rPr>
+        <w:t>c.category</w:t>
+      </w:r>
+      <w:proofErr w:type="gramEnd"/>
+      <w:r>
+        <w:rPr>
+          <w:rFonts w:ascii="Courier New" w:eastAsia="Courier New" w:hAnsi="Courier New" w:cs="Courier New"/>
+          <w:color w:val="1A1A2E"/>
+          <w:sz w:val="18"/>
+        </w:rPr>
+        <w:t>_id</w:t>
       </w:r>
       <w:proofErr w:type="spellEnd"/>
       <w:r>
@@ -21527,13 +23331,23 @@
         <w:t xml:space="preserve">JOIN Reviews r ON </w:t>
       </w:r>
       <w:proofErr w:type="spellStart"/>
-      <w:r>
-        <w:rPr>
-          <w:rFonts w:ascii="Courier New" w:eastAsia="Courier New" w:hAnsi="Courier New" w:cs="Courier New"/>
-          <w:color w:val="1A1A2E"/>
-          <w:sz w:val="18"/>
-        </w:rPr>
-        <w:t>l.location_id</w:t>
+      <w:proofErr w:type="gramStart"/>
+      <w:r>
+        <w:rPr>
+          <w:rFonts w:ascii="Courier New" w:eastAsia="Courier New" w:hAnsi="Courier New" w:cs="Courier New"/>
+          <w:color w:val="1A1A2E"/>
+          <w:sz w:val="18"/>
+        </w:rPr>
+        <w:t>l.location</w:t>
+      </w:r>
+      <w:proofErr w:type="gramEnd"/>
+      <w:r>
+        <w:rPr>
+          <w:rFonts w:ascii="Courier New" w:eastAsia="Courier New" w:hAnsi="Courier New" w:cs="Courier New"/>
+          <w:color w:val="1A1A2E"/>
+          <w:sz w:val="18"/>
+        </w:rPr>
+        <w:t>_id</w:t>
       </w:r>
       <w:proofErr w:type="spellEnd"/>
       <w:r>
@@ -21545,13 +23359,23 @@
         <w:t xml:space="preserve"> = </w:t>
       </w:r>
       <w:proofErr w:type="spellStart"/>
-      <w:r>
-        <w:rPr>
-          <w:rFonts w:ascii="Courier New" w:eastAsia="Courier New" w:hAnsi="Courier New" w:cs="Courier New"/>
-          <w:color w:val="1A1A2E"/>
-          <w:sz w:val="18"/>
-        </w:rPr>
-        <w:t>r.location_id</w:t>
+      <w:proofErr w:type="gramStart"/>
+      <w:r>
+        <w:rPr>
+          <w:rFonts w:ascii="Courier New" w:eastAsia="Courier New" w:hAnsi="Courier New" w:cs="Courier New"/>
+          <w:color w:val="1A1A2E"/>
+          <w:sz w:val="18"/>
+        </w:rPr>
+        <w:t>r.location</w:t>
+      </w:r>
+      <w:proofErr w:type="gramEnd"/>
+      <w:r>
+        <w:rPr>
+          <w:rFonts w:ascii="Courier New" w:eastAsia="Courier New" w:hAnsi="Courier New" w:cs="Courier New"/>
+          <w:color w:val="1A1A2E"/>
+          <w:sz w:val="18"/>
+        </w:rPr>
+        <w:t>_id</w:t>
       </w:r>
       <w:proofErr w:type="spellEnd"/>
       <w:r>
@@ -21574,13 +23398,23 @@
         <w:t xml:space="preserve">GROUP BY </w:t>
       </w:r>
       <w:proofErr w:type="spellStart"/>
-      <w:r>
-        <w:rPr>
-          <w:rFonts w:ascii="Courier New" w:eastAsia="Courier New" w:hAnsi="Courier New" w:cs="Courier New"/>
-          <w:color w:val="1A1A2E"/>
-          <w:sz w:val="18"/>
-        </w:rPr>
-        <w:t>l.location_id</w:t>
+      <w:proofErr w:type="gramStart"/>
+      <w:r>
+        <w:rPr>
+          <w:rFonts w:ascii="Courier New" w:eastAsia="Courier New" w:hAnsi="Courier New" w:cs="Courier New"/>
+          <w:color w:val="1A1A2E"/>
+          <w:sz w:val="18"/>
+        </w:rPr>
+        <w:t>l.location</w:t>
+      </w:r>
+      <w:proofErr w:type="gramEnd"/>
+      <w:r>
+        <w:rPr>
+          <w:rFonts w:ascii="Courier New" w:eastAsia="Courier New" w:hAnsi="Courier New" w:cs="Courier New"/>
+          <w:color w:val="1A1A2E"/>
+          <w:sz w:val="18"/>
+        </w:rPr>
+        <w:t>_id</w:t>
       </w:r>
       <w:proofErr w:type="spellEnd"/>
       <w:r>
@@ -21592,13 +23426,23 @@
         <w:t xml:space="preserve">, l.name, </w:t>
       </w:r>
       <w:proofErr w:type="spellStart"/>
-      <w:r>
-        <w:rPr>
-          <w:rFonts w:ascii="Courier New" w:eastAsia="Courier New" w:hAnsi="Courier New" w:cs="Courier New"/>
-          <w:color w:val="1A1A2E"/>
-          <w:sz w:val="18"/>
-        </w:rPr>
-        <w:t>c.category_name</w:t>
+      <w:proofErr w:type="gramStart"/>
+      <w:r>
+        <w:rPr>
+          <w:rFonts w:ascii="Courier New" w:eastAsia="Courier New" w:hAnsi="Courier New" w:cs="Courier New"/>
+          <w:color w:val="1A1A2E"/>
+          <w:sz w:val="18"/>
+        </w:rPr>
+        <w:t>c.category</w:t>
+      </w:r>
+      <w:proofErr w:type="gramEnd"/>
+      <w:r>
+        <w:rPr>
+          <w:rFonts w:ascii="Courier New" w:eastAsia="Courier New" w:hAnsi="Courier New" w:cs="Courier New"/>
+          <w:color w:val="1A1A2E"/>
+          <w:sz w:val="18"/>
+        </w:rPr>
+        <w:t>_name</w:t>
       </w:r>
       <w:proofErr w:type="spellEnd"/>
       <w:r>
@@ -21610,13 +23454,23 @@
         <w:t xml:space="preserve">, </w:t>
       </w:r>
       <w:proofErr w:type="spellStart"/>
-      <w:r>
-        <w:rPr>
-          <w:rFonts w:ascii="Courier New" w:eastAsia="Courier New" w:hAnsi="Courier New" w:cs="Courier New"/>
-          <w:color w:val="1A1A2E"/>
-          <w:sz w:val="18"/>
-        </w:rPr>
-        <w:t>l.category_id</w:t>
+      <w:proofErr w:type="gramStart"/>
+      <w:r>
+        <w:rPr>
+          <w:rFonts w:ascii="Courier New" w:eastAsia="Courier New" w:hAnsi="Courier New" w:cs="Courier New"/>
+          <w:color w:val="1A1A2E"/>
+          <w:sz w:val="18"/>
+        </w:rPr>
+        <w:t>l.category</w:t>
+      </w:r>
+      <w:proofErr w:type="gramEnd"/>
+      <w:r>
+        <w:rPr>
+          <w:rFonts w:ascii="Courier New" w:eastAsia="Courier New" w:hAnsi="Courier New" w:cs="Courier New"/>
+          <w:color w:val="1A1A2E"/>
+          <w:sz w:val="18"/>
+        </w:rPr>
+        <w:t>_id</w:t>
       </w:r>
       <w:proofErr w:type="spellEnd"/>
       <w:r>
@@ -21639,13 +23493,23 @@
         <w:t xml:space="preserve">ORDER BY </w:t>
       </w:r>
       <w:proofErr w:type="spellStart"/>
-      <w:r>
-        <w:rPr>
-          <w:rFonts w:ascii="Courier New" w:eastAsia="Courier New" w:hAnsi="Courier New" w:cs="Courier New"/>
-          <w:color w:val="1A1A2E"/>
-          <w:sz w:val="18"/>
-        </w:rPr>
-        <w:t>c.category_name</w:t>
+      <w:proofErr w:type="gramStart"/>
+      <w:r>
+        <w:rPr>
+          <w:rFonts w:ascii="Courier New" w:eastAsia="Courier New" w:hAnsi="Courier New" w:cs="Courier New"/>
+          <w:color w:val="1A1A2E"/>
+          <w:sz w:val="18"/>
+        </w:rPr>
+        <w:t>c.category</w:t>
+      </w:r>
+      <w:proofErr w:type="gramEnd"/>
+      <w:r>
+        <w:rPr>
+          <w:rFonts w:ascii="Courier New" w:eastAsia="Courier New" w:hAnsi="Courier New" w:cs="Courier New"/>
+          <w:color w:val="1A1A2E"/>
+          <w:sz w:val="18"/>
+        </w:rPr>
+        <w:t>_name</w:t>
       </w:r>
       <w:proofErr w:type="spellEnd"/>
       <w:r>
@@ -21672,8 +23536,18 @@
           <w:color w:val="1A1A2E"/>
           <w:sz w:val="18"/>
         </w:rPr>
-        <w:t xml:space="preserve"> DESC;</w:t>
-      </w:r>
+        <w:t xml:space="preserve"> </w:t>
+      </w:r>
+      <w:proofErr w:type="gramStart"/>
+      <w:r>
+        <w:rPr>
+          <w:rFonts w:ascii="Courier New" w:eastAsia="Courier New" w:hAnsi="Courier New" w:cs="Courier New"/>
+          <w:color w:val="1A1A2E"/>
+          <w:sz w:val="18"/>
+        </w:rPr>
+        <w:t>DESC;</w:t>
+      </w:r>
+      <w:proofErr w:type="gramEnd"/>
       <w:r>
         <w:t xml:space="preserve"> </w:t>
       </w:r>
@@ -21709,7 +23583,6 @@
       </w:pPr>
       <w:bookmarkStart w:id="56" w:name="_Toc226640540"/>
       <w:r>
-        <w:lastRenderedPageBreak/>
         <w:t>12. Sample Data Demonstration</w:t>
       </w:r>
       <w:bookmarkEnd w:id="56"/>
@@ -21774,7 +23647,6 @@
         <w:tblCellMar>
           <w:top w:w="68" w:type="dxa"/>
           <w:left w:w="122" w:type="dxa"/>
-          <w:bottom w:w="0" w:type="dxa"/>
           <w:right w:w="97" w:type="dxa"/>
         </w:tblCellMar>
         <w:tblLook w:val="04A0" w:firstRow="1" w:lastRow="0" w:firstColumn="1" w:lastColumn="0" w:noHBand="0" w:noVBand="1"/>
@@ -22255,6 +24127,7 @@
               <w:rPr>
                 <w:sz w:val="19"/>
               </w:rPr>
+              <w:lastRenderedPageBreak/>
               <w:t>3</w:t>
             </w:r>
             <w:r>
@@ -23428,7 +25301,6 @@
         <w:tblCellMar>
           <w:top w:w="69" w:type="dxa"/>
           <w:left w:w="122" w:type="dxa"/>
-          <w:bottom w:w="0" w:type="dxa"/>
           <w:right w:w="115" w:type="dxa"/>
         </w:tblCellMar>
         <w:tblLook w:val="04A0" w:firstRow="1" w:lastRow="0" w:firstColumn="1" w:lastColumn="0" w:noHBand="0" w:noVBand="1"/>
@@ -24261,7 +26133,6 @@
       </w:pPr>
       <w:bookmarkStart w:id="59" w:name="_Toc226640543"/>
       <w:r>
-        <w:lastRenderedPageBreak/>
         <w:t>12.3 Sample Reviews</w:t>
       </w:r>
       <w:bookmarkEnd w:id="59"/>
@@ -24277,7 +26148,6 @@
         <w:tblCellMar>
           <w:top w:w="91" w:type="dxa"/>
           <w:left w:w="122" w:type="dxa"/>
-          <w:bottom w:w="0" w:type="dxa"/>
           <w:right w:w="56" w:type="dxa"/>
         </w:tblCellMar>
         <w:tblLook w:val="04A0" w:firstRow="1" w:lastRow="0" w:firstColumn="1" w:lastColumn="0" w:noHBand="0" w:noVBand="1"/>
@@ -25603,6 +27473,7 @@
               <w:rPr>
                 <w:sz w:val="19"/>
               </w:rPr>
+              <w:lastRenderedPageBreak/>
               <w:t>6</w:t>
             </w:r>
             <w:r>
@@ -26977,11 +28848,7 @@
       </w:r>
       <w:proofErr w:type="spellEnd"/>
       <w:r>
-        <w:t xml:space="preserve"> </w:t>
-      </w:r>
-      <w:r>
-        <w:lastRenderedPageBreak/>
-        <w:t xml:space="preserve">engine object, which is configured in db.py. Results are returned as Pandas </w:t>
+        <w:t xml:space="preserve"> engine object, which is configured in db.py. Results are returned as Pandas </w:t>
       </w:r>
       <w:proofErr w:type="spellStart"/>
       <w:r>
@@ -27008,7 +28875,6 @@
         <w:tblCellMar>
           <w:top w:w="39" w:type="dxa"/>
           <w:left w:w="30" w:type="dxa"/>
-          <w:bottom w:w="0" w:type="dxa"/>
           <w:right w:w="115" w:type="dxa"/>
         </w:tblCellMar>
         <w:tblLook w:val="04A0" w:firstRow="1" w:lastRow="0" w:firstColumn="1" w:lastColumn="0" w:noHBand="0" w:noVBand="1"/>
@@ -27101,45 +28967,34 @@
                 <w:color w:val="1A1A2E"/>
                 <w:sz w:val="18"/>
               </w:rPr>
-              <w:t xml:space="preserve">    app.py  (UI Layer)</w:t>
-            </w:r>
-            <w:r>
-              <w:t xml:space="preserve"> </w:t>
-            </w:r>
-          </w:p>
-          <w:p>
-            <w:pPr>
-              <w:spacing w:after="1" w:line="238" w:lineRule="auto"/>
-              <w:ind w:left="0" w:right="5669" w:firstLine="0"/>
-              <w:jc w:val="left"/>
-            </w:pPr>
+              <w:t xml:space="preserve">    </w:t>
+            </w:r>
+            <w:proofErr w:type="gramStart"/>
             <w:r>
               <w:rPr>
                 <w:rFonts w:ascii="Courier New" w:eastAsia="Courier New" w:hAnsi="Courier New" w:cs="Courier New"/>
                 <w:color w:val="1A1A2E"/>
                 <w:sz w:val="18"/>
               </w:rPr>
-              <w:t xml:space="preserve">         |</w:t>
-            </w:r>
-            <w:r>
-              <w:t xml:space="preserve"> </w:t>
-            </w:r>
+              <w:t>app.py  (</w:t>
+            </w:r>
+            <w:proofErr w:type="gramEnd"/>
             <w:r>
               <w:rPr>
                 <w:rFonts w:ascii="Courier New" w:eastAsia="Courier New" w:hAnsi="Courier New" w:cs="Courier New"/>
                 <w:color w:val="1A1A2E"/>
                 <w:sz w:val="18"/>
               </w:rPr>
-              <w:t xml:space="preserve">         v queries.py  (Query Layer)</w:t>
-            </w:r>
-            <w:r>
-              <w:t xml:space="preserve"> </w:t>
-            </w:r>
-          </w:p>
-          <w:p>
-            <w:pPr>
-              <w:spacing w:after="2" w:line="240" w:lineRule="auto"/>
-              <w:ind w:left="0" w:right="7334" w:firstLine="0"/>
+              <w:t>UI Layer)</w:t>
+            </w:r>
+            <w:r>
+              <w:t xml:space="preserve"> </w:t>
+            </w:r>
+          </w:p>
+          <w:p>
+            <w:pPr>
+              <w:spacing w:after="1" w:line="238" w:lineRule="auto"/>
+              <w:ind w:left="0" w:right="5669" w:firstLine="0"/>
               <w:jc w:val="left"/>
             </w:pPr>
             <w:r>
@@ -27159,39 +29014,88 @@
                 <w:color w:val="1A1A2E"/>
                 <w:sz w:val="18"/>
               </w:rPr>
-              <w:t xml:space="preserve">                  </w:t>
-            </w:r>
-          </w:p>
-          <w:p>
-            <w:pPr>
-              <w:spacing w:after="0" w:line="259" w:lineRule="auto"/>
-              <w:ind w:left="0" w:firstLine="0"/>
-              <w:jc w:val="left"/>
-            </w:pPr>
+              <w:t xml:space="preserve">         v </w:t>
+            </w:r>
+            <w:proofErr w:type="gramStart"/>
             <w:r>
               <w:rPr>
                 <w:rFonts w:ascii="Courier New" w:eastAsia="Courier New" w:hAnsi="Courier New" w:cs="Courier New"/>
                 <w:color w:val="1A1A2E"/>
                 <w:sz w:val="18"/>
               </w:rPr>
-              <w:t>SQLite  (</w:t>
-            </w:r>
-            <w:proofErr w:type="spellStart"/>
+              <w:t>queries.py  (</w:t>
+            </w:r>
+            <w:proofErr w:type="gramEnd"/>
             <w:r>
               <w:rPr>
                 <w:rFonts w:ascii="Courier New" w:eastAsia="Courier New" w:hAnsi="Courier New" w:cs="Courier New"/>
                 <w:color w:val="1A1A2E"/>
                 <w:sz w:val="18"/>
               </w:rPr>
-              <w:t>manipal_map.db</w:t>
-            </w:r>
-            <w:proofErr w:type="spellEnd"/>
+              <w:t>Query Layer)</w:t>
+            </w:r>
+            <w:r>
+              <w:t xml:space="preserve"> </w:t>
+            </w:r>
+          </w:p>
+          <w:p>
+            <w:pPr>
+              <w:spacing w:after="2" w:line="240" w:lineRule="auto"/>
+              <w:ind w:left="0" w:right="7334" w:firstLine="0"/>
+              <w:jc w:val="left"/>
+            </w:pPr>
             <w:r>
               <w:rPr>
                 <w:rFonts w:ascii="Courier New" w:eastAsia="Courier New" w:hAnsi="Courier New" w:cs="Courier New"/>
                 <w:color w:val="1A1A2E"/>
                 <w:sz w:val="18"/>
               </w:rPr>
+              <w:t xml:space="preserve">         |</w:t>
+            </w:r>
+            <w:r>
+              <w:t xml:space="preserve"> </w:t>
+            </w:r>
+            <w:r>
+              <w:rPr>
+                <w:rFonts w:ascii="Courier New" w:eastAsia="Courier New" w:hAnsi="Courier New" w:cs="Courier New"/>
+                <w:color w:val="1A1A2E"/>
+                <w:sz w:val="18"/>
+              </w:rPr>
+              <w:t xml:space="preserve">                  </w:t>
+            </w:r>
+          </w:p>
+          <w:p>
+            <w:pPr>
+              <w:spacing w:after="0" w:line="259" w:lineRule="auto"/>
+              <w:ind w:left="0" w:firstLine="0"/>
+              <w:jc w:val="left"/>
+            </w:pPr>
+            <w:proofErr w:type="gramStart"/>
+            <w:r>
+              <w:rPr>
+                <w:rFonts w:ascii="Courier New" w:eastAsia="Courier New" w:hAnsi="Courier New" w:cs="Courier New"/>
+                <w:color w:val="1A1A2E"/>
+                <w:sz w:val="18"/>
+              </w:rPr>
+              <w:t>SQLite  (</w:t>
+            </w:r>
+            <w:proofErr w:type="spellStart"/>
+            <w:proofErr w:type="gramEnd"/>
+            <w:r>
+              <w:rPr>
+                <w:rFonts w:ascii="Courier New" w:eastAsia="Courier New" w:hAnsi="Courier New" w:cs="Courier New"/>
+                <w:color w:val="1A1A2E"/>
+                <w:sz w:val="18"/>
+              </w:rPr>
+              <w:t>manipal_map.db</w:t>
+            </w:r>
+            <w:proofErr w:type="spellEnd"/>
+            <w:r>
+              <w:rPr>
+                <w:rFonts w:ascii="Courier New" w:eastAsia="Courier New" w:hAnsi="Courier New" w:cs="Courier New"/>
+                <w:color w:val="1A1A2E"/>
+                <w:sz w:val="18"/>
+              </w:rPr>
               <w:t>)</w:t>
             </w:r>
             <w:r>
@@ -27243,11 +29147,19 @@
       </w:r>
       <w:proofErr w:type="spellStart"/>
       <w:r>
-        <w:t>get_locations</w:t>
+        <w:t>get_</w:t>
+      </w:r>
+      <w:proofErr w:type="gramStart"/>
+      <w:r>
+        <w:t>locations</w:t>
       </w:r>
       <w:proofErr w:type="spellEnd"/>
       <w:r>
-        <w:t xml:space="preserve">() in queries.py, which joins the Locations and Categories tables and returns all location records. These records are iterated in app.py to place a marker on the map for each location. </w:t>
+        <w:t>(</w:t>
+      </w:r>
+      <w:proofErr w:type="gramEnd"/>
+      <w:r>
+        <w:t xml:space="preserve">) in queries.py, which joins the Locations and Categories tables and returns all location records. These records are iterated in app.py to place a marker on the map for each location. </w:t>
       </w:r>
     </w:p>
     <w:p>
@@ -27256,6 +29168,7 @@
         <w:ind w:left="-5" w:right="11"/>
       </w:pPr>
       <w:r>
+        <w:lastRenderedPageBreak/>
         <w:t xml:space="preserve">The user clicks on a marker. The click event passes the location's ID to the application, which calls </w:t>
       </w:r>
       <w:proofErr w:type="spellStart"/>
@@ -27293,11 +29206,19 @@
       </w:r>
       <w:proofErr w:type="spellStart"/>
       <w:r>
-        <w:t>add_review</w:t>
+        <w:t>add_</w:t>
+      </w:r>
+      <w:proofErr w:type="gramStart"/>
+      <w:r>
+        <w:t>review</w:t>
       </w:r>
       <w:proofErr w:type="spellEnd"/>
       <w:r>
-        <w:t xml:space="preserve">() in queries.py. This function executes an INSERT into the Reviews table. The </w:t>
+        <w:t>(</w:t>
+      </w:r>
+      <w:proofErr w:type="gramEnd"/>
+      <w:r>
+        <w:t xml:space="preserve">) in queries.py. This function executes an INSERT into the Reviews table. The </w:t>
       </w:r>
       <w:proofErr w:type="spellStart"/>
       <w:r>
@@ -27462,7 +29383,6 @@
       </w:pPr>
       <w:bookmarkStart w:id="63" w:name="_Toc226640547"/>
       <w:r>
-        <w:lastRenderedPageBreak/>
         <w:t>14. User Interface and Output Screens</w:t>
       </w:r>
       <w:bookmarkEnd w:id="63"/>
@@ -27586,6 +29506,7 @@
         <w:rPr>
           <w:color w:val="5A7FAF"/>
         </w:rPr>
+        <w:lastRenderedPageBreak/>
         <w:t xml:space="preserve"> </w:t>
       </w:r>
     </w:p>
@@ -27754,7 +29675,6 @@
         <w:jc w:val="left"/>
       </w:pPr>
       <w:r>
-        <w:lastRenderedPageBreak/>
         <w:t xml:space="preserve"> </w:t>
       </w:r>
     </w:p>
@@ -27864,6 +29784,7 @@
       </w:pPr>
       <w:bookmarkStart w:id="68" w:name="_Toc226640552"/>
       <w:r>
+        <w:lastRenderedPageBreak/>
         <w:t xml:space="preserve">14.5 </w:t>
       </w:r>
       <w:r>
@@ -28091,7 +30012,6 @@
         <w:ind w:left="-5" w:right="11"/>
       </w:pPr>
       <w:r>
-        <w:lastRenderedPageBreak/>
         <w:t xml:space="preserve">While the system successfully demonstrates the DBMS concepts it was designed to showcase, there are several limitations that would need to be addressed in a production deployment. </w:t>
       </w:r>
     </w:p>
@@ -28157,6 +30077,7 @@
       </w:pPr>
       <w:bookmarkStart w:id="73" w:name="_Toc226640557"/>
       <w:r>
+        <w:lastRenderedPageBreak/>
         <w:t>15.3 Geospatial Capabilities</w:t>
       </w:r>
       <w:bookmarkEnd w:id="73"/>
@@ -28295,7 +30216,6 @@
         <w:ind w:left="-5" w:right="11"/>
       </w:pPr>
       <w:r>
-        <w:lastRenderedPageBreak/>
         <w:t xml:space="preserve">The Manipal Location and Review Management System was developed as a practical demonstration of Database Management System concepts within a real-world application context. The project set out to prove that a well-designed SQLite database, even for a relatively modest application, can serve as a rich substrate for showcasing a wide range of DBMS features. </w:t>
       </w:r>
     </w:p>
@@ -28314,7 +30234,11 @@
         <w:ind w:left="-5" w:right="11"/>
       </w:pPr>
       <w:r>
-        <w:t xml:space="preserve">The SQL query layer demonstrates the full spectrum of relational query power. Basic CRUD operations form the foundation, but the system goes considerably further with JOIN queries that span multiple tables, GROUP BY and HAVING clauses for aggregation, CTE-based queries for readability and modularity, EXISTS and NOT EXISTS subqueries for semi-joins and anti-joins, correlated subqueries for per-group comparisons, and set operations (UNION, EXCEPT, INTERSECT) for combining query results in semantically meaningful ways. </w:t>
+        <w:t xml:space="preserve">The SQL query layer demonstrates the full spectrum of relational query power. Basic CRUD operations form the foundation, but the system goes considerably further with JOIN queries that span multiple tables, GROUP BY and HAVING clauses for aggregation, CTE-based queries for readability and modularity, EXISTS and NOT EXISTS subqueries for semi-joins </w:t>
+      </w:r>
+      <w:r>
+        <w:lastRenderedPageBreak/>
+        <w:t xml:space="preserve">and anti-joins, correlated subqueries for per-group comparisons, and set operations (UNION, EXCEPT, INTERSECT) for combining query results in semantically meaningful ways. </w:t>
       </w:r>
     </w:p>
     <w:p>
@@ -28342,10 +30266,12 @@
         <w:t xml:space="preserve"> system and image uploads add depth to the user experience without complicating the underlying data </w:t>
       </w:r>
       <w:proofErr w:type="spellStart"/>
+      <w:proofErr w:type="gramStart"/>
       <w:r>
         <w:t>model.In</w:t>
       </w:r>
       <w:proofErr w:type="spellEnd"/>
+      <w:proofErr w:type="gramEnd"/>
       <w:r>
         <w:t xml:space="preserve"> summary, this project demonstrates that even a relatively simple application, when designed thoughtfully, can serve as an effective vehicle for understanding and applying the core principles of database management. The combination of a clean normalized schema, comprehensive constraints and triggers, and a rich query library makes it a solid academic submission that also has genuine practical utility. </w:t>
       </w:r>
@@ -28368,6 +30294,55 @@
       </w:pPr>
       <w:r>
         <w:t xml:space="preserve"> </w:t>
+      </w:r>
+    </w:p>
+    <w:p/>
+    <w:p>
+      <w:pPr>
+        <w:pStyle w:val="Heading1"/>
+      </w:pPr>
+      <w:r>
+        <w:t>17. Recent Implementation Updates (April 2026)</w:t>
+      </w:r>
+    </w:p>
+    <w:p>
+      <w:r>
+        <w:t>This section documents the latest functional and interface improvements added after the original project write-up.</w:t>
+      </w:r>
+    </w:p>
+    <w:p>
+      <w:r>
+        <w:t>- Map-based location creation: Add Location now works by selecting a point directly on the map. Users no longer need to manually enter latitude and longitude for new location insertion.</w:t>
+      </w:r>
+    </w:p>
+    <w:p>
+      <w:r>
+        <w:t>- Live map pin workflow: While adding a new location, clicking on the map drops a visible pin and updates the selected coordinates in real time before submission.</w:t>
+      </w:r>
+    </w:p>
+    <w:p>
+      <w:r>
+        <w:t>- Form validation improvement: The add-location flow now blocks submission until a map point is selected, reducing invalid coordinate entries and improving usability.</w:t>
+      </w:r>
+    </w:p>
+    <w:p>
+      <w:r>
+        <w:t>- Pin lifecycle controls: A clear-pin action is available during location creation, and the pin state resets automatically after a successful insert.</w:t>
+      </w:r>
+    </w:p>
+    <w:p>
+      <w:r>
+        <w:t>- UI modernization updates: The React-driven hero and workspace UI were refined with improved typography, smoother transitions, reduced placeholder clutter, and a production-ready light/dark theme toggle.</w:t>
+      </w:r>
+    </w:p>
+    <w:p>
+      <w:r>
+        <w:t>- No core functional regressions introduced: Existing map markers, selection behavior, category filtering, analytics/log views, and database operations remain operational after these changes.</w:t>
+      </w:r>
+    </w:p>
+    <w:p>
+      <w:r>
+        <w:t>Implementation status: Changes are integrated in the current codebase and verified through successful application boot and syntax validation.</w:t>
       </w:r>
     </w:p>
     <w:sectPr>
